--- a/Dokumentasi/ADVANCE SCHEMATIC.docx
+++ b/Dokumentasi/ADVANCE SCHEMATIC.docx
@@ -293,8 +293,18 @@
           <w:sz w:val="20"/>
           <w:szCs w:val="20"/>
         </w:rPr>
-        <w:t>Alicia Maharani | Teknologi Rekayasa Komputer | SV IPB University</w:t>
-      </w:r>
+        <w:t xml:space="preserve">Alicia Maharani | Teknologi Rekayasa Komputer | SV IPB </w:t>
+      </w:r>
+      <w:proofErr w:type="spellStart"/>
+      <w:r>
+        <w:rPr>
+          <w:rFonts w:ascii="Berlin Sans FB" w:hAnsi="Berlin Sans FB"/>
+          <w:sz w:val="20"/>
+          <w:szCs w:val="20"/>
+        </w:rPr>
+        <w:t>University</w:t>
+      </w:r>
+      <w:proofErr w:type="spellEnd"/>
     </w:p>
     <w:p>
       <w:pPr>
@@ -473,7 +483,25 @@
           <w:sz w:val="28"/>
           <w:szCs w:val="28"/>
         </w:rPr>
-        <w:t xml:space="preserve">Mampu membuat schematic rangkaian </w:t>
+        <w:t xml:space="preserve">Mampu membuat </w:t>
+      </w:r>
+      <w:proofErr w:type="spellStart"/>
+      <w:r>
+        <w:rPr>
+          <w:rFonts w:ascii="Candara" w:hAnsi="Candara"/>
+          <w:sz w:val="28"/>
+          <w:szCs w:val="28"/>
+        </w:rPr>
+        <w:t>schematic</w:t>
+      </w:r>
+      <w:proofErr w:type="spellEnd"/>
+      <w:r>
+        <w:rPr>
+          <w:rFonts w:ascii="Candara" w:hAnsi="Candara"/>
+          <w:sz w:val="28"/>
+          <w:szCs w:val="28"/>
+        </w:rPr>
+        <w:t xml:space="preserve"> rangkaian </w:t>
       </w:r>
       <w:r>
         <w:rPr>
@@ -569,7 +597,25 @@
           <w:sz w:val="28"/>
           <w:szCs w:val="28"/>
         </w:rPr>
-        <w:t>Mampu melakukan pemeriksaan integritas/kelistrikan rangkaian pada KiCad.</w:t>
+        <w:t xml:space="preserve">Mampu melakukan pemeriksaan integritas/kelistrikan rangkaian pada </w:t>
+      </w:r>
+      <w:proofErr w:type="spellStart"/>
+      <w:r>
+        <w:rPr>
+          <w:rFonts w:ascii="Candara" w:hAnsi="Candara"/>
+          <w:sz w:val="28"/>
+          <w:szCs w:val="28"/>
+        </w:rPr>
+        <w:t>KiCad</w:t>
+      </w:r>
+      <w:proofErr w:type="spellEnd"/>
+      <w:r>
+        <w:rPr>
+          <w:rFonts w:ascii="Candara" w:hAnsi="Candara"/>
+          <w:sz w:val="28"/>
+          <w:szCs w:val="28"/>
+        </w:rPr>
+        <w:t>.</w:t>
       </w:r>
     </w:p>
     <w:p>
@@ -593,7 +639,61 @@
           <w:sz w:val="28"/>
           <w:szCs w:val="28"/>
         </w:rPr>
-        <w:t>Mampu membuat custom footprint dan symbol.</w:t>
+        <w:t xml:space="preserve">Mampu membuat </w:t>
+      </w:r>
+      <w:proofErr w:type="spellStart"/>
+      <w:r>
+        <w:rPr>
+          <w:rFonts w:ascii="Candara" w:hAnsi="Candara"/>
+          <w:sz w:val="28"/>
+          <w:szCs w:val="28"/>
+        </w:rPr>
+        <w:t>custom</w:t>
+      </w:r>
+      <w:proofErr w:type="spellEnd"/>
+      <w:r>
+        <w:rPr>
+          <w:rFonts w:ascii="Candara" w:hAnsi="Candara"/>
+          <w:sz w:val="28"/>
+          <w:szCs w:val="28"/>
+        </w:rPr>
+        <w:t xml:space="preserve"> </w:t>
+      </w:r>
+      <w:proofErr w:type="spellStart"/>
+      <w:r>
+        <w:rPr>
+          <w:rFonts w:ascii="Candara" w:hAnsi="Candara"/>
+          <w:sz w:val="28"/>
+          <w:szCs w:val="28"/>
+        </w:rPr>
+        <w:t>footprint</w:t>
+      </w:r>
+      <w:proofErr w:type="spellEnd"/>
+      <w:r>
+        <w:rPr>
+          <w:rFonts w:ascii="Candara" w:hAnsi="Candara"/>
+          <w:sz w:val="28"/>
+          <w:szCs w:val="28"/>
+        </w:rPr>
+        <w:t xml:space="preserve"> dan </w:t>
+      </w:r>
+      <w:proofErr w:type="spellStart"/>
+      <w:r>
+        <w:rPr>
+          <w:rFonts w:ascii="Candara" w:hAnsi="Candara"/>
+          <w:sz w:val="28"/>
+          <w:szCs w:val="28"/>
+        </w:rPr>
+        <w:t>symbol</w:t>
+      </w:r>
+      <w:proofErr w:type="spellEnd"/>
+      <w:r>
+        <w:rPr>
+          <w:rFonts w:ascii="Candara" w:hAnsi="Candara"/>
+          <w:sz w:val="28"/>
+          <w:szCs w:val="28"/>
+        </w:rPr>
+        <w:t>.</w:t>
       </w:r>
     </w:p>
     <w:p>
@@ -854,7 +954,27 @@
           <w:sz w:val="28"/>
           <w:szCs w:val="28"/>
         </w:rPr>
-        <w:t>Bus adalah sekumpulan jalur sinyal yang digabungkan dalam satu representasi pada schematic. Bus digunakan untuk membuat rangkaian yang memiliki banyak koneksi menjadi lebih rapi, terstruktur, dan mudah dibaca.</w:t>
+        <w:t xml:space="preserve">Bus adalah sekumpulan jalur sinyal yang digabungkan dalam satu representasi pada </w:t>
+      </w:r>
+      <w:proofErr w:type="spellStart"/>
+      <w:r>
+        <w:rPr>
+          <w:rFonts w:ascii="Candara" w:eastAsia="Now Heavy" w:hAnsi="Candara" w:cs="Now Heavy"/>
+          <w:color w:val="19274F"/>
+          <w:sz w:val="28"/>
+          <w:szCs w:val="28"/>
+        </w:rPr>
+        <w:t>schematic</w:t>
+      </w:r>
+      <w:proofErr w:type="spellEnd"/>
+      <w:r>
+        <w:rPr>
+          <w:rFonts w:ascii="Candara" w:eastAsia="Now Heavy" w:hAnsi="Candara" w:cs="Now Heavy"/>
+          <w:color w:val="19274F"/>
+          <w:sz w:val="28"/>
+          <w:szCs w:val="28"/>
+        </w:rPr>
+        <w:t>. Bus digunakan untuk membuat rangkaian yang memiliki banyak koneksi menjadi lebih rapi, terstruktur, dan mudah dibaca.</w:t>
       </w:r>
     </w:p>
     <w:p>
@@ -1003,7 +1123,27 @@
           <w:sz w:val="28"/>
           <w:szCs w:val="28"/>
         </w:rPr>
-        <w:t>Bus biasanya digunakan pada rangkaian yang memiliki banyak jalur komunikasi atau koneksi, seperti mikrokontroler, memori, dan komunikasi digital.</w:t>
+        <w:t xml:space="preserve">Bus biasanya digunakan pada rangkaian yang memiliki banyak jalur komunikasi atau koneksi, seperti </w:t>
+      </w:r>
+      <w:proofErr w:type="spellStart"/>
+      <w:r>
+        <w:rPr>
+          <w:rFonts w:ascii="Candara" w:eastAsia="Now Heavy" w:hAnsi="Candara" w:cs="Now Heavy"/>
+          <w:color w:val="19274F"/>
+          <w:sz w:val="28"/>
+          <w:szCs w:val="28"/>
+        </w:rPr>
+        <w:t>mikrokontroler</w:t>
+      </w:r>
+      <w:proofErr w:type="spellEnd"/>
+      <w:r>
+        <w:rPr>
+          <w:rFonts w:ascii="Candara" w:eastAsia="Now Heavy" w:hAnsi="Candara" w:cs="Now Heavy"/>
+          <w:color w:val="19274F"/>
+          <w:sz w:val="28"/>
+          <w:szCs w:val="28"/>
+        </w:rPr>
+        <w:t>, memori, dan komunikasi digital.</w:t>
       </w:r>
     </w:p>
     <w:p>
@@ -1039,7 +1179,47 @@
           <w:szCs w:val="28"/>
         </w:rPr>
         <w:lastRenderedPageBreak/>
-        <w:t>Label pada KiCad digunakan untuk memberikan nama pada suatu jalur (net) dalam schematic. Label membantu menghubungkan atau mengidentifikasi jalur tanpa harus menggambar kabel yang panjang.</w:t>
+        <w:t xml:space="preserve">Label pada </w:t>
+      </w:r>
+      <w:proofErr w:type="spellStart"/>
+      <w:r>
+        <w:rPr>
+          <w:rFonts w:ascii="Candara" w:eastAsia="Now Heavy" w:hAnsi="Candara" w:cs="Now Heavy"/>
+          <w:color w:val="19274F"/>
+          <w:sz w:val="28"/>
+          <w:szCs w:val="28"/>
+        </w:rPr>
+        <w:t>KiCad</w:t>
+      </w:r>
+      <w:proofErr w:type="spellEnd"/>
+      <w:r>
+        <w:rPr>
+          <w:rFonts w:ascii="Candara" w:eastAsia="Now Heavy" w:hAnsi="Candara" w:cs="Now Heavy"/>
+          <w:color w:val="19274F"/>
+          <w:sz w:val="28"/>
+          <w:szCs w:val="28"/>
+        </w:rPr>
+        <w:t xml:space="preserve"> digunakan untuk memberikan nama pada suatu jalur (net) dalam </w:t>
+      </w:r>
+      <w:proofErr w:type="spellStart"/>
+      <w:r>
+        <w:rPr>
+          <w:rFonts w:ascii="Candara" w:eastAsia="Now Heavy" w:hAnsi="Candara" w:cs="Now Heavy"/>
+          <w:color w:val="19274F"/>
+          <w:sz w:val="28"/>
+          <w:szCs w:val="28"/>
+        </w:rPr>
+        <w:t>schematic</w:t>
+      </w:r>
+      <w:proofErr w:type="spellEnd"/>
+      <w:r>
+        <w:rPr>
+          <w:rFonts w:ascii="Candara" w:eastAsia="Now Heavy" w:hAnsi="Candara" w:cs="Now Heavy"/>
+          <w:color w:val="19274F"/>
+          <w:sz w:val="28"/>
+          <w:szCs w:val="28"/>
+        </w:rPr>
+        <w:t>. Label membantu menghubungkan atau mengidentifikasi jalur tanpa harus menggambar kabel yang panjang.</w:t>
       </w:r>
     </w:p>
     <w:p>
@@ -1071,6 +1251,7 @@
           <w:szCs w:val="28"/>
         </w:rPr>
       </w:pPr>
+      <w:proofErr w:type="spellStart"/>
       <w:r>
         <w:rPr>
           <w:rFonts w:ascii="Candara" w:eastAsia="Now Heavy" w:hAnsi="Candara" w:cs="Now Heavy"/>
@@ -1080,16 +1261,48 @@
           <w:sz w:val="28"/>
           <w:szCs w:val="28"/>
         </w:rPr>
-        <w:t>Local Label</w:t>
-      </w:r>
-      <w:r>
-        <w:rPr>
-          <w:rFonts w:ascii="Candara" w:eastAsia="Now Heavy" w:hAnsi="Candara" w:cs="Now Heavy"/>
-          <w:color w:val="19274F"/>
-          <w:sz w:val="28"/>
-          <w:szCs w:val="28"/>
-        </w:rPr>
-        <w:t xml:space="preserve"> digunakan untuk memberi nama suatu net dalam satu lembar schematic.</w:t>
+        <w:t>Local</w:t>
+      </w:r>
+      <w:proofErr w:type="spellEnd"/>
+      <w:r>
+        <w:rPr>
+          <w:rFonts w:ascii="Candara" w:eastAsia="Now Heavy" w:hAnsi="Candara" w:cs="Now Heavy"/>
+          <w:b/>
+          <w:bCs/>
+          <w:color w:val="19274F"/>
+          <w:sz w:val="28"/>
+          <w:szCs w:val="28"/>
+        </w:rPr>
+        <w:t xml:space="preserve"> Label</w:t>
+      </w:r>
+      <w:r>
+        <w:rPr>
+          <w:rFonts w:ascii="Candara" w:eastAsia="Now Heavy" w:hAnsi="Candara" w:cs="Now Heavy"/>
+          <w:color w:val="19274F"/>
+          <w:sz w:val="28"/>
+          <w:szCs w:val="28"/>
+        </w:rPr>
+        <w:t xml:space="preserve"> digunakan untuk memberi nama suatu net dalam satu lembar </w:t>
+      </w:r>
+      <w:proofErr w:type="spellStart"/>
+      <w:r>
+        <w:rPr>
+          <w:rFonts w:ascii="Candara" w:eastAsia="Now Heavy" w:hAnsi="Candara" w:cs="Now Heavy"/>
+          <w:color w:val="19274F"/>
+          <w:sz w:val="28"/>
+          <w:szCs w:val="28"/>
+        </w:rPr>
+        <w:t>schematic</w:t>
+      </w:r>
+      <w:proofErr w:type="spellEnd"/>
+      <w:r>
+        <w:rPr>
+          <w:rFonts w:ascii="Candara" w:eastAsia="Now Heavy" w:hAnsi="Candara" w:cs="Now Heavy"/>
+          <w:color w:val="19274F"/>
+          <w:sz w:val="28"/>
+          <w:szCs w:val="28"/>
+        </w:rPr>
+        <w:t>.</w:t>
       </w:r>
     </w:p>
     <w:p>
@@ -1199,7 +1412,27 @@
           <w:sz w:val="28"/>
           <w:szCs w:val="28"/>
         </w:rPr>
-        <w:t>abel dengan nama yang sama dapat digunakan untuk menghubungkan net yang sama pada schematic yang sama.</w:t>
+        <w:t xml:space="preserve">abel dengan nama yang sama dapat digunakan untuk menghubungkan net yang sama pada </w:t>
+      </w:r>
+      <w:proofErr w:type="spellStart"/>
+      <w:r>
+        <w:rPr>
+          <w:rFonts w:ascii="Candara" w:eastAsia="Now Heavy" w:hAnsi="Candara" w:cs="Now Heavy"/>
+          <w:color w:val="19274F"/>
+          <w:sz w:val="28"/>
+          <w:szCs w:val="28"/>
+        </w:rPr>
+        <w:t>schematic</w:t>
+      </w:r>
+      <w:proofErr w:type="spellEnd"/>
+      <w:r>
+        <w:rPr>
+          <w:rFonts w:ascii="Candara" w:eastAsia="Now Heavy" w:hAnsi="Candara" w:cs="Now Heavy"/>
+          <w:color w:val="19274F"/>
+          <w:sz w:val="28"/>
+          <w:szCs w:val="28"/>
+        </w:rPr>
+        <w:t xml:space="preserve"> yang sama.</w:t>
       </w:r>
     </w:p>
     <w:p>
@@ -1260,8 +1493,21 @@
           <w:sz w:val="28"/>
           <w:szCs w:val="28"/>
         </w:rPr>
-        <w:t>secara lebih luas dalam project</w:t>
-      </w:r>
+        <w:t xml:space="preserve">secara lebih luas dalam </w:t>
+      </w:r>
+      <w:proofErr w:type="spellStart"/>
+      <w:r>
+        <w:rPr>
+          <w:rFonts w:ascii="Candara" w:eastAsia="Now Heavy" w:hAnsi="Candara" w:cs="Now Heavy"/>
+          <w:b/>
+          <w:bCs/>
+          <w:color w:val="19274F"/>
+          <w:sz w:val="28"/>
+          <w:szCs w:val="28"/>
+        </w:rPr>
+        <w:t>project</w:t>
+      </w:r>
+      <w:proofErr w:type="spellEnd"/>
       <w:r>
         <w:rPr>
           <w:rFonts w:ascii="Candara" w:eastAsia="Now Heavy" w:hAnsi="Candara" w:cs="Now Heavy"/>
@@ -1271,6 +1517,7 @@
         </w:rPr>
         <w:t>, termasuk menghubungkan koneksi antar-</w:t>
       </w:r>
+      <w:proofErr w:type="spellStart"/>
       <w:r>
         <w:rPr>
           <w:rFonts w:ascii="Candara" w:eastAsia="Now Heavy" w:hAnsi="Candara" w:cs="Now Heavy"/>
@@ -1282,14 +1529,55 @@
         </w:rPr>
         <w:t>sheet</w:t>
       </w:r>
-      <w:r>
-        <w:rPr>
-          <w:rFonts w:ascii="Candara" w:eastAsia="Now Heavy" w:hAnsi="Candara" w:cs="Now Heavy"/>
-          <w:color w:val="19274F"/>
-          <w:sz w:val="28"/>
-          <w:szCs w:val="28"/>
-        </w:rPr>
-        <w:t xml:space="preserve"> pada hierarchical schematic.</w:t>
+      <w:proofErr w:type="spellEnd"/>
+      <w:r>
+        <w:rPr>
+          <w:rFonts w:ascii="Candara" w:eastAsia="Now Heavy" w:hAnsi="Candara" w:cs="Now Heavy"/>
+          <w:color w:val="19274F"/>
+          <w:sz w:val="28"/>
+          <w:szCs w:val="28"/>
+        </w:rPr>
+        <w:t xml:space="preserve"> pada </w:t>
+      </w:r>
+      <w:proofErr w:type="spellStart"/>
+      <w:r>
+        <w:rPr>
+          <w:rFonts w:ascii="Candara" w:eastAsia="Now Heavy" w:hAnsi="Candara" w:cs="Now Heavy"/>
+          <w:color w:val="19274F"/>
+          <w:sz w:val="28"/>
+          <w:szCs w:val="28"/>
+        </w:rPr>
+        <w:t>hierarchical</w:t>
+      </w:r>
+      <w:proofErr w:type="spellEnd"/>
+      <w:r>
+        <w:rPr>
+          <w:rFonts w:ascii="Candara" w:eastAsia="Now Heavy" w:hAnsi="Candara" w:cs="Now Heavy"/>
+          <w:color w:val="19274F"/>
+          <w:sz w:val="28"/>
+          <w:szCs w:val="28"/>
+        </w:rPr>
+        <w:t xml:space="preserve"> </w:t>
+      </w:r>
+      <w:proofErr w:type="spellStart"/>
+      <w:r>
+        <w:rPr>
+          <w:rFonts w:ascii="Candara" w:eastAsia="Now Heavy" w:hAnsi="Candara" w:cs="Now Heavy"/>
+          <w:color w:val="19274F"/>
+          <w:sz w:val="28"/>
+          <w:szCs w:val="28"/>
+        </w:rPr>
+        <w:t>schematic</w:t>
+      </w:r>
+      <w:proofErr w:type="spellEnd"/>
+      <w:r>
+        <w:rPr>
+          <w:rFonts w:ascii="Candara" w:eastAsia="Now Heavy" w:hAnsi="Candara" w:cs="Now Heavy"/>
+          <w:color w:val="19274F"/>
+          <w:sz w:val="28"/>
+          <w:szCs w:val="28"/>
+        </w:rPr>
+        <w:t>.</w:t>
       </w:r>
     </w:p>
     <w:p>
@@ -1344,6 +1632,7 @@
       <w:r>
         <w:rPr>
           <w:rFonts w:ascii="Candara" w:eastAsia="Now Heavy" w:hAnsi="Candara" w:cs="Now Heavy"/>
+          <w:noProof/>
           <w:color w:val="19274F"/>
           <w:sz w:val="28"/>
           <w:szCs w:val="28"/>
@@ -1406,6 +1695,7 @@
         </w:rPr>
         <w:t xml:space="preserve">Global Label berguna ketika suatu sinyal perlu digunakan pada beberapa bagian atau </w:t>
       </w:r>
+      <w:proofErr w:type="spellStart"/>
       <w:r>
         <w:rPr>
           <w:rFonts w:ascii="Candara" w:eastAsia="Now Heavy" w:hAnsi="Candara" w:cs="Now Heavy"/>
@@ -1417,6 +1707,7 @@
         </w:rPr>
         <w:t>sheet</w:t>
       </w:r>
+      <w:proofErr w:type="spellEnd"/>
       <w:r>
         <w:rPr>
           <w:rFonts w:ascii="Candara" w:eastAsia="Now Heavy" w:hAnsi="Candara" w:cs="Now Heavy"/>
@@ -1456,14 +1747,118 @@
           <w:szCs w:val="28"/>
         </w:rPr>
       </w:pPr>
-      <w:r>
-        <w:rPr>
-          <w:rFonts w:ascii="Candara" w:eastAsia="Now Heavy" w:hAnsi="Candara" w:cs="Now Heavy"/>
-          <w:color w:val="19274F"/>
-          <w:sz w:val="28"/>
-          <w:szCs w:val="28"/>
-        </w:rPr>
-        <w:t>Hierarchical Label digunakan pada desain yang menggunakan hierarchical schematic, yaitu schematic yang dibagi menjadi beberapa sheet atau bagian.</w:t>
+      <w:proofErr w:type="spellStart"/>
+      <w:r>
+        <w:rPr>
+          <w:rFonts w:ascii="Candara" w:eastAsia="Now Heavy" w:hAnsi="Candara" w:cs="Now Heavy"/>
+          <w:b/>
+          <w:bCs/>
+          <w:color w:val="19274F"/>
+          <w:sz w:val="28"/>
+          <w:szCs w:val="28"/>
+        </w:rPr>
+        <w:t>Hierarchical</w:t>
+      </w:r>
+      <w:proofErr w:type="spellEnd"/>
+      <w:r>
+        <w:rPr>
+          <w:rFonts w:ascii="Candara" w:eastAsia="Now Heavy" w:hAnsi="Candara" w:cs="Now Heavy"/>
+          <w:b/>
+          <w:bCs/>
+          <w:color w:val="19274F"/>
+          <w:sz w:val="28"/>
+          <w:szCs w:val="28"/>
+        </w:rPr>
+        <w:t xml:space="preserve"> Label</w:t>
+      </w:r>
+      <w:r>
+        <w:rPr>
+          <w:rFonts w:ascii="Candara" w:eastAsia="Now Heavy" w:hAnsi="Candara" w:cs="Now Heavy"/>
+          <w:color w:val="19274F"/>
+          <w:sz w:val="28"/>
+          <w:szCs w:val="28"/>
+        </w:rPr>
+        <w:t xml:space="preserve"> digunakan pada desain yang menggunakan </w:t>
+      </w:r>
+      <w:proofErr w:type="spellStart"/>
+      <w:r>
+        <w:rPr>
+          <w:rFonts w:ascii="Candara" w:eastAsia="Now Heavy" w:hAnsi="Candara" w:cs="Now Heavy"/>
+          <w:color w:val="19274F"/>
+          <w:sz w:val="28"/>
+          <w:szCs w:val="28"/>
+        </w:rPr>
+        <w:t>hierarchical</w:t>
+      </w:r>
+      <w:proofErr w:type="spellEnd"/>
+      <w:r>
+        <w:rPr>
+          <w:rFonts w:ascii="Candara" w:eastAsia="Now Heavy" w:hAnsi="Candara" w:cs="Now Heavy"/>
+          <w:color w:val="19274F"/>
+          <w:sz w:val="28"/>
+          <w:szCs w:val="28"/>
+        </w:rPr>
+        <w:t xml:space="preserve"> </w:t>
+      </w:r>
+      <w:proofErr w:type="spellStart"/>
+      <w:r>
+        <w:rPr>
+          <w:rFonts w:ascii="Candara" w:eastAsia="Now Heavy" w:hAnsi="Candara" w:cs="Now Heavy"/>
+          <w:color w:val="19274F"/>
+          <w:sz w:val="28"/>
+          <w:szCs w:val="28"/>
+        </w:rPr>
+        <w:t>schematic</w:t>
+      </w:r>
+      <w:proofErr w:type="spellEnd"/>
+      <w:r>
+        <w:rPr>
+          <w:rFonts w:ascii="Candara" w:eastAsia="Now Heavy" w:hAnsi="Candara" w:cs="Now Heavy"/>
+          <w:color w:val="19274F"/>
+          <w:sz w:val="28"/>
+          <w:szCs w:val="28"/>
+        </w:rPr>
+        <w:t xml:space="preserve">, yaitu </w:t>
+      </w:r>
+      <w:proofErr w:type="spellStart"/>
+      <w:r>
+        <w:rPr>
+          <w:rFonts w:ascii="Candara" w:eastAsia="Now Heavy" w:hAnsi="Candara" w:cs="Now Heavy"/>
+          <w:color w:val="19274F"/>
+          <w:sz w:val="28"/>
+          <w:szCs w:val="28"/>
+        </w:rPr>
+        <w:t>schematic</w:t>
+      </w:r>
+      <w:proofErr w:type="spellEnd"/>
+      <w:r>
+        <w:rPr>
+          <w:rFonts w:ascii="Candara" w:eastAsia="Now Heavy" w:hAnsi="Candara" w:cs="Now Heavy"/>
+          <w:color w:val="19274F"/>
+          <w:sz w:val="28"/>
+          <w:szCs w:val="28"/>
+        </w:rPr>
+        <w:t xml:space="preserve"> yang dibagi menjadi beberapa </w:t>
+      </w:r>
+      <w:proofErr w:type="spellStart"/>
+      <w:r>
+        <w:rPr>
+          <w:rFonts w:ascii="Candara" w:eastAsia="Now Heavy" w:hAnsi="Candara" w:cs="Now Heavy"/>
+          <w:color w:val="19274F"/>
+          <w:sz w:val="28"/>
+          <w:szCs w:val="28"/>
+        </w:rPr>
+        <w:t>sheet</w:t>
+      </w:r>
+      <w:proofErr w:type="spellEnd"/>
+      <w:r>
+        <w:rPr>
+          <w:rFonts w:ascii="Candara" w:eastAsia="Now Heavy" w:hAnsi="Candara" w:cs="Now Heavy"/>
+          <w:color w:val="19274F"/>
+          <w:sz w:val="28"/>
+          <w:szCs w:val="28"/>
+        </w:rPr>
+        <w:t xml:space="preserve"> atau bagian.</w:t>
       </w:r>
     </w:p>
     <w:p>
@@ -1513,6 +1908,7 @@
       <w:r>
         <w:rPr>
           <w:rFonts w:ascii="Candara" w:eastAsia="Now Heavy" w:hAnsi="Candara" w:cs="Now Heavy"/>
+          <w:noProof/>
           <w:color w:val="19274F"/>
           <w:sz w:val="28"/>
           <w:szCs w:val="28"/>
@@ -1628,6 +2024,7 @@
           <w:szCs w:val="28"/>
         </w:rPr>
       </w:pPr>
+      <w:proofErr w:type="spellStart"/>
       <w:r>
         <w:rPr>
           <w:rFonts w:ascii="Candara" w:eastAsia="Now Heavy" w:hAnsi="Candara" w:cs="Now Heavy"/>
@@ -1636,7 +2033,97 @@
           <w:szCs w:val="28"/>
         </w:rPr>
         <w:lastRenderedPageBreak/>
-        <w:t>Hierarchical Label digunakan untuk menghubungkan sinyal antara parent sheet dan hierarchical sheet.</w:t>
+        <w:t>Hierarchical</w:t>
+      </w:r>
+      <w:proofErr w:type="spellEnd"/>
+      <w:r>
+        <w:rPr>
+          <w:rFonts w:ascii="Candara" w:eastAsia="Now Heavy" w:hAnsi="Candara" w:cs="Now Heavy"/>
+          <w:color w:val="19274F"/>
+          <w:sz w:val="28"/>
+          <w:szCs w:val="28"/>
+        </w:rPr>
+        <w:t xml:space="preserve"> Label digunakan untuk menghubungkan sinyal antara </w:t>
+      </w:r>
+      <w:proofErr w:type="spellStart"/>
+      <w:r>
+        <w:rPr>
+          <w:rFonts w:ascii="Candara" w:eastAsia="Now Heavy" w:hAnsi="Candara" w:cs="Now Heavy"/>
+          <w:color w:val="19274F"/>
+          <w:sz w:val="28"/>
+          <w:szCs w:val="28"/>
+        </w:rPr>
+        <w:t>parent</w:t>
+      </w:r>
+      <w:proofErr w:type="spellEnd"/>
+      <w:r>
+        <w:rPr>
+          <w:rFonts w:ascii="Candara" w:eastAsia="Now Heavy" w:hAnsi="Candara" w:cs="Now Heavy"/>
+          <w:color w:val="19274F"/>
+          <w:sz w:val="28"/>
+          <w:szCs w:val="28"/>
+        </w:rPr>
+        <w:t xml:space="preserve"> </w:t>
+      </w:r>
+      <w:proofErr w:type="spellStart"/>
+      <w:r>
+        <w:rPr>
+          <w:rFonts w:ascii="Candara" w:eastAsia="Now Heavy" w:hAnsi="Candara" w:cs="Now Heavy"/>
+          <w:color w:val="19274F"/>
+          <w:sz w:val="28"/>
+          <w:szCs w:val="28"/>
+        </w:rPr>
+        <w:t>sheet</w:t>
+      </w:r>
+      <w:proofErr w:type="spellEnd"/>
+      <w:r>
+        <w:rPr>
+          <w:rFonts w:ascii="Candara" w:eastAsia="Now Heavy" w:hAnsi="Candara" w:cs="Now Heavy"/>
+          <w:color w:val="19274F"/>
+          <w:sz w:val="28"/>
+          <w:szCs w:val="28"/>
+        </w:rPr>
+        <w:t xml:space="preserve"> dan </w:t>
+      </w:r>
+      <w:proofErr w:type="spellStart"/>
+      <w:r>
+        <w:rPr>
+          <w:rFonts w:ascii="Candara" w:eastAsia="Now Heavy" w:hAnsi="Candara" w:cs="Now Heavy"/>
+          <w:color w:val="19274F"/>
+          <w:sz w:val="28"/>
+          <w:szCs w:val="28"/>
+        </w:rPr>
+        <w:t>hierarchical</w:t>
+      </w:r>
+      <w:proofErr w:type="spellEnd"/>
+      <w:r>
+        <w:rPr>
+          <w:rFonts w:ascii="Candara" w:eastAsia="Now Heavy" w:hAnsi="Candara" w:cs="Now Heavy"/>
+          <w:color w:val="19274F"/>
+          <w:sz w:val="28"/>
+          <w:szCs w:val="28"/>
+        </w:rPr>
+        <w:t xml:space="preserve"> </w:t>
+      </w:r>
+      <w:proofErr w:type="spellStart"/>
+      <w:r>
+        <w:rPr>
+          <w:rFonts w:ascii="Candara" w:eastAsia="Now Heavy" w:hAnsi="Candara" w:cs="Now Heavy"/>
+          <w:color w:val="19274F"/>
+          <w:sz w:val="28"/>
+          <w:szCs w:val="28"/>
+        </w:rPr>
+        <w:t>sheet</w:t>
+      </w:r>
+      <w:proofErr w:type="spellEnd"/>
+      <w:r>
+        <w:rPr>
+          <w:rFonts w:ascii="Candara" w:eastAsia="Now Heavy" w:hAnsi="Candara" w:cs="Now Heavy"/>
+          <w:color w:val="19274F"/>
+          <w:sz w:val="28"/>
+          <w:szCs w:val="28"/>
+        </w:rPr>
+        <w:t>.</w:t>
       </w:r>
     </w:p>
     <w:p>
@@ -1673,17 +2160,9 @@
           <w:sz w:val="28"/>
           <w:szCs w:val="28"/>
         </w:rPr>
-        <w:t>Bus Entry</w:t>
-      </w:r>
-      <w:r>
-        <w:rPr>
-          <w:rFonts w:ascii="Candara" w:eastAsia="Now Heavy" w:hAnsi="Candara" w:cs="Now Heavy"/>
-          <w:color w:val="19274F"/>
-          <w:sz w:val="28"/>
-          <w:szCs w:val="28"/>
-        </w:rPr>
-        <w:t xml:space="preserve"> merupakan penghubung antara </w:t>
-      </w:r>
+        <w:t xml:space="preserve">Bus </w:t>
+      </w:r>
+      <w:proofErr w:type="spellStart"/>
       <w:r>
         <w:rPr>
           <w:rFonts w:ascii="Candara" w:eastAsia="Now Heavy" w:hAnsi="Candara" w:cs="Now Heavy"/>
@@ -1693,17 +2172,19 @@
           <w:sz w:val="28"/>
           <w:szCs w:val="28"/>
         </w:rPr>
-        <w:t>wire individual</w:t>
-      </w:r>
-      <w:r>
-        <w:rPr>
-          <w:rFonts w:ascii="Candara" w:eastAsia="Now Heavy" w:hAnsi="Candara" w:cs="Now Heavy"/>
-          <w:color w:val="19274F"/>
-          <w:sz w:val="28"/>
-          <w:szCs w:val="28"/>
-        </w:rPr>
-        <w:t xml:space="preserve"> dengan </w:t>
-      </w:r>
+        <w:t>Entry</w:t>
+      </w:r>
+      <w:proofErr w:type="spellEnd"/>
+      <w:r>
+        <w:rPr>
+          <w:rFonts w:ascii="Candara" w:eastAsia="Now Heavy" w:hAnsi="Candara" w:cs="Now Heavy"/>
+          <w:color w:val="19274F"/>
+          <w:sz w:val="28"/>
+          <w:szCs w:val="28"/>
+        </w:rPr>
+        <w:t xml:space="preserve"> merupakan penghubung antara </w:t>
+      </w:r>
+      <w:proofErr w:type="spellStart"/>
       <w:r>
         <w:rPr>
           <w:rFonts w:ascii="Candara" w:eastAsia="Now Heavy" w:hAnsi="Candara" w:cs="Now Heavy"/>
@@ -1713,6 +2194,38 @@
           <w:sz w:val="28"/>
           <w:szCs w:val="28"/>
         </w:rPr>
+        <w:t>wire</w:t>
+      </w:r>
+      <w:proofErr w:type="spellEnd"/>
+      <w:r>
+        <w:rPr>
+          <w:rFonts w:ascii="Candara" w:eastAsia="Now Heavy" w:hAnsi="Candara" w:cs="Now Heavy"/>
+          <w:b/>
+          <w:bCs/>
+          <w:color w:val="19274F"/>
+          <w:sz w:val="28"/>
+          <w:szCs w:val="28"/>
+        </w:rPr>
+        <w:t xml:space="preserve"> individual</w:t>
+      </w:r>
+      <w:r>
+        <w:rPr>
+          <w:rFonts w:ascii="Candara" w:eastAsia="Now Heavy" w:hAnsi="Candara" w:cs="Now Heavy"/>
+          <w:color w:val="19274F"/>
+          <w:sz w:val="28"/>
+          <w:szCs w:val="28"/>
+        </w:rPr>
+        <w:t xml:space="preserve"> dengan </w:t>
+      </w:r>
+      <w:r>
+        <w:rPr>
+          <w:rFonts w:ascii="Candara" w:eastAsia="Now Heavy" w:hAnsi="Candara" w:cs="Now Heavy"/>
+          <w:b/>
+          <w:bCs/>
+          <w:color w:val="19274F"/>
+          <w:sz w:val="28"/>
+          <w:szCs w:val="28"/>
+        </w:rPr>
         <w:t>bus</w:t>
       </w:r>
       <w:r>
@@ -1722,7 +2235,27 @@
           <w:sz w:val="28"/>
           <w:szCs w:val="28"/>
         </w:rPr>
-        <w:t>. Bus Entry biasanya ditampilkan dalam bentuk garis diagonal yang menghubungkan jalur sinyal dengan bus.</w:t>
+        <w:t xml:space="preserve">. Bus </w:t>
+      </w:r>
+      <w:proofErr w:type="spellStart"/>
+      <w:r>
+        <w:rPr>
+          <w:rFonts w:ascii="Candara" w:eastAsia="Now Heavy" w:hAnsi="Candara" w:cs="Now Heavy"/>
+          <w:color w:val="19274F"/>
+          <w:sz w:val="28"/>
+          <w:szCs w:val="28"/>
+        </w:rPr>
+        <w:t>Entry</w:t>
+      </w:r>
+      <w:proofErr w:type="spellEnd"/>
+      <w:r>
+        <w:rPr>
+          <w:rFonts w:ascii="Candara" w:eastAsia="Now Heavy" w:hAnsi="Candara" w:cs="Now Heavy"/>
+          <w:color w:val="19274F"/>
+          <w:sz w:val="28"/>
+          <w:szCs w:val="28"/>
+        </w:rPr>
+        <w:t xml:space="preserve"> biasanya ditampilkan dalam bentuk garis diagonal yang menghubungkan jalur sinyal dengan bus.</w:t>
       </w:r>
     </w:p>
     <w:p>
@@ -1989,8 +2522,21 @@
           <w:sz w:val="28"/>
           <w:szCs w:val="28"/>
         </w:rPr>
-        <w:t>Bus Entry</w:t>
-      </w:r>
+        <w:t xml:space="preserve">Bus </w:t>
+      </w:r>
+      <w:proofErr w:type="spellStart"/>
+      <w:r>
+        <w:rPr>
+          <w:rFonts w:ascii="Candara" w:eastAsia="Now Heavy" w:hAnsi="Candara" w:cs="Now Heavy"/>
+          <w:b/>
+          <w:bCs/>
+          <w:color w:val="19274F"/>
+          <w:sz w:val="28"/>
+          <w:szCs w:val="28"/>
+        </w:rPr>
+        <w:t>Entry</w:t>
+      </w:r>
+      <w:proofErr w:type="spellEnd"/>
       <w:r>
         <w:rPr>
           <w:rFonts w:ascii="Candara" w:eastAsia="Now Heavy" w:hAnsi="Candara" w:cs="Now Heavy"/>
@@ -2016,7 +2562,27 @@
           <w:sz w:val="28"/>
           <w:szCs w:val="28"/>
         </w:rPr>
-        <w:t>= penghubung wire dengan bus</w:t>
+        <w:t xml:space="preserve">= penghubung </w:t>
+      </w:r>
+      <w:proofErr w:type="spellStart"/>
+      <w:r>
+        <w:rPr>
+          <w:rFonts w:ascii="Candara" w:eastAsia="Now Heavy" w:hAnsi="Candara" w:cs="Now Heavy"/>
+          <w:color w:val="19274F"/>
+          <w:sz w:val="28"/>
+          <w:szCs w:val="28"/>
+        </w:rPr>
+        <w:t>wire</w:t>
+      </w:r>
+      <w:proofErr w:type="spellEnd"/>
+      <w:r>
+        <w:rPr>
+          <w:rFonts w:ascii="Candara" w:eastAsia="Now Heavy" w:hAnsi="Candara" w:cs="Now Heavy"/>
+          <w:color w:val="19274F"/>
+          <w:sz w:val="28"/>
+          <w:szCs w:val="28"/>
+        </w:rPr>
+        <w:t xml:space="preserve"> dengan bus</w:t>
       </w:r>
     </w:p>
     <w:p>
@@ -2316,6 +2882,7 @@
           <w:szCs w:val="28"/>
         </w:rPr>
       </w:pPr>
+      <w:proofErr w:type="spellStart"/>
       <w:r>
         <w:rPr>
           <w:rFonts w:ascii="Candara" w:eastAsia="Now Heavy" w:hAnsi="Candara" w:cs="Now Heavy"/>
@@ -2324,7 +2891,17 @@
           <w:szCs w:val="28"/>
         </w:rPr>
         <w:lastRenderedPageBreak/>
-        <w:t>Schematic sudah cukup kompleks.</w:t>
+        <w:t>Schematic</w:t>
+      </w:r>
+      <w:proofErr w:type="spellEnd"/>
+      <w:r>
+        <w:rPr>
+          <w:rFonts w:ascii="Candara" w:eastAsia="Now Heavy" w:hAnsi="Candara" w:cs="Now Heavy"/>
+          <w:color w:val="19274F"/>
+          <w:sz w:val="28"/>
+          <w:szCs w:val="28"/>
+        </w:rPr>
+        <w:t xml:space="preserve"> sudah cukup kompleks.</w:t>
       </w:r>
     </w:p>
     <w:p>
@@ -2574,8 +3151,21 @@
           <w:sz w:val="28"/>
           <w:szCs w:val="28"/>
         </w:rPr>
-        <w:t>Advance Schematic</w:t>
-      </w:r>
+        <w:t xml:space="preserve">Advance </w:t>
+      </w:r>
+      <w:proofErr w:type="spellStart"/>
+      <w:r>
+        <w:rPr>
+          <w:rFonts w:ascii="Candara" w:eastAsia="Now Heavy" w:hAnsi="Candara" w:cs="Now Heavy"/>
+          <w:b/>
+          <w:bCs/>
+          <w:color w:val="19274F"/>
+          <w:sz w:val="28"/>
+          <w:szCs w:val="28"/>
+        </w:rPr>
+        <w:t>Schematic</w:t>
+      </w:r>
+      <w:proofErr w:type="spellEnd"/>
       <w:r>
         <w:rPr>
           <w:rFonts w:ascii="Candara" w:eastAsia="Now Heavy" w:hAnsi="Candara" w:cs="Now Heavy"/>
@@ -2585,6 +3175,7 @@
         </w:rPr>
         <w:t xml:space="preserve">, penulis membuat rancangan </w:t>
       </w:r>
+      <w:proofErr w:type="spellStart"/>
       <w:r>
         <w:rPr>
           <w:rFonts w:ascii="Candara" w:eastAsia="Now Heavy" w:hAnsi="Candara" w:cs="Now Heavy"/>
@@ -2596,6 +3187,7 @@
         </w:rPr>
         <w:t>schematic</w:t>
       </w:r>
+      <w:proofErr w:type="spellEnd"/>
       <w:r>
         <w:rPr>
           <w:rFonts w:ascii="Candara" w:eastAsia="Now Heavy" w:hAnsi="Candara" w:cs="Now Heavy"/>
@@ -2605,6 +3197,7 @@
         </w:rPr>
         <w:t xml:space="preserve"> untuk </w:t>
       </w:r>
+      <w:proofErr w:type="spellStart"/>
       <w:r>
         <w:rPr>
           <w:rFonts w:ascii="Candara" w:eastAsia="Now Heavy" w:hAnsi="Candara" w:cs="Now Heavy"/>
@@ -2614,16 +3207,48 @@
           <w:sz w:val="28"/>
           <w:szCs w:val="28"/>
         </w:rPr>
-        <w:t>controller robot</w:t>
-      </w:r>
-      <w:r>
-        <w:rPr>
-          <w:rFonts w:ascii="Candara" w:eastAsia="Now Heavy" w:hAnsi="Candara" w:cs="Now Heavy"/>
-          <w:color w:val="19274F"/>
-          <w:sz w:val="28"/>
-          <w:szCs w:val="28"/>
-        </w:rPr>
-        <w:t xml:space="preserve"> menggunakan KiCad. </w:t>
+        <w:t>controller</w:t>
+      </w:r>
+      <w:proofErr w:type="spellEnd"/>
+      <w:r>
+        <w:rPr>
+          <w:rFonts w:ascii="Candara" w:eastAsia="Now Heavy" w:hAnsi="Candara" w:cs="Now Heavy"/>
+          <w:b/>
+          <w:bCs/>
+          <w:color w:val="19274F"/>
+          <w:sz w:val="28"/>
+          <w:szCs w:val="28"/>
+        </w:rPr>
+        <w:t xml:space="preserve"> robot</w:t>
+      </w:r>
+      <w:r>
+        <w:rPr>
+          <w:rFonts w:ascii="Candara" w:eastAsia="Now Heavy" w:hAnsi="Candara" w:cs="Now Heavy"/>
+          <w:color w:val="19274F"/>
+          <w:sz w:val="28"/>
+          <w:szCs w:val="28"/>
+        </w:rPr>
+        <w:t xml:space="preserve"> menggunakan </w:t>
+      </w:r>
+      <w:proofErr w:type="spellStart"/>
+      <w:r>
+        <w:rPr>
+          <w:rFonts w:ascii="Candara" w:eastAsia="Now Heavy" w:hAnsi="Candara" w:cs="Now Heavy"/>
+          <w:color w:val="19274F"/>
+          <w:sz w:val="28"/>
+          <w:szCs w:val="28"/>
+        </w:rPr>
+        <w:t>KiCad</w:t>
+      </w:r>
+      <w:proofErr w:type="spellEnd"/>
+      <w:r>
+        <w:rPr>
+          <w:rFonts w:ascii="Candara" w:eastAsia="Now Heavy" w:hAnsi="Candara" w:cs="Now Heavy"/>
+          <w:color w:val="19274F"/>
+          <w:sz w:val="28"/>
+          <w:szCs w:val="28"/>
+        </w:rPr>
+        <w:t xml:space="preserve">. </w:t>
       </w:r>
       <w:r>
         <w:rPr>
@@ -2643,6 +3268,7 @@
         </w:rPr>
         <w:t xml:space="preserve">Rangkaian yang dibuat memiliki tingkat kompleksitas lebih tinggi dibandingkan dengan </w:t>
       </w:r>
+      <w:proofErr w:type="spellStart"/>
       <w:r>
         <w:rPr>
           <w:rFonts w:ascii="Candara" w:eastAsia="Now Heavy" w:hAnsi="Candara" w:cs="Now Heavy"/>
@@ -2654,14 +3280,35 @@
         </w:rPr>
         <w:t>schematic</w:t>
       </w:r>
-      <w:r>
-        <w:rPr>
-          <w:rFonts w:ascii="Candara" w:eastAsia="Now Heavy" w:hAnsi="Candara" w:cs="Now Heavy"/>
-          <w:color w:val="19274F"/>
-          <w:sz w:val="28"/>
-          <w:szCs w:val="28"/>
-        </w:rPr>
-        <w:t xml:space="preserve"> sederhana karena melibatkan beberapa komponen dan koneksi antarbagian rangkaian.</w:t>
+      <w:proofErr w:type="spellEnd"/>
+      <w:r>
+        <w:rPr>
+          <w:rFonts w:ascii="Candara" w:eastAsia="Now Heavy" w:hAnsi="Candara" w:cs="Now Heavy"/>
+          <w:color w:val="19274F"/>
+          <w:sz w:val="28"/>
+          <w:szCs w:val="28"/>
+        </w:rPr>
+        <w:t xml:space="preserve"> sederhana karena melibatkan beberapa komponen dan koneksi </w:t>
+      </w:r>
+      <w:proofErr w:type="spellStart"/>
+      <w:r>
+        <w:rPr>
+          <w:rFonts w:ascii="Candara" w:eastAsia="Now Heavy" w:hAnsi="Candara" w:cs="Now Heavy"/>
+          <w:color w:val="19274F"/>
+          <w:sz w:val="28"/>
+          <w:szCs w:val="28"/>
+        </w:rPr>
+        <w:t>antarbagian</w:t>
+      </w:r>
+      <w:proofErr w:type="spellEnd"/>
+      <w:r>
+        <w:rPr>
+          <w:rFonts w:ascii="Candara" w:eastAsia="Now Heavy" w:hAnsi="Candara" w:cs="Now Heavy"/>
+          <w:color w:val="19274F"/>
+          <w:sz w:val="28"/>
+          <w:szCs w:val="28"/>
+        </w:rPr>
+        <w:t xml:space="preserve"> rangkaian.</w:t>
       </w:r>
       <w:r>
         <w:rPr>
@@ -2681,6 +3328,7 @@
         </w:rPr>
         <w:t xml:space="preserve">Dalam proses perancangan, penulis menerapkan penggunaan </w:t>
       </w:r>
+      <w:proofErr w:type="spellStart"/>
       <w:r>
         <w:rPr>
           <w:rFonts w:ascii="Candara" w:eastAsia="Now Heavy" w:hAnsi="Candara" w:cs="Now Heavy"/>
@@ -2690,7 +3338,67 @@
           <w:sz w:val="28"/>
           <w:szCs w:val="28"/>
         </w:rPr>
-        <w:t>symbol, reference, value, label, bus, dan konektor</w:t>
+        <w:t>symbol</w:t>
+      </w:r>
+      <w:proofErr w:type="spellEnd"/>
+      <w:r>
+        <w:rPr>
+          <w:rFonts w:ascii="Candara" w:eastAsia="Now Heavy" w:hAnsi="Candara" w:cs="Now Heavy"/>
+          <w:b/>
+          <w:bCs/>
+          <w:color w:val="19274F"/>
+          <w:sz w:val="28"/>
+          <w:szCs w:val="28"/>
+        </w:rPr>
+        <w:t xml:space="preserve">, </w:t>
+      </w:r>
+      <w:proofErr w:type="spellStart"/>
+      <w:r>
+        <w:rPr>
+          <w:rFonts w:ascii="Candara" w:eastAsia="Now Heavy" w:hAnsi="Candara" w:cs="Now Heavy"/>
+          <w:b/>
+          <w:bCs/>
+          <w:color w:val="19274F"/>
+          <w:sz w:val="28"/>
+          <w:szCs w:val="28"/>
+        </w:rPr>
+        <w:t>reference</w:t>
+      </w:r>
+      <w:proofErr w:type="spellEnd"/>
+      <w:r>
+        <w:rPr>
+          <w:rFonts w:ascii="Candara" w:eastAsia="Now Heavy" w:hAnsi="Candara" w:cs="Now Heavy"/>
+          <w:b/>
+          <w:bCs/>
+          <w:color w:val="19274F"/>
+          <w:sz w:val="28"/>
+          <w:szCs w:val="28"/>
+        </w:rPr>
+        <w:t xml:space="preserve">, </w:t>
+      </w:r>
+      <w:proofErr w:type="spellStart"/>
+      <w:r>
+        <w:rPr>
+          <w:rFonts w:ascii="Candara" w:eastAsia="Now Heavy" w:hAnsi="Candara" w:cs="Now Heavy"/>
+          <w:b/>
+          <w:bCs/>
+          <w:color w:val="19274F"/>
+          <w:sz w:val="28"/>
+          <w:szCs w:val="28"/>
+        </w:rPr>
+        <w:t>value</w:t>
+      </w:r>
+      <w:proofErr w:type="spellEnd"/>
+      <w:r>
+        <w:rPr>
+          <w:rFonts w:ascii="Candara" w:eastAsia="Now Heavy" w:hAnsi="Candara" w:cs="Now Heavy"/>
+          <w:b/>
+          <w:bCs/>
+          <w:color w:val="19274F"/>
+          <w:sz w:val="28"/>
+          <w:szCs w:val="28"/>
+        </w:rPr>
+        <w:t>, label, bus, dan konektor</w:t>
       </w:r>
       <w:r>
         <w:rPr>
@@ -3087,7 +3795,47 @@
           <w:sz w:val="28"/>
           <w:szCs w:val="28"/>
         </w:rPr>
-        <w:t xml:space="preserve">etelah memulai kicad nantinya akan muncul tampilan seperti pada gambar diatas, kemudian </w:t>
+        <w:t xml:space="preserve">etelah memulai </w:t>
+      </w:r>
+      <w:proofErr w:type="spellStart"/>
+      <w:r>
+        <w:rPr>
+          <w:rFonts w:ascii="Candara" w:eastAsia="Now Heavy" w:hAnsi="Candara" w:cs="Now Heavy"/>
+          <w:color w:val="19274F"/>
+          <w:sz w:val="28"/>
+          <w:szCs w:val="28"/>
+        </w:rPr>
+        <w:t>kicad</w:t>
+      </w:r>
+      <w:proofErr w:type="spellEnd"/>
+      <w:r>
+        <w:rPr>
+          <w:rFonts w:ascii="Candara" w:eastAsia="Now Heavy" w:hAnsi="Candara" w:cs="Now Heavy"/>
+          <w:color w:val="19274F"/>
+          <w:sz w:val="28"/>
+          <w:szCs w:val="28"/>
+        </w:rPr>
+        <w:t xml:space="preserve"> nantinya akan muncul tampilan seperti pada gambar </w:t>
+      </w:r>
+      <w:proofErr w:type="spellStart"/>
+      <w:r>
+        <w:rPr>
+          <w:rFonts w:ascii="Candara" w:eastAsia="Now Heavy" w:hAnsi="Candara" w:cs="Now Heavy"/>
+          <w:color w:val="19274F"/>
+          <w:sz w:val="28"/>
+          <w:szCs w:val="28"/>
+        </w:rPr>
+        <w:t>diatas</w:t>
+      </w:r>
+      <w:proofErr w:type="spellEnd"/>
+      <w:r>
+        <w:rPr>
+          <w:rFonts w:ascii="Candara" w:eastAsia="Now Heavy" w:hAnsi="Candara" w:cs="Now Heavy"/>
+          <w:color w:val="19274F"/>
+          <w:sz w:val="28"/>
+          <w:szCs w:val="28"/>
+        </w:rPr>
+        <w:t xml:space="preserve">, kemudian </w:t>
       </w:r>
       <w:r>
         <w:rPr>
@@ -3107,8 +3855,69 @@
           <w:sz w:val="28"/>
           <w:szCs w:val="28"/>
         </w:rPr>
-        <w:t xml:space="preserve"> untuk memulai membuat proyek advance schematic ini atau bisa juga dengan menggunakan shortcut </w:t>
-      </w:r>
+        <w:t xml:space="preserve"> untuk memulai membuat proyek </w:t>
+      </w:r>
+      <w:proofErr w:type="spellStart"/>
+      <w:r>
+        <w:rPr>
+          <w:rFonts w:ascii="Candara" w:eastAsia="Now Heavy" w:hAnsi="Candara" w:cs="Now Heavy"/>
+          <w:color w:val="19274F"/>
+          <w:sz w:val="28"/>
+          <w:szCs w:val="28"/>
+        </w:rPr>
+        <w:t>advance</w:t>
+      </w:r>
+      <w:proofErr w:type="spellEnd"/>
+      <w:r>
+        <w:rPr>
+          <w:rFonts w:ascii="Candara" w:eastAsia="Now Heavy" w:hAnsi="Candara" w:cs="Now Heavy"/>
+          <w:color w:val="19274F"/>
+          <w:sz w:val="28"/>
+          <w:szCs w:val="28"/>
+        </w:rPr>
+        <w:t xml:space="preserve"> </w:t>
+      </w:r>
+      <w:proofErr w:type="spellStart"/>
+      <w:r>
+        <w:rPr>
+          <w:rFonts w:ascii="Candara" w:eastAsia="Now Heavy" w:hAnsi="Candara" w:cs="Now Heavy"/>
+          <w:color w:val="19274F"/>
+          <w:sz w:val="28"/>
+          <w:szCs w:val="28"/>
+        </w:rPr>
+        <w:t>schematic</w:t>
+      </w:r>
+      <w:proofErr w:type="spellEnd"/>
+      <w:r>
+        <w:rPr>
+          <w:rFonts w:ascii="Candara" w:eastAsia="Now Heavy" w:hAnsi="Candara" w:cs="Now Heavy"/>
+          <w:color w:val="19274F"/>
+          <w:sz w:val="28"/>
+          <w:szCs w:val="28"/>
+        </w:rPr>
+        <w:t xml:space="preserve"> ini atau bisa juga dengan menggunakan </w:t>
+      </w:r>
+      <w:proofErr w:type="spellStart"/>
+      <w:r>
+        <w:rPr>
+          <w:rFonts w:ascii="Candara" w:eastAsia="Now Heavy" w:hAnsi="Candara" w:cs="Now Heavy"/>
+          <w:color w:val="19274F"/>
+          <w:sz w:val="28"/>
+          <w:szCs w:val="28"/>
+        </w:rPr>
+        <w:t>shortcut</w:t>
+      </w:r>
+      <w:proofErr w:type="spellEnd"/>
+      <w:r>
+        <w:rPr>
+          <w:rFonts w:ascii="Candara" w:eastAsia="Now Heavy" w:hAnsi="Candara" w:cs="Now Heavy"/>
+          <w:color w:val="19274F"/>
+          <w:sz w:val="28"/>
+          <w:szCs w:val="28"/>
+        </w:rPr>
+        <w:t xml:space="preserve"> </w:t>
+      </w:r>
+      <w:proofErr w:type="spellStart"/>
       <w:r>
         <w:rPr>
           <w:rFonts w:ascii="Candara" w:eastAsia="Now Heavy" w:hAnsi="Candara" w:cs="Now Heavy"/>
@@ -3118,17 +3927,9 @@
           <w:sz w:val="28"/>
           <w:szCs w:val="28"/>
         </w:rPr>
-        <w:t xml:space="preserve">Ctrl+N, </w:t>
-      </w:r>
-      <w:r>
-        <w:rPr>
-          <w:rFonts w:ascii="Candara" w:eastAsia="Now Heavy" w:hAnsi="Candara" w:cs="Now Heavy"/>
-          <w:color w:val="19274F"/>
-          <w:sz w:val="28"/>
-          <w:szCs w:val="28"/>
-        </w:rPr>
-        <w:t xml:space="preserve">kemudian nantinya akan muncul pop-up terkait pemilihan tempat proyek, setelah penulis memilih secara default yakni </w:t>
-      </w:r>
+        <w:t>Ctrl+N</w:t>
+      </w:r>
+      <w:proofErr w:type="spellEnd"/>
       <w:r>
         <w:rPr>
           <w:rFonts w:ascii="Candara" w:eastAsia="Now Heavy" w:hAnsi="Candara" w:cs="Now Heavy"/>
@@ -3138,17 +3939,58 @@
           <w:sz w:val="28"/>
           <w:szCs w:val="28"/>
         </w:rPr>
-        <w:t>kicad --&gt; oke</w:t>
-      </w:r>
-      <w:r>
-        <w:rPr>
-          <w:rFonts w:ascii="Candara" w:eastAsia="Now Heavy" w:hAnsi="Candara" w:cs="Now Heavy"/>
-          <w:color w:val="19274F"/>
-          <w:sz w:val="28"/>
-          <w:szCs w:val="28"/>
-        </w:rPr>
-        <w:t xml:space="preserve">, kemudian terdapat pop-up direktori proyek baru setelah itu penulis bisa memilih penyimpanan direktori dan nama file kemudian simpan, kemudian apabila pembuatan proyek baru berhasil akan muncul tampilan pada gambar 4 dan pilih </w:t>
-      </w:r>
+        <w:t xml:space="preserve">, </w:t>
+      </w:r>
+      <w:r>
+        <w:rPr>
+          <w:rFonts w:ascii="Candara" w:eastAsia="Now Heavy" w:hAnsi="Candara" w:cs="Now Heavy"/>
+          <w:color w:val="19274F"/>
+          <w:sz w:val="28"/>
+          <w:szCs w:val="28"/>
+        </w:rPr>
+        <w:t>kemudian nantinya akan muncul pop-</w:t>
+      </w:r>
+      <w:proofErr w:type="spellStart"/>
+      <w:r>
+        <w:rPr>
+          <w:rFonts w:ascii="Candara" w:eastAsia="Now Heavy" w:hAnsi="Candara" w:cs="Now Heavy"/>
+          <w:color w:val="19274F"/>
+          <w:sz w:val="28"/>
+          <w:szCs w:val="28"/>
+        </w:rPr>
+        <w:t>up</w:t>
+      </w:r>
+      <w:proofErr w:type="spellEnd"/>
+      <w:r>
+        <w:rPr>
+          <w:rFonts w:ascii="Candara" w:eastAsia="Now Heavy" w:hAnsi="Candara" w:cs="Now Heavy"/>
+          <w:color w:val="19274F"/>
+          <w:sz w:val="28"/>
+          <w:szCs w:val="28"/>
+        </w:rPr>
+        <w:t xml:space="preserve"> terkait pemilihan tempat proyek, setelah penulis memilih secara </w:t>
+      </w:r>
+      <w:proofErr w:type="spellStart"/>
+      <w:r>
+        <w:rPr>
+          <w:rFonts w:ascii="Candara" w:eastAsia="Now Heavy" w:hAnsi="Candara" w:cs="Now Heavy"/>
+          <w:color w:val="19274F"/>
+          <w:sz w:val="28"/>
+          <w:szCs w:val="28"/>
+        </w:rPr>
+        <w:t>default</w:t>
+      </w:r>
+      <w:proofErr w:type="spellEnd"/>
+      <w:r>
+        <w:rPr>
+          <w:rFonts w:ascii="Candara" w:eastAsia="Now Heavy" w:hAnsi="Candara" w:cs="Now Heavy"/>
+          <w:color w:val="19274F"/>
+          <w:sz w:val="28"/>
+          <w:szCs w:val="28"/>
+        </w:rPr>
+        <w:t xml:space="preserve"> yakni </w:t>
+      </w:r>
+      <w:proofErr w:type="spellStart"/>
       <w:r>
         <w:rPr>
           <w:rFonts w:ascii="Candara" w:eastAsia="Now Heavy" w:hAnsi="Candara" w:cs="Now Heavy"/>
@@ -3158,8 +4000,133 @@
           <w:sz w:val="28"/>
           <w:szCs w:val="28"/>
         </w:rPr>
-        <w:t>Penyunting skematik</w:t>
-      </w:r>
+        <w:t>kicad</w:t>
+      </w:r>
+      <w:proofErr w:type="spellEnd"/>
+      <w:r>
+        <w:rPr>
+          <w:rFonts w:ascii="Candara" w:eastAsia="Now Heavy" w:hAnsi="Candara" w:cs="Now Heavy"/>
+          <w:b/>
+          <w:bCs/>
+          <w:color w:val="19274F"/>
+          <w:sz w:val="28"/>
+          <w:szCs w:val="28"/>
+        </w:rPr>
+        <w:t xml:space="preserve"> --&gt; oke</w:t>
+      </w:r>
+      <w:r>
+        <w:rPr>
+          <w:rFonts w:ascii="Candara" w:eastAsia="Now Heavy" w:hAnsi="Candara" w:cs="Now Heavy"/>
+          <w:color w:val="19274F"/>
+          <w:sz w:val="28"/>
+          <w:szCs w:val="28"/>
+        </w:rPr>
+        <w:t>, kemudian terdapat pop-</w:t>
+      </w:r>
+      <w:proofErr w:type="spellStart"/>
+      <w:r>
+        <w:rPr>
+          <w:rFonts w:ascii="Candara" w:eastAsia="Now Heavy" w:hAnsi="Candara" w:cs="Now Heavy"/>
+          <w:color w:val="19274F"/>
+          <w:sz w:val="28"/>
+          <w:szCs w:val="28"/>
+        </w:rPr>
+        <w:t>up</w:t>
+      </w:r>
+      <w:proofErr w:type="spellEnd"/>
+      <w:r>
+        <w:rPr>
+          <w:rFonts w:ascii="Candara" w:eastAsia="Now Heavy" w:hAnsi="Candara" w:cs="Now Heavy"/>
+          <w:color w:val="19274F"/>
+          <w:sz w:val="28"/>
+          <w:szCs w:val="28"/>
+        </w:rPr>
+        <w:t xml:space="preserve"> </w:t>
+      </w:r>
+      <w:proofErr w:type="spellStart"/>
+      <w:r>
+        <w:rPr>
+          <w:rFonts w:ascii="Candara" w:eastAsia="Now Heavy" w:hAnsi="Candara" w:cs="Now Heavy"/>
+          <w:color w:val="19274F"/>
+          <w:sz w:val="28"/>
+          <w:szCs w:val="28"/>
+        </w:rPr>
+        <w:t>direktori</w:t>
+      </w:r>
+      <w:proofErr w:type="spellEnd"/>
+      <w:r>
+        <w:rPr>
+          <w:rFonts w:ascii="Candara" w:eastAsia="Now Heavy" w:hAnsi="Candara" w:cs="Now Heavy"/>
+          <w:color w:val="19274F"/>
+          <w:sz w:val="28"/>
+          <w:szCs w:val="28"/>
+        </w:rPr>
+        <w:t xml:space="preserve"> proyek baru setelah itu penulis bisa memilih penyimpanan </w:t>
+      </w:r>
+      <w:proofErr w:type="spellStart"/>
+      <w:r>
+        <w:rPr>
+          <w:rFonts w:ascii="Candara" w:eastAsia="Now Heavy" w:hAnsi="Candara" w:cs="Now Heavy"/>
+          <w:color w:val="19274F"/>
+          <w:sz w:val="28"/>
+          <w:szCs w:val="28"/>
+        </w:rPr>
+        <w:t>direktori</w:t>
+      </w:r>
+      <w:proofErr w:type="spellEnd"/>
+      <w:r>
+        <w:rPr>
+          <w:rFonts w:ascii="Candara" w:eastAsia="Now Heavy" w:hAnsi="Candara" w:cs="Now Heavy"/>
+          <w:color w:val="19274F"/>
+          <w:sz w:val="28"/>
+          <w:szCs w:val="28"/>
+        </w:rPr>
+        <w:t xml:space="preserve"> dan nama </w:t>
+      </w:r>
+      <w:proofErr w:type="spellStart"/>
+      <w:r>
+        <w:rPr>
+          <w:rFonts w:ascii="Candara" w:eastAsia="Now Heavy" w:hAnsi="Candara" w:cs="Now Heavy"/>
+          <w:color w:val="19274F"/>
+          <w:sz w:val="28"/>
+          <w:szCs w:val="28"/>
+        </w:rPr>
+        <w:t>file</w:t>
+      </w:r>
+      <w:proofErr w:type="spellEnd"/>
+      <w:r>
+        <w:rPr>
+          <w:rFonts w:ascii="Candara" w:eastAsia="Now Heavy" w:hAnsi="Candara" w:cs="Now Heavy"/>
+          <w:color w:val="19274F"/>
+          <w:sz w:val="28"/>
+          <w:szCs w:val="28"/>
+        </w:rPr>
+        <w:t xml:space="preserve"> kemudian simpan, kemudian apabila pembuatan proyek baru berhasil akan muncul tampilan pada gambar 4 dan pilih </w:t>
+      </w:r>
+      <w:r>
+        <w:rPr>
+          <w:rFonts w:ascii="Candara" w:eastAsia="Now Heavy" w:hAnsi="Candara" w:cs="Now Heavy"/>
+          <w:b/>
+          <w:bCs/>
+          <w:color w:val="19274F"/>
+          <w:sz w:val="28"/>
+          <w:szCs w:val="28"/>
+        </w:rPr>
+        <w:t xml:space="preserve">Penyunting </w:t>
+      </w:r>
+      <w:proofErr w:type="spellStart"/>
+      <w:r>
+        <w:rPr>
+          <w:rFonts w:ascii="Candara" w:eastAsia="Now Heavy" w:hAnsi="Candara" w:cs="Now Heavy"/>
+          <w:b/>
+          <w:bCs/>
+          <w:color w:val="19274F"/>
+          <w:sz w:val="28"/>
+          <w:szCs w:val="28"/>
+        </w:rPr>
+        <w:t>skematik</w:t>
+      </w:r>
+      <w:proofErr w:type="spellEnd"/>
       <w:r>
         <w:rPr>
           <w:rFonts w:ascii="Candara" w:eastAsia="Now Heavy" w:hAnsi="Candara" w:cs="Now Heavy"/>
@@ -3340,6 +4307,7 @@
         </w:rPr>
         <w:t xml:space="preserve">atau bisa dengan menggunakan </w:t>
       </w:r>
+      <w:proofErr w:type="spellStart"/>
       <w:r>
         <w:rPr>
           <w:rFonts w:ascii="Candara" w:eastAsia="Now Heavy" w:hAnsi="Candara" w:cs="Now Heavy"/>
@@ -3349,17 +4317,9 @@
           <w:sz w:val="28"/>
           <w:szCs w:val="28"/>
         </w:rPr>
-        <w:t xml:space="preserve">shortcut (A) </w:t>
-      </w:r>
-      <w:r>
-        <w:rPr>
-          <w:rFonts w:ascii="Candara" w:eastAsia="Now Heavy" w:hAnsi="Candara" w:cs="Now Heavy"/>
-          <w:color w:val="19274F"/>
-          <w:sz w:val="28"/>
-          <w:szCs w:val="28"/>
-        </w:rPr>
-        <w:t xml:space="preserve">untuk menambahkan simbol dari masing-masing komponen yang digunakan kemudian nantinya akan muncul tampilan pada </w:t>
-      </w:r>
+        <w:t>shortcut</w:t>
+      </w:r>
+      <w:proofErr w:type="spellEnd"/>
       <w:r>
         <w:rPr>
           <w:rFonts w:ascii="Candara" w:eastAsia="Now Heavy" w:hAnsi="Candara" w:cs="Now Heavy"/>
@@ -3369,16 +4329,16 @@
           <w:sz w:val="28"/>
           <w:szCs w:val="28"/>
         </w:rPr>
-        <w:t>gambar 6</w:t>
-      </w:r>
-      <w:r>
-        <w:rPr>
-          <w:rFonts w:ascii="Candara" w:eastAsia="Now Heavy" w:hAnsi="Candara" w:cs="Now Heavy"/>
-          <w:color w:val="19274F"/>
-          <w:sz w:val="28"/>
-          <w:szCs w:val="28"/>
-        </w:rPr>
-        <w:t xml:space="preserve">, user dapat mencari komponen pada </w:t>
+        <w:t xml:space="preserve"> (A) </w:t>
+      </w:r>
+      <w:r>
+        <w:rPr>
+          <w:rFonts w:ascii="Candara" w:eastAsia="Now Heavy" w:hAnsi="Candara" w:cs="Now Heavy"/>
+          <w:color w:val="19274F"/>
+          <w:sz w:val="28"/>
+          <w:szCs w:val="28"/>
+        </w:rPr>
+        <w:t xml:space="preserve">untuk menambahkan simbol dari masing-masing komponen yang digunakan kemudian nantinya akan muncul tampilan pada </w:t>
       </w:r>
       <w:r>
         <w:rPr>
@@ -3389,6 +4349,46 @@
           <w:sz w:val="28"/>
           <w:szCs w:val="28"/>
         </w:rPr>
+        <w:t>gambar 6</w:t>
+      </w:r>
+      <w:r>
+        <w:rPr>
+          <w:rFonts w:ascii="Candara" w:eastAsia="Now Heavy" w:hAnsi="Candara" w:cs="Now Heavy"/>
+          <w:color w:val="19274F"/>
+          <w:sz w:val="28"/>
+          <w:szCs w:val="28"/>
+        </w:rPr>
+        <w:t xml:space="preserve">, </w:t>
+      </w:r>
+      <w:proofErr w:type="spellStart"/>
+      <w:r>
+        <w:rPr>
+          <w:rFonts w:ascii="Candara" w:eastAsia="Now Heavy" w:hAnsi="Candara" w:cs="Now Heavy"/>
+          <w:color w:val="19274F"/>
+          <w:sz w:val="28"/>
+          <w:szCs w:val="28"/>
+        </w:rPr>
+        <w:t>user</w:t>
+      </w:r>
+      <w:proofErr w:type="spellEnd"/>
+      <w:r>
+        <w:rPr>
+          <w:rFonts w:ascii="Candara" w:eastAsia="Now Heavy" w:hAnsi="Candara" w:cs="Now Heavy"/>
+          <w:color w:val="19274F"/>
+          <w:sz w:val="28"/>
+          <w:szCs w:val="28"/>
+        </w:rPr>
+        <w:t xml:space="preserve"> dapat mencari komponen pada </w:t>
+      </w:r>
+      <w:r>
+        <w:rPr>
+          <w:rFonts w:ascii="Candara" w:eastAsia="Now Heavy" w:hAnsi="Candara" w:cs="Now Heavy"/>
+          <w:b/>
+          <w:bCs/>
+          <w:color w:val="19274F"/>
+          <w:sz w:val="28"/>
+          <w:szCs w:val="28"/>
+        </w:rPr>
         <w:t>kotak pencarian</w:t>
       </w:r>
       <w:r>
@@ -3398,7 +4398,67 @@
           <w:sz w:val="28"/>
           <w:szCs w:val="28"/>
         </w:rPr>
-        <w:t xml:space="preserve"> serta dapat melihat simbol dari komponen yang dipilih, serta user juga dapat melihat dari komponen yang dipilih terdapat footprintnya, kemudian user dapat menempatkan komponen dengan </w:t>
+        <w:t xml:space="preserve"> serta dapat melihat simbol dari komponen yang dipilih, serta </w:t>
+      </w:r>
+      <w:proofErr w:type="spellStart"/>
+      <w:r>
+        <w:rPr>
+          <w:rFonts w:ascii="Candara" w:eastAsia="Now Heavy" w:hAnsi="Candara" w:cs="Now Heavy"/>
+          <w:color w:val="19274F"/>
+          <w:sz w:val="28"/>
+          <w:szCs w:val="28"/>
+        </w:rPr>
+        <w:t>user</w:t>
+      </w:r>
+      <w:proofErr w:type="spellEnd"/>
+      <w:r>
+        <w:rPr>
+          <w:rFonts w:ascii="Candara" w:eastAsia="Now Heavy" w:hAnsi="Candara" w:cs="Now Heavy"/>
+          <w:color w:val="19274F"/>
+          <w:sz w:val="28"/>
+          <w:szCs w:val="28"/>
+        </w:rPr>
+        <w:t xml:space="preserve"> juga dapat melihat dari komponen yang dipilih terdapat </w:t>
+      </w:r>
+      <w:proofErr w:type="spellStart"/>
+      <w:r>
+        <w:rPr>
+          <w:rFonts w:ascii="Candara" w:eastAsia="Now Heavy" w:hAnsi="Candara" w:cs="Now Heavy"/>
+          <w:color w:val="19274F"/>
+          <w:sz w:val="28"/>
+          <w:szCs w:val="28"/>
+        </w:rPr>
+        <w:t>footprintnya</w:t>
+      </w:r>
+      <w:proofErr w:type="spellEnd"/>
+      <w:r>
+        <w:rPr>
+          <w:rFonts w:ascii="Candara" w:eastAsia="Now Heavy" w:hAnsi="Candara" w:cs="Now Heavy"/>
+          <w:color w:val="19274F"/>
+          <w:sz w:val="28"/>
+          <w:szCs w:val="28"/>
+        </w:rPr>
+        <w:t xml:space="preserve">, kemudian </w:t>
+      </w:r>
+      <w:proofErr w:type="spellStart"/>
+      <w:r>
+        <w:rPr>
+          <w:rFonts w:ascii="Candara" w:eastAsia="Now Heavy" w:hAnsi="Candara" w:cs="Now Heavy"/>
+          <w:color w:val="19274F"/>
+          <w:sz w:val="28"/>
+          <w:szCs w:val="28"/>
+        </w:rPr>
+        <w:t>user</w:t>
+      </w:r>
+      <w:proofErr w:type="spellEnd"/>
+      <w:r>
+        <w:rPr>
+          <w:rFonts w:ascii="Candara" w:eastAsia="Now Heavy" w:hAnsi="Candara" w:cs="Now Heavy"/>
+          <w:color w:val="19274F"/>
+          <w:sz w:val="28"/>
+          <w:szCs w:val="28"/>
+        </w:rPr>
+        <w:t xml:space="preserve"> dapat menempatkan komponen dengan </w:t>
       </w:r>
       <w:r>
         <w:rPr>
@@ -3506,8 +4566,69 @@
           <w:sz w:val="28"/>
           <w:szCs w:val="28"/>
         </w:rPr>
-        <w:t xml:space="preserve">etelah menempatkan simbol komponen yang di perlukan pada sheet advance  schematic, Penulis melakukan beberapa perubahan pada posisi dari komponen yakni dengan melakukan rotasi dengan menggunakan </w:t>
-      </w:r>
+        <w:t xml:space="preserve">etelah menempatkan simbol komponen yang di perlukan pada </w:t>
+      </w:r>
+      <w:proofErr w:type="spellStart"/>
+      <w:r>
+        <w:rPr>
+          <w:rFonts w:ascii="Candara" w:eastAsia="Now Heavy" w:hAnsi="Candara" w:cs="Now Heavy"/>
+          <w:color w:val="19274F"/>
+          <w:sz w:val="28"/>
+          <w:szCs w:val="28"/>
+        </w:rPr>
+        <w:t>sheet</w:t>
+      </w:r>
+      <w:proofErr w:type="spellEnd"/>
+      <w:r>
+        <w:rPr>
+          <w:rFonts w:ascii="Candara" w:eastAsia="Now Heavy" w:hAnsi="Candara" w:cs="Now Heavy"/>
+          <w:color w:val="19274F"/>
+          <w:sz w:val="28"/>
+          <w:szCs w:val="28"/>
+        </w:rPr>
+        <w:t xml:space="preserve"> </w:t>
+      </w:r>
+      <w:proofErr w:type="spellStart"/>
+      <w:r>
+        <w:rPr>
+          <w:rFonts w:ascii="Candara" w:eastAsia="Now Heavy" w:hAnsi="Candara" w:cs="Now Heavy"/>
+          <w:color w:val="19274F"/>
+          <w:sz w:val="28"/>
+          <w:szCs w:val="28"/>
+        </w:rPr>
+        <w:t>advance</w:t>
+      </w:r>
+      <w:proofErr w:type="spellEnd"/>
+      <w:r>
+        <w:rPr>
+          <w:rFonts w:ascii="Candara" w:eastAsia="Now Heavy" w:hAnsi="Candara" w:cs="Now Heavy"/>
+          <w:color w:val="19274F"/>
+          <w:sz w:val="28"/>
+          <w:szCs w:val="28"/>
+        </w:rPr>
+        <w:t xml:space="preserve">  </w:t>
+      </w:r>
+      <w:proofErr w:type="spellStart"/>
+      <w:r>
+        <w:rPr>
+          <w:rFonts w:ascii="Candara" w:eastAsia="Now Heavy" w:hAnsi="Candara" w:cs="Now Heavy"/>
+          <w:color w:val="19274F"/>
+          <w:sz w:val="28"/>
+          <w:szCs w:val="28"/>
+        </w:rPr>
+        <w:t>schematic</w:t>
+      </w:r>
+      <w:proofErr w:type="spellEnd"/>
+      <w:r>
+        <w:rPr>
+          <w:rFonts w:ascii="Candara" w:eastAsia="Now Heavy" w:hAnsi="Candara" w:cs="Now Heavy"/>
+          <w:color w:val="19274F"/>
+          <w:sz w:val="28"/>
+          <w:szCs w:val="28"/>
+        </w:rPr>
+        <w:t xml:space="preserve">, Penulis melakukan beberapa perubahan pada posisi dari komponen yakni dengan melakukan rotasi dengan menggunakan </w:t>
+      </w:r>
+      <w:proofErr w:type="spellStart"/>
       <w:r>
         <w:rPr>
           <w:rFonts w:ascii="Candara" w:eastAsia="Now Heavy" w:hAnsi="Candara" w:cs="Now Heavy"/>
@@ -3517,17 +4638,9 @@
           <w:sz w:val="28"/>
           <w:szCs w:val="28"/>
         </w:rPr>
-        <w:t xml:space="preserve">shortcut (R) </w:t>
-      </w:r>
-      <w:r>
-        <w:rPr>
-          <w:rFonts w:ascii="Candara" w:eastAsia="Now Heavy" w:hAnsi="Candara" w:cs="Now Heavy"/>
-          <w:color w:val="19274F"/>
-          <w:sz w:val="28"/>
-          <w:szCs w:val="28"/>
-        </w:rPr>
-        <w:t xml:space="preserve">atau dapat juga dengan </w:t>
-      </w:r>
+        <w:t>shortcut</w:t>
+      </w:r>
+      <w:proofErr w:type="spellEnd"/>
       <w:r>
         <w:rPr>
           <w:rFonts w:ascii="Candara" w:eastAsia="Now Heavy" w:hAnsi="Candara" w:cs="Now Heavy"/>
@@ -3537,7 +4650,40 @@
           <w:sz w:val="28"/>
           <w:szCs w:val="28"/>
         </w:rPr>
-        <w:t xml:space="preserve">mengklik tombol rotasi berlawanan jarum jam </w:t>
+        <w:t xml:space="preserve"> (R) </w:t>
+      </w:r>
+      <w:r>
+        <w:rPr>
+          <w:rFonts w:ascii="Candara" w:eastAsia="Now Heavy" w:hAnsi="Candara" w:cs="Now Heavy"/>
+          <w:color w:val="19274F"/>
+          <w:sz w:val="28"/>
+          <w:szCs w:val="28"/>
+        </w:rPr>
+        <w:t xml:space="preserve">atau dapat juga dengan </w:t>
+      </w:r>
+      <w:proofErr w:type="spellStart"/>
+      <w:r>
+        <w:rPr>
+          <w:rFonts w:ascii="Candara" w:eastAsia="Now Heavy" w:hAnsi="Candara" w:cs="Now Heavy"/>
+          <w:b/>
+          <w:bCs/>
+          <w:color w:val="19274F"/>
+          <w:sz w:val="28"/>
+          <w:szCs w:val="28"/>
+        </w:rPr>
+        <w:t>mengklik</w:t>
+      </w:r>
+      <w:proofErr w:type="spellEnd"/>
+      <w:r>
+        <w:rPr>
+          <w:rFonts w:ascii="Candara" w:eastAsia="Now Heavy" w:hAnsi="Candara" w:cs="Now Heavy"/>
+          <w:b/>
+          <w:bCs/>
+          <w:color w:val="19274F"/>
+          <w:sz w:val="28"/>
+          <w:szCs w:val="28"/>
+        </w:rPr>
+        <w:t xml:space="preserve"> tombol rotasi berlawanan jarum jam </w:t>
       </w:r>
       <w:r>
         <w:rPr>
@@ -3689,6 +4835,7 @@
         </w:rPr>
         <w:t xml:space="preserve">emudian untuk mengatur nilai dari kapasitor dan resistor dapat dilihat pada gambar 8 dengan </w:t>
       </w:r>
+      <w:proofErr w:type="spellStart"/>
       <w:r>
         <w:rPr>
           <w:rFonts w:ascii="Candara" w:eastAsia="Now Heavy" w:hAnsi="Candara" w:cs="Now Heavy"/>
@@ -3698,17 +4845,9 @@
           <w:sz w:val="28"/>
           <w:szCs w:val="28"/>
         </w:rPr>
-        <w:t>mengklik komponen yang dipilih ---&gt; klik kanan --&gt; properti</w:t>
-      </w:r>
-      <w:r>
-        <w:rPr>
-          <w:rFonts w:ascii="Candara" w:eastAsia="Now Heavy" w:hAnsi="Candara" w:cs="Now Heavy"/>
-          <w:color w:val="19274F"/>
-          <w:sz w:val="28"/>
-          <w:szCs w:val="28"/>
-        </w:rPr>
-        <w:t xml:space="preserve">, atau bisa juga dengan </w:t>
-      </w:r>
+        <w:t>mengklik</w:t>
+      </w:r>
+      <w:proofErr w:type="spellEnd"/>
       <w:r>
         <w:rPr>
           <w:rFonts w:ascii="Candara" w:eastAsia="Now Heavy" w:hAnsi="Candara" w:cs="Now Heavy"/>
@@ -3718,16 +4857,16 @@
           <w:sz w:val="28"/>
           <w:szCs w:val="28"/>
         </w:rPr>
-        <w:t xml:space="preserve">klik komponen kemudian gunakan shortcut (E), </w:t>
-      </w:r>
-      <w:r>
-        <w:rPr>
-          <w:rFonts w:ascii="Candara" w:eastAsia="Now Heavy" w:hAnsi="Candara" w:cs="Now Heavy"/>
-          <w:color w:val="19274F"/>
-          <w:sz w:val="28"/>
-          <w:szCs w:val="28"/>
-        </w:rPr>
-        <w:t xml:space="preserve">nantinya akan muncul tampilan seperti pada </w:t>
+        <w:t xml:space="preserve"> komponen yang dipilih ---&gt; klik kanan --&gt; properti</w:t>
+      </w:r>
+      <w:r>
+        <w:rPr>
+          <w:rFonts w:ascii="Candara" w:eastAsia="Now Heavy" w:hAnsi="Candara" w:cs="Now Heavy"/>
+          <w:color w:val="19274F"/>
+          <w:sz w:val="28"/>
+          <w:szCs w:val="28"/>
+        </w:rPr>
+        <w:t xml:space="preserve">, atau bisa juga dengan </w:t>
       </w:r>
       <w:r>
         <w:rPr>
@@ -3738,6 +4877,50 @@
           <w:sz w:val="28"/>
           <w:szCs w:val="28"/>
         </w:rPr>
+        <w:t xml:space="preserve">klik komponen kemudian gunakan </w:t>
+      </w:r>
+      <w:proofErr w:type="spellStart"/>
+      <w:r>
+        <w:rPr>
+          <w:rFonts w:ascii="Candara" w:eastAsia="Now Heavy" w:hAnsi="Candara" w:cs="Now Heavy"/>
+          <w:b/>
+          <w:bCs/>
+          <w:color w:val="19274F"/>
+          <w:sz w:val="28"/>
+          <w:szCs w:val="28"/>
+        </w:rPr>
+        <w:t>shortcut</w:t>
+      </w:r>
+      <w:proofErr w:type="spellEnd"/>
+      <w:r>
+        <w:rPr>
+          <w:rFonts w:ascii="Candara" w:eastAsia="Now Heavy" w:hAnsi="Candara" w:cs="Now Heavy"/>
+          <w:b/>
+          <w:bCs/>
+          <w:color w:val="19274F"/>
+          <w:sz w:val="28"/>
+          <w:szCs w:val="28"/>
+        </w:rPr>
+        <w:t xml:space="preserve"> (E), </w:t>
+      </w:r>
+      <w:r>
+        <w:rPr>
+          <w:rFonts w:ascii="Candara" w:eastAsia="Now Heavy" w:hAnsi="Candara" w:cs="Now Heavy"/>
+          <w:color w:val="19274F"/>
+          <w:sz w:val="28"/>
+          <w:szCs w:val="28"/>
+        </w:rPr>
+        <w:t xml:space="preserve">nantinya akan muncul tampilan seperti pada </w:t>
+      </w:r>
+      <w:r>
+        <w:rPr>
+          <w:rFonts w:ascii="Candara" w:eastAsia="Now Heavy" w:hAnsi="Candara" w:cs="Now Heavy"/>
+          <w:b/>
+          <w:bCs/>
+          <w:color w:val="19274F"/>
+          <w:sz w:val="28"/>
+          <w:szCs w:val="28"/>
+        </w:rPr>
         <w:t>gambar 9</w:t>
       </w:r>
       <w:r>
@@ -3747,7 +4930,27 @@
           <w:sz w:val="28"/>
           <w:szCs w:val="28"/>
         </w:rPr>
-        <w:t xml:space="preserve"> yang dimana referensi dan nilai dari komponen dapat diubah yakni, referensi dapat diubah sesuai dengan nama dari komponen dan nilai dapat diubah sesuai dengan kebutuhan nilai dari masing-masing </w:t>
+        <w:t xml:space="preserve"> yang </w:t>
+      </w:r>
+      <w:proofErr w:type="spellStart"/>
+      <w:r>
+        <w:rPr>
+          <w:rFonts w:ascii="Candara" w:eastAsia="Now Heavy" w:hAnsi="Candara" w:cs="Now Heavy"/>
+          <w:color w:val="19274F"/>
+          <w:sz w:val="28"/>
+          <w:szCs w:val="28"/>
+        </w:rPr>
+        <w:t>dimana</w:t>
+      </w:r>
+      <w:proofErr w:type="spellEnd"/>
+      <w:r>
+        <w:rPr>
+          <w:rFonts w:ascii="Candara" w:eastAsia="Now Heavy" w:hAnsi="Candara" w:cs="Now Heavy"/>
+          <w:color w:val="19274F"/>
+          <w:sz w:val="28"/>
+          <w:szCs w:val="28"/>
+        </w:rPr>
+        <w:t xml:space="preserve"> referensi dan nilai dari komponen dapat diubah yakni, referensi dapat diubah sesuai dengan nama dari komponen dan nilai dapat diubah sesuai dengan kebutuhan nilai dari masing-masing </w:t>
       </w:r>
     </w:p>
     <w:p>
@@ -4038,7 +5241,127 @@
           <w:sz w:val="28"/>
           <w:szCs w:val="28"/>
         </w:rPr>
-        <w:t xml:space="preserve">etelah itu untuk mengimport komponen yang tidak terdapat pada library kicad, user dapat menambahkannya dengan mengimport eksternal seperti menggunakan snapeda dengan mengakses </w:t>
+        <w:t xml:space="preserve">etelah itu untuk </w:t>
+      </w:r>
+      <w:proofErr w:type="spellStart"/>
+      <w:r>
+        <w:rPr>
+          <w:rFonts w:ascii="Candara" w:eastAsia="Now Heavy" w:hAnsi="Candara" w:cs="Now Heavy"/>
+          <w:color w:val="19274F"/>
+          <w:sz w:val="28"/>
+          <w:szCs w:val="28"/>
+        </w:rPr>
+        <w:t>mengimport</w:t>
+      </w:r>
+      <w:proofErr w:type="spellEnd"/>
+      <w:r>
+        <w:rPr>
+          <w:rFonts w:ascii="Candara" w:eastAsia="Now Heavy" w:hAnsi="Candara" w:cs="Now Heavy"/>
+          <w:color w:val="19274F"/>
+          <w:sz w:val="28"/>
+          <w:szCs w:val="28"/>
+        </w:rPr>
+        <w:t xml:space="preserve"> komponen yang tidak terdapat pada </w:t>
+      </w:r>
+      <w:proofErr w:type="spellStart"/>
+      <w:r>
+        <w:rPr>
+          <w:rFonts w:ascii="Candara" w:eastAsia="Now Heavy" w:hAnsi="Candara" w:cs="Now Heavy"/>
+          <w:color w:val="19274F"/>
+          <w:sz w:val="28"/>
+          <w:szCs w:val="28"/>
+        </w:rPr>
+        <w:t>library</w:t>
+      </w:r>
+      <w:proofErr w:type="spellEnd"/>
+      <w:r>
+        <w:rPr>
+          <w:rFonts w:ascii="Candara" w:eastAsia="Now Heavy" w:hAnsi="Candara" w:cs="Now Heavy"/>
+          <w:color w:val="19274F"/>
+          <w:sz w:val="28"/>
+          <w:szCs w:val="28"/>
+        </w:rPr>
+        <w:t xml:space="preserve"> </w:t>
+      </w:r>
+      <w:proofErr w:type="spellStart"/>
+      <w:r>
+        <w:rPr>
+          <w:rFonts w:ascii="Candara" w:eastAsia="Now Heavy" w:hAnsi="Candara" w:cs="Now Heavy"/>
+          <w:color w:val="19274F"/>
+          <w:sz w:val="28"/>
+          <w:szCs w:val="28"/>
+        </w:rPr>
+        <w:t>kicad</w:t>
+      </w:r>
+      <w:proofErr w:type="spellEnd"/>
+      <w:r>
+        <w:rPr>
+          <w:rFonts w:ascii="Candara" w:eastAsia="Now Heavy" w:hAnsi="Candara" w:cs="Now Heavy"/>
+          <w:color w:val="19274F"/>
+          <w:sz w:val="28"/>
+          <w:szCs w:val="28"/>
+        </w:rPr>
+        <w:t xml:space="preserve">, </w:t>
+      </w:r>
+      <w:proofErr w:type="spellStart"/>
+      <w:r>
+        <w:rPr>
+          <w:rFonts w:ascii="Candara" w:eastAsia="Now Heavy" w:hAnsi="Candara" w:cs="Now Heavy"/>
+          <w:color w:val="19274F"/>
+          <w:sz w:val="28"/>
+          <w:szCs w:val="28"/>
+        </w:rPr>
+        <w:t>user</w:t>
+      </w:r>
+      <w:proofErr w:type="spellEnd"/>
+      <w:r>
+        <w:rPr>
+          <w:rFonts w:ascii="Candara" w:eastAsia="Now Heavy" w:hAnsi="Candara" w:cs="Now Heavy"/>
+          <w:color w:val="19274F"/>
+          <w:sz w:val="28"/>
+          <w:szCs w:val="28"/>
+        </w:rPr>
+        <w:t xml:space="preserve"> dapat menambahkannya dengan </w:t>
+      </w:r>
+      <w:proofErr w:type="spellStart"/>
+      <w:r>
+        <w:rPr>
+          <w:rFonts w:ascii="Candara" w:eastAsia="Now Heavy" w:hAnsi="Candara" w:cs="Now Heavy"/>
+          <w:color w:val="19274F"/>
+          <w:sz w:val="28"/>
+          <w:szCs w:val="28"/>
+        </w:rPr>
+        <w:t>mengimport</w:t>
+      </w:r>
+      <w:proofErr w:type="spellEnd"/>
+      <w:r>
+        <w:rPr>
+          <w:rFonts w:ascii="Candara" w:eastAsia="Now Heavy" w:hAnsi="Candara" w:cs="Now Heavy"/>
+          <w:color w:val="19274F"/>
+          <w:sz w:val="28"/>
+          <w:szCs w:val="28"/>
+        </w:rPr>
+        <w:t xml:space="preserve"> eksternal seperti menggunakan </w:t>
+      </w:r>
+      <w:proofErr w:type="spellStart"/>
+      <w:r>
+        <w:rPr>
+          <w:rFonts w:ascii="Candara" w:eastAsia="Now Heavy" w:hAnsi="Candara" w:cs="Now Heavy"/>
+          <w:color w:val="19274F"/>
+          <w:sz w:val="28"/>
+          <w:szCs w:val="28"/>
+        </w:rPr>
+        <w:t>snapeda</w:t>
+      </w:r>
+      <w:proofErr w:type="spellEnd"/>
+      <w:r>
+        <w:rPr>
+          <w:rFonts w:ascii="Candara" w:eastAsia="Now Heavy" w:hAnsi="Candara" w:cs="Now Heavy"/>
+          <w:color w:val="19274F"/>
+          <w:sz w:val="28"/>
+          <w:szCs w:val="28"/>
+        </w:rPr>
+        <w:t xml:space="preserve"> dengan mengakses </w:t>
       </w:r>
       <w:hyperlink r:id="rId21" w:history="1">
         <w:r>
@@ -4271,7 +5594,67 @@
           <w:sz w:val="28"/>
           <w:szCs w:val="28"/>
         </w:rPr>
-        <w:t xml:space="preserve"> dapat dilihat terkait informasi dari komponen yang digunakan, kemudian klik download symbol dan footprint. Pada </w:t>
+        <w:t xml:space="preserve"> dapat dilihat terkait informasi dari komponen yang digunakan, kemudian klik </w:t>
+      </w:r>
+      <w:proofErr w:type="spellStart"/>
+      <w:r>
+        <w:rPr>
+          <w:rFonts w:ascii="Candara" w:eastAsia="Now Heavy" w:hAnsi="Candara" w:cs="Now Heavy"/>
+          <w:color w:val="19274F"/>
+          <w:sz w:val="28"/>
+          <w:szCs w:val="28"/>
+        </w:rPr>
+        <w:t>download</w:t>
+      </w:r>
+      <w:proofErr w:type="spellEnd"/>
+      <w:r>
+        <w:rPr>
+          <w:rFonts w:ascii="Candara" w:eastAsia="Now Heavy" w:hAnsi="Candara" w:cs="Now Heavy"/>
+          <w:color w:val="19274F"/>
+          <w:sz w:val="28"/>
+          <w:szCs w:val="28"/>
+        </w:rPr>
+        <w:t xml:space="preserve"> </w:t>
+      </w:r>
+      <w:proofErr w:type="spellStart"/>
+      <w:r>
+        <w:rPr>
+          <w:rFonts w:ascii="Candara" w:eastAsia="Now Heavy" w:hAnsi="Candara" w:cs="Now Heavy"/>
+          <w:color w:val="19274F"/>
+          <w:sz w:val="28"/>
+          <w:szCs w:val="28"/>
+        </w:rPr>
+        <w:t>symbol</w:t>
+      </w:r>
+      <w:proofErr w:type="spellEnd"/>
+      <w:r>
+        <w:rPr>
+          <w:rFonts w:ascii="Candara" w:eastAsia="Now Heavy" w:hAnsi="Candara" w:cs="Now Heavy"/>
+          <w:color w:val="19274F"/>
+          <w:sz w:val="28"/>
+          <w:szCs w:val="28"/>
+        </w:rPr>
+        <w:t xml:space="preserve"> dan </w:t>
+      </w:r>
+      <w:proofErr w:type="spellStart"/>
+      <w:r>
+        <w:rPr>
+          <w:rFonts w:ascii="Candara" w:eastAsia="Now Heavy" w:hAnsi="Candara" w:cs="Now Heavy"/>
+          <w:color w:val="19274F"/>
+          <w:sz w:val="28"/>
+          <w:szCs w:val="28"/>
+        </w:rPr>
+        <w:t>footprint</w:t>
+      </w:r>
+      <w:proofErr w:type="spellEnd"/>
+      <w:r>
+        <w:rPr>
+          <w:rFonts w:ascii="Candara" w:eastAsia="Now Heavy" w:hAnsi="Candara" w:cs="Now Heavy"/>
+          <w:color w:val="19274F"/>
+          <w:sz w:val="28"/>
+          <w:szCs w:val="28"/>
+        </w:rPr>
+        <w:t xml:space="preserve">. Pada </w:t>
       </w:r>
       <w:r>
         <w:rPr>
@@ -4291,7 +5674,87 @@
           <w:sz w:val="28"/>
           <w:szCs w:val="28"/>
         </w:rPr>
-        <w:t xml:space="preserve"> klik kanan file yang sudah di download kemudian extraxt all seperti yang ditunjukkan di panah</w:t>
+        <w:t xml:space="preserve"> klik kanan </w:t>
+      </w:r>
+      <w:proofErr w:type="spellStart"/>
+      <w:r>
+        <w:rPr>
+          <w:rFonts w:ascii="Candara" w:eastAsia="Now Heavy" w:hAnsi="Candara" w:cs="Now Heavy"/>
+          <w:color w:val="19274F"/>
+          <w:sz w:val="28"/>
+          <w:szCs w:val="28"/>
+        </w:rPr>
+        <w:t>file</w:t>
+      </w:r>
+      <w:proofErr w:type="spellEnd"/>
+      <w:r>
+        <w:rPr>
+          <w:rFonts w:ascii="Candara" w:eastAsia="Now Heavy" w:hAnsi="Candara" w:cs="Now Heavy"/>
+          <w:color w:val="19274F"/>
+          <w:sz w:val="28"/>
+          <w:szCs w:val="28"/>
+        </w:rPr>
+        <w:t xml:space="preserve"> yang sudah di </w:t>
+      </w:r>
+      <w:proofErr w:type="spellStart"/>
+      <w:r>
+        <w:rPr>
+          <w:rFonts w:ascii="Candara" w:eastAsia="Now Heavy" w:hAnsi="Candara" w:cs="Now Heavy"/>
+          <w:color w:val="19274F"/>
+          <w:sz w:val="28"/>
+          <w:szCs w:val="28"/>
+        </w:rPr>
+        <w:t>download</w:t>
+      </w:r>
+      <w:proofErr w:type="spellEnd"/>
+      <w:r>
+        <w:rPr>
+          <w:rFonts w:ascii="Candara" w:eastAsia="Now Heavy" w:hAnsi="Candara" w:cs="Now Heavy"/>
+          <w:color w:val="19274F"/>
+          <w:sz w:val="28"/>
+          <w:szCs w:val="28"/>
+        </w:rPr>
+        <w:t xml:space="preserve"> kemudian </w:t>
+      </w:r>
+      <w:proofErr w:type="spellStart"/>
+      <w:r>
+        <w:rPr>
+          <w:rFonts w:ascii="Candara" w:eastAsia="Now Heavy" w:hAnsi="Candara" w:cs="Now Heavy"/>
+          <w:color w:val="19274F"/>
+          <w:sz w:val="28"/>
+          <w:szCs w:val="28"/>
+        </w:rPr>
+        <w:t>extraxt</w:t>
+      </w:r>
+      <w:proofErr w:type="spellEnd"/>
+      <w:r>
+        <w:rPr>
+          <w:rFonts w:ascii="Candara" w:eastAsia="Now Heavy" w:hAnsi="Candara" w:cs="Now Heavy"/>
+          <w:color w:val="19274F"/>
+          <w:sz w:val="28"/>
+          <w:szCs w:val="28"/>
+        </w:rPr>
+        <w:t xml:space="preserve"> </w:t>
+      </w:r>
+      <w:proofErr w:type="spellStart"/>
+      <w:r>
+        <w:rPr>
+          <w:rFonts w:ascii="Candara" w:eastAsia="Now Heavy" w:hAnsi="Candara" w:cs="Now Heavy"/>
+          <w:color w:val="19274F"/>
+          <w:sz w:val="28"/>
+          <w:szCs w:val="28"/>
+        </w:rPr>
+        <w:t>all</w:t>
+      </w:r>
+      <w:proofErr w:type="spellEnd"/>
+      <w:r>
+        <w:rPr>
+          <w:rFonts w:ascii="Candara" w:eastAsia="Now Heavy" w:hAnsi="Candara" w:cs="Now Heavy"/>
+          <w:color w:val="19274F"/>
+          <w:sz w:val="28"/>
+          <w:szCs w:val="28"/>
+        </w:rPr>
+        <w:t xml:space="preserve"> seperti yang ditunjukkan di panah</w:t>
       </w:r>
       <w:r>
         <w:rPr>
@@ -4379,7 +5842,47 @@
           <w:sz w:val="28"/>
           <w:szCs w:val="28"/>
         </w:rPr>
-        <w:t xml:space="preserve">Setelah mengekstrak file, kemudian kembali kepada halaman tampilan awal seperti pada gambar 14, kemudian klik preferensi pilih kelola pustaka footprint. </w:t>
+        <w:t xml:space="preserve">Setelah mengekstrak </w:t>
+      </w:r>
+      <w:proofErr w:type="spellStart"/>
+      <w:r>
+        <w:rPr>
+          <w:rFonts w:ascii="Candara" w:eastAsia="Now Heavy" w:hAnsi="Candara" w:cs="Now Heavy"/>
+          <w:color w:val="19274F"/>
+          <w:sz w:val="28"/>
+          <w:szCs w:val="28"/>
+        </w:rPr>
+        <w:t>file</w:t>
+      </w:r>
+      <w:proofErr w:type="spellEnd"/>
+      <w:r>
+        <w:rPr>
+          <w:rFonts w:ascii="Candara" w:eastAsia="Now Heavy" w:hAnsi="Candara" w:cs="Now Heavy"/>
+          <w:color w:val="19274F"/>
+          <w:sz w:val="28"/>
+          <w:szCs w:val="28"/>
+        </w:rPr>
+        <w:t xml:space="preserve">, kemudian kembali kepada halaman tampilan awal seperti pada gambar 14, kemudian klik preferensi pilih kelola pustaka </w:t>
+      </w:r>
+      <w:proofErr w:type="spellStart"/>
+      <w:r>
+        <w:rPr>
+          <w:rFonts w:ascii="Candara" w:eastAsia="Now Heavy" w:hAnsi="Candara" w:cs="Now Heavy"/>
+          <w:color w:val="19274F"/>
+          <w:sz w:val="28"/>
+          <w:szCs w:val="28"/>
+        </w:rPr>
+        <w:t>footprint</w:t>
+      </w:r>
+      <w:proofErr w:type="spellEnd"/>
+      <w:r>
+        <w:rPr>
+          <w:rFonts w:ascii="Candara" w:eastAsia="Now Heavy" w:hAnsi="Candara" w:cs="Now Heavy"/>
+          <w:color w:val="19274F"/>
+          <w:sz w:val="28"/>
+          <w:szCs w:val="28"/>
+        </w:rPr>
+        <w:t xml:space="preserve">. </w:t>
       </w:r>
     </w:p>
     <w:p>
@@ -4454,7 +5957,167 @@
           <w:sz w:val="28"/>
           <w:szCs w:val="28"/>
         </w:rPr>
-        <w:t xml:space="preserve">Kemudian nantinya akan muncul pop up pustaka footprint seperti pada kotak hijau, kemudian klik ikon yang ditunjukkan panah, kemudian akan muncul popup file explorer, kemudian pilih direktori file yang sudah diekstrak dan klik pilih folder, kemudian apabila pop up sudah tertutup klik ok.  </w:t>
+        <w:t xml:space="preserve">Kemudian nantinya akan muncul pop </w:t>
+      </w:r>
+      <w:proofErr w:type="spellStart"/>
+      <w:r>
+        <w:rPr>
+          <w:rFonts w:ascii="Candara" w:eastAsia="Now Heavy" w:hAnsi="Candara" w:cs="Now Heavy"/>
+          <w:color w:val="19274F"/>
+          <w:sz w:val="28"/>
+          <w:szCs w:val="28"/>
+        </w:rPr>
+        <w:t>up</w:t>
+      </w:r>
+      <w:proofErr w:type="spellEnd"/>
+      <w:r>
+        <w:rPr>
+          <w:rFonts w:ascii="Candara" w:eastAsia="Now Heavy" w:hAnsi="Candara" w:cs="Now Heavy"/>
+          <w:color w:val="19274F"/>
+          <w:sz w:val="28"/>
+          <w:szCs w:val="28"/>
+        </w:rPr>
+        <w:t xml:space="preserve"> pustaka </w:t>
+      </w:r>
+      <w:proofErr w:type="spellStart"/>
+      <w:r>
+        <w:rPr>
+          <w:rFonts w:ascii="Candara" w:eastAsia="Now Heavy" w:hAnsi="Candara" w:cs="Now Heavy"/>
+          <w:color w:val="19274F"/>
+          <w:sz w:val="28"/>
+          <w:szCs w:val="28"/>
+        </w:rPr>
+        <w:t>footprint</w:t>
+      </w:r>
+      <w:proofErr w:type="spellEnd"/>
+      <w:r>
+        <w:rPr>
+          <w:rFonts w:ascii="Candara" w:eastAsia="Now Heavy" w:hAnsi="Candara" w:cs="Now Heavy"/>
+          <w:color w:val="19274F"/>
+          <w:sz w:val="28"/>
+          <w:szCs w:val="28"/>
+        </w:rPr>
+        <w:t xml:space="preserve"> seperti pada kotak hijau, kemudian klik ikon yang ditunjukkan panah, kemudian akan muncul </w:t>
+      </w:r>
+      <w:proofErr w:type="spellStart"/>
+      <w:r>
+        <w:rPr>
+          <w:rFonts w:ascii="Candara" w:eastAsia="Now Heavy" w:hAnsi="Candara" w:cs="Now Heavy"/>
+          <w:color w:val="19274F"/>
+          <w:sz w:val="28"/>
+          <w:szCs w:val="28"/>
+        </w:rPr>
+        <w:t>popup</w:t>
+      </w:r>
+      <w:proofErr w:type="spellEnd"/>
+      <w:r>
+        <w:rPr>
+          <w:rFonts w:ascii="Candara" w:eastAsia="Now Heavy" w:hAnsi="Candara" w:cs="Now Heavy"/>
+          <w:color w:val="19274F"/>
+          <w:sz w:val="28"/>
+          <w:szCs w:val="28"/>
+        </w:rPr>
+        <w:t xml:space="preserve"> </w:t>
+      </w:r>
+      <w:proofErr w:type="spellStart"/>
+      <w:r>
+        <w:rPr>
+          <w:rFonts w:ascii="Candara" w:eastAsia="Now Heavy" w:hAnsi="Candara" w:cs="Now Heavy"/>
+          <w:color w:val="19274F"/>
+          <w:sz w:val="28"/>
+          <w:szCs w:val="28"/>
+        </w:rPr>
+        <w:t>file</w:t>
+      </w:r>
+      <w:proofErr w:type="spellEnd"/>
+      <w:r>
+        <w:rPr>
+          <w:rFonts w:ascii="Candara" w:eastAsia="Now Heavy" w:hAnsi="Candara" w:cs="Now Heavy"/>
+          <w:color w:val="19274F"/>
+          <w:sz w:val="28"/>
+          <w:szCs w:val="28"/>
+        </w:rPr>
+        <w:t xml:space="preserve"> </w:t>
+      </w:r>
+      <w:proofErr w:type="spellStart"/>
+      <w:r>
+        <w:rPr>
+          <w:rFonts w:ascii="Candara" w:eastAsia="Now Heavy" w:hAnsi="Candara" w:cs="Now Heavy"/>
+          <w:color w:val="19274F"/>
+          <w:sz w:val="28"/>
+          <w:szCs w:val="28"/>
+        </w:rPr>
+        <w:t>explorer</w:t>
+      </w:r>
+      <w:proofErr w:type="spellEnd"/>
+      <w:r>
+        <w:rPr>
+          <w:rFonts w:ascii="Candara" w:eastAsia="Now Heavy" w:hAnsi="Candara" w:cs="Now Heavy"/>
+          <w:color w:val="19274F"/>
+          <w:sz w:val="28"/>
+          <w:szCs w:val="28"/>
+        </w:rPr>
+        <w:t xml:space="preserve">, kemudian pilih </w:t>
+      </w:r>
+      <w:proofErr w:type="spellStart"/>
+      <w:r>
+        <w:rPr>
+          <w:rFonts w:ascii="Candara" w:eastAsia="Now Heavy" w:hAnsi="Candara" w:cs="Now Heavy"/>
+          <w:color w:val="19274F"/>
+          <w:sz w:val="28"/>
+          <w:szCs w:val="28"/>
+        </w:rPr>
+        <w:t>direktori</w:t>
+      </w:r>
+      <w:proofErr w:type="spellEnd"/>
+      <w:r>
+        <w:rPr>
+          <w:rFonts w:ascii="Candara" w:eastAsia="Now Heavy" w:hAnsi="Candara" w:cs="Now Heavy"/>
+          <w:color w:val="19274F"/>
+          <w:sz w:val="28"/>
+          <w:szCs w:val="28"/>
+        </w:rPr>
+        <w:t xml:space="preserve"> </w:t>
+      </w:r>
+      <w:proofErr w:type="spellStart"/>
+      <w:r>
+        <w:rPr>
+          <w:rFonts w:ascii="Candara" w:eastAsia="Now Heavy" w:hAnsi="Candara" w:cs="Now Heavy"/>
+          <w:color w:val="19274F"/>
+          <w:sz w:val="28"/>
+          <w:szCs w:val="28"/>
+        </w:rPr>
+        <w:t>file</w:t>
+      </w:r>
+      <w:proofErr w:type="spellEnd"/>
+      <w:r>
+        <w:rPr>
+          <w:rFonts w:ascii="Candara" w:eastAsia="Now Heavy" w:hAnsi="Candara" w:cs="Now Heavy"/>
+          <w:color w:val="19274F"/>
+          <w:sz w:val="28"/>
+          <w:szCs w:val="28"/>
+        </w:rPr>
+        <w:t xml:space="preserve"> yang sudah diekstrak dan klik pilih folder, kemudian apabila pop </w:t>
+      </w:r>
+      <w:proofErr w:type="spellStart"/>
+      <w:r>
+        <w:rPr>
+          <w:rFonts w:ascii="Candara" w:eastAsia="Now Heavy" w:hAnsi="Candara" w:cs="Now Heavy"/>
+          <w:color w:val="19274F"/>
+          <w:sz w:val="28"/>
+          <w:szCs w:val="28"/>
+        </w:rPr>
+        <w:t>up</w:t>
+      </w:r>
+      <w:proofErr w:type="spellEnd"/>
+      <w:r>
+        <w:rPr>
+          <w:rFonts w:ascii="Candara" w:eastAsia="Now Heavy" w:hAnsi="Candara" w:cs="Now Heavy"/>
+          <w:color w:val="19274F"/>
+          <w:sz w:val="28"/>
+          <w:szCs w:val="28"/>
+        </w:rPr>
+        <w:t xml:space="preserve"> sudah tertutup klik ok.  </w:t>
       </w:r>
     </w:p>
     <w:p>
@@ -4529,7 +6192,167 @@
           <w:sz w:val="28"/>
           <w:szCs w:val="28"/>
         </w:rPr>
-        <w:t xml:space="preserve">Setelah itu pada gambar 16, lakukan pencarian komponen dengan mengklik ikon tambahkan simbol, seperti yang ditunjukan tanda panah, atau dengan menggunakan shortcut (A), kemudian user dapat mencari komponen pada kotak pencarian serta dapat melihat simbol dari komponen yang dipilih, serta user juga dapat melihat dari komponen yang dipilih terdapat footprintnya, kemudian user dapat menempatkan komponen dengan klik ok. Lakukan step yang sama untuk menambahkan komponen yang dibutuhkan disini penulis memerlukan komponen sebagai berikut: </w:t>
+        <w:t xml:space="preserve">Setelah itu pada gambar 16, lakukan pencarian komponen dengan </w:t>
+      </w:r>
+      <w:proofErr w:type="spellStart"/>
+      <w:r>
+        <w:rPr>
+          <w:rFonts w:ascii="Candara" w:eastAsia="Now Heavy" w:hAnsi="Candara" w:cs="Now Heavy"/>
+          <w:color w:val="19274F"/>
+          <w:sz w:val="28"/>
+          <w:szCs w:val="28"/>
+        </w:rPr>
+        <w:t>mengklik</w:t>
+      </w:r>
+      <w:proofErr w:type="spellEnd"/>
+      <w:r>
+        <w:rPr>
+          <w:rFonts w:ascii="Candara" w:eastAsia="Now Heavy" w:hAnsi="Candara" w:cs="Now Heavy"/>
+          <w:color w:val="19274F"/>
+          <w:sz w:val="28"/>
+          <w:szCs w:val="28"/>
+        </w:rPr>
+        <w:t xml:space="preserve"> ikon tambahkan simbol, seperti yang </w:t>
+      </w:r>
+      <w:proofErr w:type="spellStart"/>
+      <w:r>
+        <w:rPr>
+          <w:rFonts w:ascii="Candara" w:eastAsia="Now Heavy" w:hAnsi="Candara" w:cs="Now Heavy"/>
+          <w:color w:val="19274F"/>
+          <w:sz w:val="28"/>
+          <w:szCs w:val="28"/>
+        </w:rPr>
+        <w:t>ditunjukan</w:t>
+      </w:r>
+      <w:proofErr w:type="spellEnd"/>
+      <w:r>
+        <w:rPr>
+          <w:rFonts w:ascii="Candara" w:eastAsia="Now Heavy" w:hAnsi="Candara" w:cs="Now Heavy"/>
+          <w:color w:val="19274F"/>
+          <w:sz w:val="28"/>
+          <w:szCs w:val="28"/>
+        </w:rPr>
+        <w:t xml:space="preserve"> tanda panah, atau dengan menggunakan </w:t>
+      </w:r>
+      <w:proofErr w:type="spellStart"/>
+      <w:r>
+        <w:rPr>
+          <w:rFonts w:ascii="Candara" w:eastAsia="Now Heavy" w:hAnsi="Candara" w:cs="Now Heavy"/>
+          <w:color w:val="19274F"/>
+          <w:sz w:val="28"/>
+          <w:szCs w:val="28"/>
+        </w:rPr>
+        <w:t>shortcut</w:t>
+      </w:r>
+      <w:proofErr w:type="spellEnd"/>
+      <w:r>
+        <w:rPr>
+          <w:rFonts w:ascii="Candara" w:eastAsia="Now Heavy" w:hAnsi="Candara" w:cs="Now Heavy"/>
+          <w:color w:val="19274F"/>
+          <w:sz w:val="28"/>
+          <w:szCs w:val="28"/>
+        </w:rPr>
+        <w:t xml:space="preserve"> (A), kemudian </w:t>
+      </w:r>
+      <w:proofErr w:type="spellStart"/>
+      <w:r>
+        <w:rPr>
+          <w:rFonts w:ascii="Candara" w:eastAsia="Now Heavy" w:hAnsi="Candara" w:cs="Now Heavy"/>
+          <w:color w:val="19274F"/>
+          <w:sz w:val="28"/>
+          <w:szCs w:val="28"/>
+        </w:rPr>
+        <w:t>user</w:t>
+      </w:r>
+      <w:proofErr w:type="spellEnd"/>
+      <w:r>
+        <w:rPr>
+          <w:rFonts w:ascii="Candara" w:eastAsia="Now Heavy" w:hAnsi="Candara" w:cs="Now Heavy"/>
+          <w:color w:val="19274F"/>
+          <w:sz w:val="28"/>
+          <w:szCs w:val="28"/>
+        </w:rPr>
+        <w:t xml:space="preserve"> dapat mencari komponen pada kotak pencarian serta dapat melihat simbol dari komponen yang dipilih, serta </w:t>
+      </w:r>
+      <w:proofErr w:type="spellStart"/>
+      <w:r>
+        <w:rPr>
+          <w:rFonts w:ascii="Candara" w:eastAsia="Now Heavy" w:hAnsi="Candara" w:cs="Now Heavy"/>
+          <w:color w:val="19274F"/>
+          <w:sz w:val="28"/>
+          <w:szCs w:val="28"/>
+        </w:rPr>
+        <w:t>user</w:t>
+      </w:r>
+      <w:proofErr w:type="spellEnd"/>
+      <w:r>
+        <w:rPr>
+          <w:rFonts w:ascii="Candara" w:eastAsia="Now Heavy" w:hAnsi="Candara" w:cs="Now Heavy"/>
+          <w:color w:val="19274F"/>
+          <w:sz w:val="28"/>
+          <w:szCs w:val="28"/>
+        </w:rPr>
+        <w:t xml:space="preserve"> juga dapat melihat dari komponen yang dipilih terdapat </w:t>
+      </w:r>
+      <w:proofErr w:type="spellStart"/>
+      <w:r>
+        <w:rPr>
+          <w:rFonts w:ascii="Candara" w:eastAsia="Now Heavy" w:hAnsi="Candara" w:cs="Now Heavy"/>
+          <w:color w:val="19274F"/>
+          <w:sz w:val="28"/>
+          <w:szCs w:val="28"/>
+        </w:rPr>
+        <w:t>footprintnya</w:t>
+      </w:r>
+      <w:proofErr w:type="spellEnd"/>
+      <w:r>
+        <w:rPr>
+          <w:rFonts w:ascii="Candara" w:eastAsia="Now Heavy" w:hAnsi="Candara" w:cs="Now Heavy"/>
+          <w:color w:val="19274F"/>
+          <w:sz w:val="28"/>
+          <w:szCs w:val="28"/>
+        </w:rPr>
+        <w:t xml:space="preserve">, kemudian </w:t>
+      </w:r>
+      <w:proofErr w:type="spellStart"/>
+      <w:r>
+        <w:rPr>
+          <w:rFonts w:ascii="Candara" w:eastAsia="Now Heavy" w:hAnsi="Candara" w:cs="Now Heavy"/>
+          <w:color w:val="19274F"/>
+          <w:sz w:val="28"/>
+          <w:szCs w:val="28"/>
+        </w:rPr>
+        <w:t>user</w:t>
+      </w:r>
+      <w:proofErr w:type="spellEnd"/>
+      <w:r>
+        <w:rPr>
+          <w:rFonts w:ascii="Candara" w:eastAsia="Now Heavy" w:hAnsi="Candara" w:cs="Now Heavy"/>
+          <w:color w:val="19274F"/>
+          <w:sz w:val="28"/>
+          <w:szCs w:val="28"/>
+        </w:rPr>
+        <w:t xml:space="preserve"> dapat menempatkan komponen dengan klik ok. Lakukan step yang sama untuk menambahkan komponen yang dibutuhkan </w:t>
+      </w:r>
+      <w:proofErr w:type="spellStart"/>
+      <w:r>
+        <w:rPr>
+          <w:rFonts w:ascii="Candara" w:eastAsia="Now Heavy" w:hAnsi="Candara" w:cs="Now Heavy"/>
+          <w:color w:val="19274F"/>
+          <w:sz w:val="28"/>
+          <w:szCs w:val="28"/>
+        </w:rPr>
+        <w:t>disini</w:t>
+      </w:r>
+      <w:proofErr w:type="spellEnd"/>
+      <w:r>
+        <w:rPr>
+          <w:rFonts w:ascii="Candara" w:eastAsia="Now Heavy" w:hAnsi="Candara" w:cs="Now Heavy"/>
+          <w:color w:val="19274F"/>
+          <w:sz w:val="28"/>
+          <w:szCs w:val="28"/>
+        </w:rPr>
+        <w:t xml:space="preserve"> penulis memerlukan komponen sebagai berikut: </w:t>
       </w:r>
     </w:p>
     <w:tbl>
@@ -4555,12 +6378,6 @@
         <w:gridCol w:w="3010"/>
       </w:tblGrid>
       <w:tr>
-        <w:tblPrEx>
-          <w:tblCellMar>
-            <w:top w:w="0" w:type="dxa"/>
-            <w:bottom w:w="0" w:type="dxa"/>
-          </w:tblCellMar>
-        </w:tblPrEx>
         <w:tc>
           <w:tcPr>
             <w:tcW w:w="3010" w:type="dxa"/>
@@ -4605,6 +6422,7 @@
               <w:spacing w:after="240" w:line="336" w:lineRule="auto"/>
               <w:jc w:val="center"/>
             </w:pPr>
+            <w:proofErr w:type="spellStart"/>
             <w:r>
               <w:rPr>
                 <w:rFonts w:ascii="DM Sans Bold" w:eastAsia="DM Sans Bold" w:hAnsi="DM Sans Bold" w:cs="DM Sans Bold"/>
@@ -4613,7 +6431,40 @@
                 <w:color w:val="000000"/>
                 <w:szCs w:val="24"/>
               </w:rPr>
-              <w:t xml:space="preserve">Reference Designator  </w:t>
+              <w:t>Reference</w:t>
+            </w:r>
+            <w:proofErr w:type="spellEnd"/>
+            <w:r>
+              <w:rPr>
+                <w:rFonts w:ascii="DM Sans Bold" w:eastAsia="DM Sans Bold" w:hAnsi="DM Sans Bold" w:cs="DM Sans Bold"/>
+                <w:b/>
+                <w:bCs/>
+                <w:color w:val="000000"/>
+                <w:szCs w:val="24"/>
+              </w:rPr>
+              <w:t xml:space="preserve"> </w:t>
+            </w:r>
+            <w:proofErr w:type="spellStart"/>
+            <w:r>
+              <w:rPr>
+                <w:rFonts w:ascii="DM Sans Bold" w:eastAsia="DM Sans Bold" w:hAnsi="DM Sans Bold" w:cs="DM Sans Bold"/>
+                <w:b/>
+                <w:bCs/>
+                <w:color w:val="000000"/>
+                <w:szCs w:val="24"/>
+              </w:rPr>
+              <w:t>Designator</w:t>
+            </w:r>
+            <w:proofErr w:type="spellEnd"/>
+            <w:r>
+              <w:rPr>
+                <w:rFonts w:ascii="DM Sans Bold" w:eastAsia="DM Sans Bold" w:hAnsi="DM Sans Bold" w:cs="DM Sans Bold"/>
+                <w:b/>
+                <w:bCs/>
+                <w:color w:val="000000"/>
+                <w:szCs w:val="24"/>
+              </w:rPr>
+              <w:t xml:space="preserve">  </w:t>
             </w:r>
           </w:p>
         </w:tc>
@@ -4647,12 +6498,6 @@
         </w:tc>
       </w:tr>
       <w:tr>
-        <w:tblPrEx>
-          <w:tblCellMar>
-            <w:top w:w="0" w:type="dxa"/>
-            <w:bottom w:w="0" w:type="dxa"/>
-          </w:tblCellMar>
-        </w:tblPrEx>
         <w:tc>
           <w:tcPr>
             <w:tcW w:w="3010" w:type="dxa"/>
@@ -4727,18 +6572,48 @@
                 <w:color w:val="000000"/>
                 <w:szCs w:val="24"/>
               </w:rPr>
-              <w:t xml:space="preserve">7 resistor 10k, 2 resistor 100k (pull down resistor) </w:t>
+              <w:t>7 resistor 10k, 2 resistor 100k (</w:t>
+            </w:r>
+            <w:proofErr w:type="spellStart"/>
+            <w:r>
+              <w:rPr>
+                <w:rFonts w:ascii="DM Sans" w:eastAsia="DM Sans" w:hAnsi="DM Sans" w:cs="DM Sans"/>
+                <w:color w:val="000000"/>
+                <w:szCs w:val="24"/>
+              </w:rPr>
+              <w:t>pull</w:t>
+            </w:r>
+            <w:proofErr w:type="spellEnd"/>
+            <w:r>
+              <w:rPr>
+                <w:rFonts w:ascii="DM Sans" w:eastAsia="DM Sans" w:hAnsi="DM Sans" w:cs="DM Sans"/>
+                <w:color w:val="000000"/>
+                <w:szCs w:val="24"/>
+              </w:rPr>
+              <w:t xml:space="preserve"> </w:t>
+            </w:r>
+            <w:proofErr w:type="spellStart"/>
+            <w:r>
+              <w:rPr>
+                <w:rFonts w:ascii="DM Sans" w:eastAsia="DM Sans" w:hAnsi="DM Sans" w:cs="DM Sans"/>
+                <w:color w:val="000000"/>
+                <w:szCs w:val="24"/>
+              </w:rPr>
+              <w:t>down</w:t>
+            </w:r>
+            <w:proofErr w:type="spellEnd"/>
+            <w:r>
+              <w:rPr>
+                <w:rFonts w:ascii="DM Sans" w:eastAsia="DM Sans" w:hAnsi="DM Sans" w:cs="DM Sans"/>
+                <w:color w:val="000000"/>
+                <w:szCs w:val="24"/>
+              </w:rPr>
+              <w:t xml:space="preserve"> resistor) </w:t>
             </w:r>
           </w:p>
         </w:tc>
       </w:tr>
       <w:tr>
-        <w:tblPrEx>
-          <w:tblCellMar>
-            <w:top w:w="0" w:type="dxa"/>
-            <w:bottom w:w="0" w:type="dxa"/>
-          </w:tblCellMar>
-        </w:tblPrEx>
         <w:tc>
           <w:tcPr>
             <w:tcW w:w="3010" w:type="dxa"/>
@@ -4807,24 +6682,28 @@
               <w:spacing w:after="240" w:line="336" w:lineRule="auto"/>
               <w:jc w:val="center"/>
             </w:pPr>
+            <w:proofErr w:type="spellStart"/>
             <w:r>
               <w:rPr>
                 <w:rFonts w:ascii="DM Sans" w:eastAsia="DM Sans" w:hAnsi="DM Sans" w:cs="DM Sans"/>
                 <w:color w:val="000000"/>
                 <w:szCs w:val="24"/>
               </w:rPr>
-              <w:t xml:space="preserve">mikrokontroller </w:t>
+              <w:t>mikrokontroller</w:t>
+            </w:r>
+            <w:proofErr w:type="spellEnd"/>
+            <w:r>
+              <w:rPr>
+                <w:rFonts w:ascii="DM Sans" w:eastAsia="DM Sans" w:hAnsi="DM Sans" w:cs="DM Sans"/>
+                <w:color w:val="000000"/>
+                <w:szCs w:val="24"/>
+              </w:rPr>
+              <w:t xml:space="preserve"> </w:t>
             </w:r>
           </w:p>
         </w:tc>
       </w:tr>
       <w:tr>
-        <w:tblPrEx>
-          <w:tblCellMar>
-            <w:top w:w="0" w:type="dxa"/>
-            <w:bottom w:w="0" w:type="dxa"/>
-          </w:tblCellMar>
-        </w:tblPrEx>
         <w:tc>
           <w:tcPr>
             <w:tcW w:w="3010" w:type="dxa"/>
@@ -4905,12 +6784,6 @@
         </w:tc>
       </w:tr>
       <w:tr>
-        <w:tblPrEx>
-          <w:tblCellMar>
-            <w:top w:w="0" w:type="dxa"/>
-            <w:bottom w:w="0" w:type="dxa"/>
-          </w:tblCellMar>
-        </w:tblPrEx>
         <w:tc>
           <w:tcPr>
             <w:tcW w:w="3010" w:type="dxa"/>
@@ -4991,12 +6864,6 @@
         </w:tc>
       </w:tr>
       <w:tr>
-        <w:tblPrEx>
-          <w:tblCellMar>
-            <w:top w:w="0" w:type="dxa"/>
-            <w:bottom w:w="0" w:type="dxa"/>
-          </w:tblCellMar>
-        </w:tblPrEx>
         <w:tc>
           <w:tcPr>
             <w:tcW w:w="3010" w:type="dxa"/>
@@ -5077,12 +6944,6 @@
         </w:tc>
       </w:tr>
       <w:tr>
-        <w:tblPrEx>
-          <w:tblCellMar>
-            <w:top w:w="0" w:type="dxa"/>
-            <w:bottom w:w="0" w:type="dxa"/>
-          </w:tblCellMar>
-        </w:tblPrEx>
         <w:tc>
           <w:tcPr>
             <w:tcW w:w="3010" w:type="dxa"/>
@@ -5164,12 +7025,6 @@
         </w:tc>
       </w:tr>
       <w:tr>
-        <w:tblPrEx>
-          <w:tblCellMar>
-            <w:top w:w="0" w:type="dxa"/>
-            <w:bottom w:w="0" w:type="dxa"/>
-          </w:tblCellMar>
-        </w:tblPrEx>
         <w:tc>
           <w:tcPr>
             <w:tcW w:w="3010" w:type="dxa"/>
@@ -5186,13 +7041,23 @@
               <w:spacing w:after="240" w:line="336" w:lineRule="auto"/>
               <w:jc w:val="center"/>
             </w:pPr>
+            <w:proofErr w:type="spellStart"/>
             <w:r>
               <w:rPr>
                 <w:rFonts w:ascii="DM Sans" w:eastAsia="DM Sans" w:hAnsi="DM Sans" w:cs="DM Sans"/>
                 <w:color w:val="000000"/>
                 <w:szCs w:val="24"/>
               </w:rPr>
-              <w:t xml:space="preserve">Switch </w:t>
+              <w:t>Switch</w:t>
+            </w:r>
+            <w:proofErr w:type="spellEnd"/>
+            <w:r>
+              <w:rPr>
+                <w:rFonts w:ascii="DM Sans" w:eastAsia="DM Sans" w:hAnsi="DM Sans" w:cs="DM Sans"/>
+                <w:color w:val="000000"/>
+                <w:szCs w:val="24"/>
+              </w:rPr>
+              <w:t xml:space="preserve"> </w:t>
             </w:r>
           </w:p>
         </w:tc>
@@ -5250,12 +7115,6 @@
         </w:tc>
       </w:tr>
       <w:tr>
-        <w:tblPrEx>
-          <w:tblCellMar>
-            <w:top w:w="0" w:type="dxa"/>
-            <w:bottom w:w="0" w:type="dxa"/>
-          </w:tblCellMar>
-        </w:tblPrEx>
         <w:tc>
           <w:tcPr>
             <w:tcW w:w="3010" w:type="dxa"/>
@@ -5272,13 +7131,41 @@
               <w:spacing w:after="240" w:line="336" w:lineRule="auto"/>
               <w:jc w:val="center"/>
             </w:pPr>
+            <w:proofErr w:type="spellStart"/>
             <w:r>
               <w:rPr>
                 <w:rFonts w:ascii="DM Sans" w:eastAsia="DM Sans" w:hAnsi="DM Sans" w:cs="DM Sans"/>
                 <w:color w:val="000000"/>
                 <w:szCs w:val="24"/>
               </w:rPr>
-              <w:t xml:space="preserve">Module Joystick </w:t>
+              <w:t>Module</w:t>
+            </w:r>
+            <w:proofErr w:type="spellEnd"/>
+            <w:r>
+              <w:rPr>
+                <w:rFonts w:ascii="DM Sans" w:eastAsia="DM Sans" w:hAnsi="DM Sans" w:cs="DM Sans"/>
+                <w:color w:val="000000"/>
+                <w:szCs w:val="24"/>
+              </w:rPr>
+              <w:t xml:space="preserve"> </w:t>
+            </w:r>
+            <w:proofErr w:type="spellStart"/>
+            <w:r>
+              <w:rPr>
+                <w:rFonts w:ascii="DM Sans" w:eastAsia="DM Sans" w:hAnsi="DM Sans" w:cs="DM Sans"/>
+                <w:color w:val="000000"/>
+                <w:szCs w:val="24"/>
+              </w:rPr>
+              <w:t>Joystick</w:t>
+            </w:r>
+            <w:proofErr w:type="spellEnd"/>
+            <w:r>
+              <w:rPr>
+                <w:rFonts w:ascii="DM Sans" w:eastAsia="DM Sans" w:hAnsi="DM Sans" w:cs="DM Sans"/>
+                <w:color w:val="000000"/>
+                <w:szCs w:val="24"/>
+              </w:rPr>
+              <w:t xml:space="preserve"> </w:t>
             </w:r>
           </w:p>
         </w:tc>
@@ -5731,7 +7618,67 @@
           <w:sz w:val="28"/>
           <w:szCs w:val="28"/>
         </w:rPr>
-        <w:t xml:space="preserve">kemudian untuk membuat simbol custom buka tab seperti pada tampilan gambar 17, kemudian klik penyunting simbol, apabila sudah muncul tampilan seperti pada gambar 18, klik berkas kemudian klik pustaka baru, dan nantinya akan muncul popup untuk nama file dari pustaka simbol dan klik simpan. </w:t>
+        <w:t xml:space="preserve">kemudian untuk membuat simbol </w:t>
+      </w:r>
+      <w:proofErr w:type="spellStart"/>
+      <w:r>
+        <w:rPr>
+          <w:rFonts w:ascii="Candara" w:eastAsia="Now Heavy" w:hAnsi="Candara" w:cs="Now Heavy"/>
+          <w:color w:val="19274F"/>
+          <w:sz w:val="28"/>
+          <w:szCs w:val="28"/>
+        </w:rPr>
+        <w:t>custom</w:t>
+      </w:r>
+      <w:proofErr w:type="spellEnd"/>
+      <w:r>
+        <w:rPr>
+          <w:rFonts w:ascii="Candara" w:eastAsia="Now Heavy" w:hAnsi="Candara" w:cs="Now Heavy"/>
+          <w:color w:val="19274F"/>
+          <w:sz w:val="28"/>
+          <w:szCs w:val="28"/>
+        </w:rPr>
+        <w:t xml:space="preserve"> buka tab seperti pada tampilan gambar 17, kemudian klik penyunting simbol, apabila sudah muncul tampilan seperti pada gambar 18, klik berkas kemudian klik pustaka baru, dan nantinya akan muncul </w:t>
+      </w:r>
+      <w:proofErr w:type="spellStart"/>
+      <w:r>
+        <w:rPr>
+          <w:rFonts w:ascii="Candara" w:eastAsia="Now Heavy" w:hAnsi="Candara" w:cs="Now Heavy"/>
+          <w:color w:val="19274F"/>
+          <w:sz w:val="28"/>
+          <w:szCs w:val="28"/>
+        </w:rPr>
+        <w:t>popup</w:t>
+      </w:r>
+      <w:proofErr w:type="spellEnd"/>
+      <w:r>
+        <w:rPr>
+          <w:rFonts w:ascii="Candara" w:eastAsia="Now Heavy" w:hAnsi="Candara" w:cs="Now Heavy"/>
+          <w:color w:val="19274F"/>
+          <w:sz w:val="28"/>
+          <w:szCs w:val="28"/>
+        </w:rPr>
+        <w:t xml:space="preserve"> untuk nama </w:t>
+      </w:r>
+      <w:proofErr w:type="spellStart"/>
+      <w:r>
+        <w:rPr>
+          <w:rFonts w:ascii="Candara" w:eastAsia="Now Heavy" w:hAnsi="Candara" w:cs="Now Heavy"/>
+          <w:color w:val="19274F"/>
+          <w:sz w:val="28"/>
+          <w:szCs w:val="28"/>
+        </w:rPr>
+        <w:t>file</w:t>
+      </w:r>
+      <w:proofErr w:type="spellEnd"/>
+      <w:r>
+        <w:rPr>
+          <w:rFonts w:ascii="Candara" w:eastAsia="Now Heavy" w:hAnsi="Candara" w:cs="Now Heavy"/>
+          <w:color w:val="19274F"/>
+          <w:sz w:val="28"/>
+          <w:szCs w:val="28"/>
+        </w:rPr>
+        <w:t xml:space="preserve"> dari pustaka simbol dan klik simpan. </w:t>
       </w:r>
     </w:p>
     <w:p>
@@ -5848,7 +7795,107 @@
           <w:sz w:val="28"/>
           <w:szCs w:val="28"/>
         </w:rPr>
-        <w:t xml:space="preserve">Kemudian pada pustaka klik pustaka yang diingin kemudian klik kanan dan pilih simbol baru atau bisa dengan shortcut ctrl+N, kemudian akan memunculkan pop up seperti pada kotak di gambar 21, user dapat menulis nama simbol dan designator referensi bawaannya, kemudian apabila sudah klik ok.  </w:t>
+        <w:t xml:space="preserve">Kemudian pada pustaka klik pustaka yang diingin kemudian klik kanan dan pilih simbol baru atau bisa dengan </w:t>
+      </w:r>
+      <w:proofErr w:type="spellStart"/>
+      <w:r>
+        <w:rPr>
+          <w:rFonts w:ascii="Candara" w:eastAsia="Now Heavy" w:hAnsi="Candara" w:cs="Now Heavy"/>
+          <w:color w:val="19274F"/>
+          <w:sz w:val="28"/>
+          <w:szCs w:val="28"/>
+        </w:rPr>
+        <w:t>shortcut</w:t>
+      </w:r>
+      <w:proofErr w:type="spellEnd"/>
+      <w:r>
+        <w:rPr>
+          <w:rFonts w:ascii="Candara" w:eastAsia="Now Heavy" w:hAnsi="Candara" w:cs="Now Heavy"/>
+          <w:color w:val="19274F"/>
+          <w:sz w:val="28"/>
+          <w:szCs w:val="28"/>
+        </w:rPr>
+        <w:t xml:space="preserve"> </w:t>
+      </w:r>
+      <w:proofErr w:type="spellStart"/>
+      <w:r>
+        <w:rPr>
+          <w:rFonts w:ascii="Candara" w:eastAsia="Now Heavy" w:hAnsi="Candara" w:cs="Now Heavy"/>
+          <w:color w:val="19274F"/>
+          <w:sz w:val="28"/>
+          <w:szCs w:val="28"/>
+        </w:rPr>
+        <w:t>ctrl+N</w:t>
+      </w:r>
+      <w:proofErr w:type="spellEnd"/>
+      <w:r>
+        <w:rPr>
+          <w:rFonts w:ascii="Candara" w:eastAsia="Now Heavy" w:hAnsi="Candara" w:cs="Now Heavy"/>
+          <w:color w:val="19274F"/>
+          <w:sz w:val="28"/>
+          <w:szCs w:val="28"/>
+        </w:rPr>
+        <w:t xml:space="preserve">, kemudian akan memunculkan pop </w:t>
+      </w:r>
+      <w:proofErr w:type="spellStart"/>
+      <w:r>
+        <w:rPr>
+          <w:rFonts w:ascii="Candara" w:eastAsia="Now Heavy" w:hAnsi="Candara" w:cs="Now Heavy"/>
+          <w:color w:val="19274F"/>
+          <w:sz w:val="28"/>
+          <w:szCs w:val="28"/>
+        </w:rPr>
+        <w:t>up</w:t>
+      </w:r>
+      <w:proofErr w:type="spellEnd"/>
+      <w:r>
+        <w:rPr>
+          <w:rFonts w:ascii="Candara" w:eastAsia="Now Heavy" w:hAnsi="Candara" w:cs="Now Heavy"/>
+          <w:color w:val="19274F"/>
+          <w:sz w:val="28"/>
+          <w:szCs w:val="28"/>
+        </w:rPr>
+        <w:t xml:space="preserve"> seperti pada kotak di gambar 21, </w:t>
+      </w:r>
+      <w:proofErr w:type="spellStart"/>
+      <w:r>
+        <w:rPr>
+          <w:rFonts w:ascii="Candara" w:eastAsia="Now Heavy" w:hAnsi="Candara" w:cs="Now Heavy"/>
+          <w:color w:val="19274F"/>
+          <w:sz w:val="28"/>
+          <w:szCs w:val="28"/>
+        </w:rPr>
+        <w:t>user</w:t>
+      </w:r>
+      <w:proofErr w:type="spellEnd"/>
+      <w:r>
+        <w:rPr>
+          <w:rFonts w:ascii="Candara" w:eastAsia="Now Heavy" w:hAnsi="Candara" w:cs="Now Heavy"/>
+          <w:color w:val="19274F"/>
+          <w:sz w:val="28"/>
+          <w:szCs w:val="28"/>
+        </w:rPr>
+        <w:t xml:space="preserve"> dapat menulis nama simbol dan </w:t>
+      </w:r>
+      <w:proofErr w:type="spellStart"/>
+      <w:r>
+        <w:rPr>
+          <w:rFonts w:ascii="Candara" w:eastAsia="Now Heavy" w:hAnsi="Candara" w:cs="Now Heavy"/>
+          <w:color w:val="19274F"/>
+          <w:sz w:val="28"/>
+          <w:szCs w:val="28"/>
+        </w:rPr>
+        <w:t>designator</w:t>
+      </w:r>
+      <w:proofErr w:type="spellEnd"/>
+      <w:r>
+        <w:rPr>
+          <w:rFonts w:ascii="Candara" w:eastAsia="Now Heavy" w:hAnsi="Candara" w:cs="Now Heavy"/>
+          <w:color w:val="19274F"/>
+          <w:sz w:val="28"/>
+          <w:szCs w:val="28"/>
+        </w:rPr>
+        <w:t xml:space="preserve"> referensi bawaannya, kemudian apabila sudah klik ok.  </w:t>
       </w:r>
     </w:p>
     <w:p>
@@ -5923,7 +7970,47 @@
           <w:sz w:val="28"/>
           <w:szCs w:val="28"/>
         </w:rPr>
-        <w:t xml:space="preserve">Setelah simbol dibuat, penulis menggambar bentuk dasar komponen menggunakan rectangle sebagai representasi fisik modul joystick. </w:t>
+        <w:t xml:space="preserve">Setelah simbol dibuat, penulis menggambar bentuk dasar komponen menggunakan </w:t>
+      </w:r>
+      <w:proofErr w:type="spellStart"/>
+      <w:r>
+        <w:rPr>
+          <w:rFonts w:ascii="Candara" w:eastAsia="Now Heavy" w:hAnsi="Candara" w:cs="Now Heavy"/>
+          <w:color w:val="19274F"/>
+          <w:sz w:val="28"/>
+          <w:szCs w:val="28"/>
+        </w:rPr>
+        <w:t>rectangle</w:t>
+      </w:r>
+      <w:proofErr w:type="spellEnd"/>
+      <w:r>
+        <w:rPr>
+          <w:rFonts w:ascii="Candara" w:eastAsia="Now Heavy" w:hAnsi="Candara" w:cs="Now Heavy"/>
+          <w:color w:val="19274F"/>
+          <w:sz w:val="28"/>
+          <w:szCs w:val="28"/>
+        </w:rPr>
+        <w:t xml:space="preserve"> sebagai representasi fisik modul </w:t>
+      </w:r>
+      <w:proofErr w:type="spellStart"/>
+      <w:r>
+        <w:rPr>
+          <w:rFonts w:ascii="Candara" w:eastAsia="Now Heavy" w:hAnsi="Candara" w:cs="Now Heavy"/>
+          <w:color w:val="19274F"/>
+          <w:sz w:val="28"/>
+          <w:szCs w:val="28"/>
+        </w:rPr>
+        <w:t>joystick</w:t>
+      </w:r>
+      <w:proofErr w:type="spellEnd"/>
+      <w:r>
+        <w:rPr>
+          <w:rFonts w:ascii="Candara" w:eastAsia="Now Heavy" w:hAnsi="Candara" w:cs="Now Heavy"/>
+          <w:color w:val="19274F"/>
+          <w:sz w:val="28"/>
+          <w:szCs w:val="28"/>
+        </w:rPr>
+        <w:t xml:space="preserve">. </w:t>
       </w:r>
     </w:p>
     <w:p>
@@ -5999,7 +8086,287 @@
           <w:sz w:val="28"/>
           <w:szCs w:val="28"/>
         </w:rPr>
-        <w:t xml:space="preserve">Setelah membuat bentuk dasar symbol, tahap selanjutnya adalah menambahkan pin pada symbol joystick dengan klik ikon gambar pin yang ditunjukan oleh kotak berwarna hijau. Pada gambar 23 terlihat jendela Property Pin yang digunakan untuk mengatur properti setiap pin. Pin yang dibuat pada tahap ini adalah VCC dengan nomor pin 1 dan tipe kelistrikan Masukan daya (Power Input). Pengaturan seperti nama pin, nomor pin, tipe kelistrikan, orientasi, panjang pin, serta ukuran teks dapat disesuaikan dengan kebutuhan symbol kemudian klik ok dan tempatkan pin. </w:t>
+        <w:t xml:space="preserve">Setelah membuat bentuk dasar </w:t>
+      </w:r>
+      <w:proofErr w:type="spellStart"/>
+      <w:r>
+        <w:rPr>
+          <w:rFonts w:ascii="Candara" w:eastAsia="Now Heavy" w:hAnsi="Candara" w:cs="Now Heavy"/>
+          <w:color w:val="19274F"/>
+          <w:sz w:val="28"/>
+          <w:szCs w:val="28"/>
+        </w:rPr>
+        <w:t>symbol</w:t>
+      </w:r>
+      <w:proofErr w:type="spellEnd"/>
+      <w:r>
+        <w:rPr>
+          <w:rFonts w:ascii="Candara" w:eastAsia="Now Heavy" w:hAnsi="Candara" w:cs="Now Heavy"/>
+          <w:color w:val="19274F"/>
+          <w:sz w:val="28"/>
+          <w:szCs w:val="28"/>
+        </w:rPr>
+        <w:t xml:space="preserve">, tahap selanjutnya adalah menambahkan </w:t>
+      </w:r>
+      <w:proofErr w:type="spellStart"/>
+      <w:r>
+        <w:rPr>
+          <w:rFonts w:ascii="Candara" w:eastAsia="Now Heavy" w:hAnsi="Candara" w:cs="Now Heavy"/>
+          <w:color w:val="19274F"/>
+          <w:sz w:val="28"/>
+          <w:szCs w:val="28"/>
+        </w:rPr>
+        <w:t>pin</w:t>
+      </w:r>
+      <w:proofErr w:type="spellEnd"/>
+      <w:r>
+        <w:rPr>
+          <w:rFonts w:ascii="Candara" w:eastAsia="Now Heavy" w:hAnsi="Candara" w:cs="Now Heavy"/>
+          <w:color w:val="19274F"/>
+          <w:sz w:val="28"/>
+          <w:szCs w:val="28"/>
+        </w:rPr>
+        <w:t xml:space="preserve"> pada </w:t>
+      </w:r>
+      <w:proofErr w:type="spellStart"/>
+      <w:r>
+        <w:rPr>
+          <w:rFonts w:ascii="Candara" w:eastAsia="Now Heavy" w:hAnsi="Candara" w:cs="Now Heavy"/>
+          <w:color w:val="19274F"/>
+          <w:sz w:val="28"/>
+          <w:szCs w:val="28"/>
+        </w:rPr>
+        <w:t>symbol</w:t>
+      </w:r>
+      <w:proofErr w:type="spellEnd"/>
+      <w:r>
+        <w:rPr>
+          <w:rFonts w:ascii="Candara" w:eastAsia="Now Heavy" w:hAnsi="Candara" w:cs="Now Heavy"/>
+          <w:color w:val="19274F"/>
+          <w:sz w:val="28"/>
+          <w:szCs w:val="28"/>
+        </w:rPr>
+        <w:t xml:space="preserve"> </w:t>
+      </w:r>
+      <w:proofErr w:type="spellStart"/>
+      <w:r>
+        <w:rPr>
+          <w:rFonts w:ascii="Candara" w:eastAsia="Now Heavy" w:hAnsi="Candara" w:cs="Now Heavy"/>
+          <w:color w:val="19274F"/>
+          <w:sz w:val="28"/>
+          <w:szCs w:val="28"/>
+        </w:rPr>
+        <w:t>joystick</w:t>
+      </w:r>
+      <w:proofErr w:type="spellEnd"/>
+      <w:r>
+        <w:rPr>
+          <w:rFonts w:ascii="Candara" w:eastAsia="Now Heavy" w:hAnsi="Candara" w:cs="Now Heavy"/>
+          <w:color w:val="19274F"/>
+          <w:sz w:val="28"/>
+          <w:szCs w:val="28"/>
+        </w:rPr>
+        <w:t xml:space="preserve"> dengan klik ikon gambar </w:t>
+      </w:r>
+      <w:proofErr w:type="spellStart"/>
+      <w:r>
+        <w:rPr>
+          <w:rFonts w:ascii="Candara" w:eastAsia="Now Heavy" w:hAnsi="Candara" w:cs="Now Heavy"/>
+          <w:color w:val="19274F"/>
+          <w:sz w:val="28"/>
+          <w:szCs w:val="28"/>
+        </w:rPr>
+        <w:t>pin</w:t>
+      </w:r>
+      <w:proofErr w:type="spellEnd"/>
+      <w:r>
+        <w:rPr>
+          <w:rFonts w:ascii="Candara" w:eastAsia="Now Heavy" w:hAnsi="Candara" w:cs="Now Heavy"/>
+          <w:color w:val="19274F"/>
+          <w:sz w:val="28"/>
+          <w:szCs w:val="28"/>
+        </w:rPr>
+        <w:t xml:space="preserve"> yang </w:t>
+      </w:r>
+      <w:proofErr w:type="spellStart"/>
+      <w:r>
+        <w:rPr>
+          <w:rFonts w:ascii="Candara" w:eastAsia="Now Heavy" w:hAnsi="Candara" w:cs="Now Heavy"/>
+          <w:color w:val="19274F"/>
+          <w:sz w:val="28"/>
+          <w:szCs w:val="28"/>
+        </w:rPr>
+        <w:t>ditunjukan</w:t>
+      </w:r>
+      <w:proofErr w:type="spellEnd"/>
+      <w:r>
+        <w:rPr>
+          <w:rFonts w:ascii="Candara" w:eastAsia="Now Heavy" w:hAnsi="Candara" w:cs="Now Heavy"/>
+          <w:color w:val="19274F"/>
+          <w:sz w:val="28"/>
+          <w:szCs w:val="28"/>
+        </w:rPr>
+        <w:t xml:space="preserve"> oleh kotak berwarna hijau. Pada gambar 23 terlihat jendela Property Pin yang digunakan untuk mengatur properti setiap </w:t>
+      </w:r>
+      <w:proofErr w:type="spellStart"/>
+      <w:r>
+        <w:rPr>
+          <w:rFonts w:ascii="Candara" w:eastAsia="Now Heavy" w:hAnsi="Candara" w:cs="Now Heavy"/>
+          <w:color w:val="19274F"/>
+          <w:sz w:val="28"/>
+          <w:szCs w:val="28"/>
+        </w:rPr>
+        <w:t>pin</w:t>
+      </w:r>
+      <w:proofErr w:type="spellEnd"/>
+      <w:r>
+        <w:rPr>
+          <w:rFonts w:ascii="Candara" w:eastAsia="Now Heavy" w:hAnsi="Candara" w:cs="Now Heavy"/>
+          <w:color w:val="19274F"/>
+          <w:sz w:val="28"/>
+          <w:szCs w:val="28"/>
+        </w:rPr>
+        <w:t xml:space="preserve">. Pin yang dibuat pada tahap ini adalah VCC dengan nomor </w:t>
+      </w:r>
+      <w:proofErr w:type="spellStart"/>
+      <w:r>
+        <w:rPr>
+          <w:rFonts w:ascii="Candara" w:eastAsia="Now Heavy" w:hAnsi="Candara" w:cs="Now Heavy"/>
+          <w:color w:val="19274F"/>
+          <w:sz w:val="28"/>
+          <w:szCs w:val="28"/>
+        </w:rPr>
+        <w:t>pin</w:t>
+      </w:r>
+      <w:proofErr w:type="spellEnd"/>
+      <w:r>
+        <w:rPr>
+          <w:rFonts w:ascii="Candara" w:eastAsia="Now Heavy" w:hAnsi="Candara" w:cs="Now Heavy"/>
+          <w:color w:val="19274F"/>
+          <w:sz w:val="28"/>
+          <w:szCs w:val="28"/>
+        </w:rPr>
+        <w:t xml:space="preserve"> 1 dan tipe kelistrikan Masukan daya (Power </w:t>
+      </w:r>
+      <w:proofErr w:type="spellStart"/>
+      <w:r>
+        <w:rPr>
+          <w:rFonts w:ascii="Candara" w:eastAsia="Now Heavy" w:hAnsi="Candara" w:cs="Now Heavy"/>
+          <w:color w:val="19274F"/>
+          <w:sz w:val="28"/>
+          <w:szCs w:val="28"/>
+        </w:rPr>
+        <w:t>Input</w:t>
+      </w:r>
+      <w:proofErr w:type="spellEnd"/>
+      <w:r>
+        <w:rPr>
+          <w:rFonts w:ascii="Candara" w:eastAsia="Now Heavy" w:hAnsi="Candara" w:cs="Now Heavy"/>
+          <w:color w:val="19274F"/>
+          <w:sz w:val="28"/>
+          <w:szCs w:val="28"/>
+        </w:rPr>
+        <w:t xml:space="preserve">). Pengaturan seperti nama </w:t>
+      </w:r>
+      <w:proofErr w:type="spellStart"/>
+      <w:r>
+        <w:rPr>
+          <w:rFonts w:ascii="Candara" w:eastAsia="Now Heavy" w:hAnsi="Candara" w:cs="Now Heavy"/>
+          <w:color w:val="19274F"/>
+          <w:sz w:val="28"/>
+          <w:szCs w:val="28"/>
+        </w:rPr>
+        <w:t>pin</w:t>
+      </w:r>
+      <w:proofErr w:type="spellEnd"/>
+      <w:r>
+        <w:rPr>
+          <w:rFonts w:ascii="Candara" w:eastAsia="Now Heavy" w:hAnsi="Candara" w:cs="Now Heavy"/>
+          <w:color w:val="19274F"/>
+          <w:sz w:val="28"/>
+          <w:szCs w:val="28"/>
+        </w:rPr>
+        <w:t xml:space="preserve">, nomor </w:t>
+      </w:r>
+      <w:proofErr w:type="spellStart"/>
+      <w:r>
+        <w:rPr>
+          <w:rFonts w:ascii="Candara" w:eastAsia="Now Heavy" w:hAnsi="Candara" w:cs="Now Heavy"/>
+          <w:color w:val="19274F"/>
+          <w:sz w:val="28"/>
+          <w:szCs w:val="28"/>
+        </w:rPr>
+        <w:t>pin</w:t>
+      </w:r>
+      <w:proofErr w:type="spellEnd"/>
+      <w:r>
+        <w:rPr>
+          <w:rFonts w:ascii="Candara" w:eastAsia="Now Heavy" w:hAnsi="Candara" w:cs="Now Heavy"/>
+          <w:color w:val="19274F"/>
+          <w:sz w:val="28"/>
+          <w:szCs w:val="28"/>
+        </w:rPr>
+        <w:t xml:space="preserve">, tipe kelistrikan, orientasi, panjang </w:t>
+      </w:r>
+      <w:proofErr w:type="spellStart"/>
+      <w:r>
+        <w:rPr>
+          <w:rFonts w:ascii="Candara" w:eastAsia="Now Heavy" w:hAnsi="Candara" w:cs="Now Heavy"/>
+          <w:color w:val="19274F"/>
+          <w:sz w:val="28"/>
+          <w:szCs w:val="28"/>
+        </w:rPr>
+        <w:t>pin</w:t>
+      </w:r>
+      <w:proofErr w:type="spellEnd"/>
+      <w:r>
+        <w:rPr>
+          <w:rFonts w:ascii="Candara" w:eastAsia="Now Heavy" w:hAnsi="Candara" w:cs="Now Heavy"/>
+          <w:color w:val="19274F"/>
+          <w:sz w:val="28"/>
+          <w:szCs w:val="28"/>
+        </w:rPr>
+        <w:t xml:space="preserve">, serta ukuran teks dapat disesuaikan dengan kebutuhan </w:t>
+      </w:r>
+      <w:proofErr w:type="spellStart"/>
+      <w:r>
+        <w:rPr>
+          <w:rFonts w:ascii="Candara" w:eastAsia="Now Heavy" w:hAnsi="Candara" w:cs="Now Heavy"/>
+          <w:color w:val="19274F"/>
+          <w:sz w:val="28"/>
+          <w:szCs w:val="28"/>
+        </w:rPr>
+        <w:t>symbol</w:t>
+      </w:r>
+      <w:proofErr w:type="spellEnd"/>
+      <w:r>
+        <w:rPr>
+          <w:rFonts w:ascii="Candara" w:eastAsia="Now Heavy" w:hAnsi="Candara" w:cs="Now Heavy"/>
+          <w:color w:val="19274F"/>
+          <w:sz w:val="28"/>
+          <w:szCs w:val="28"/>
+        </w:rPr>
+        <w:t xml:space="preserve"> kemudian klik ok dan tempatkan </w:t>
+      </w:r>
+      <w:proofErr w:type="spellStart"/>
+      <w:r>
+        <w:rPr>
+          <w:rFonts w:ascii="Candara" w:eastAsia="Now Heavy" w:hAnsi="Candara" w:cs="Now Heavy"/>
+          <w:color w:val="19274F"/>
+          <w:sz w:val="28"/>
+          <w:szCs w:val="28"/>
+        </w:rPr>
+        <w:t>pin</w:t>
+      </w:r>
+      <w:proofErr w:type="spellEnd"/>
+      <w:r>
+        <w:rPr>
+          <w:rFonts w:ascii="Candara" w:eastAsia="Now Heavy" w:hAnsi="Candara" w:cs="Now Heavy"/>
+          <w:color w:val="19274F"/>
+          <w:sz w:val="28"/>
+          <w:szCs w:val="28"/>
+        </w:rPr>
+        <w:t xml:space="preserve">. </w:t>
       </w:r>
     </w:p>
     <w:p>
@@ -6077,7 +8444,227 @@
           <w:sz w:val="28"/>
           <w:szCs w:val="28"/>
         </w:rPr>
-        <w:t xml:space="preserve">Setelah pin ditambahkan, diperoleh symbol joystick dengan 5 pin, yaitu GND, +5V, VRx, VRy, dan Switch. Setiap pin telah diberi nomor dan tipe kelistrikan sesuai dengan fungsinya. Symbol yang telah selesai kemudian gunakan shortcut ctrl+s untuk menyimpan simbol yang sudah dibuat, kemudian simbol dapat </w:t>
+        <w:t xml:space="preserve">Setelah </w:t>
+      </w:r>
+      <w:proofErr w:type="spellStart"/>
+      <w:r>
+        <w:rPr>
+          <w:rFonts w:ascii="Candara" w:eastAsia="Now Heavy" w:hAnsi="Candara" w:cs="Now Heavy"/>
+          <w:color w:val="19274F"/>
+          <w:sz w:val="28"/>
+          <w:szCs w:val="28"/>
+        </w:rPr>
+        <w:t>pin</w:t>
+      </w:r>
+      <w:proofErr w:type="spellEnd"/>
+      <w:r>
+        <w:rPr>
+          <w:rFonts w:ascii="Candara" w:eastAsia="Now Heavy" w:hAnsi="Candara" w:cs="Now Heavy"/>
+          <w:color w:val="19274F"/>
+          <w:sz w:val="28"/>
+          <w:szCs w:val="28"/>
+        </w:rPr>
+        <w:t xml:space="preserve"> ditambahkan, diperoleh </w:t>
+      </w:r>
+      <w:proofErr w:type="spellStart"/>
+      <w:r>
+        <w:rPr>
+          <w:rFonts w:ascii="Candara" w:eastAsia="Now Heavy" w:hAnsi="Candara" w:cs="Now Heavy"/>
+          <w:color w:val="19274F"/>
+          <w:sz w:val="28"/>
+          <w:szCs w:val="28"/>
+        </w:rPr>
+        <w:t>symbol</w:t>
+      </w:r>
+      <w:proofErr w:type="spellEnd"/>
+      <w:r>
+        <w:rPr>
+          <w:rFonts w:ascii="Candara" w:eastAsia="Now Heavy" w:hAnsi="Candara" w:cs="Now Heavy"/>
+          <w:color w:val="19274F"/>
+          <w:sz w:val="28"/>
+          <w:szCs w:val="28"/>
+        </w:rPr>
+        <w:t xml:space="preserve"> </w:t>
+      </w:r>
+      <w:proofErr w:type="spellStart"/>
+      <w:r>
+        <w:rPr>
+          <w:rFonts w:ascii="Candara" w:eastAsia="Now Heavy" w:hAnsi="Candara" w:cs="Now Heavy"/>
+          <w:color w:val="19274F"/>
+          <w:sz w:val="28"/>
+          <w:szCs w:val="28"/>
+        </w:rPr>
+        <w:t>joystick</w:t>
+      </w:r>
+      <w:proofErr w:type="spellEnd"/>
+      <w:r>
+        <w:rPr>
+          <w:rFonts w:ascii="Candara" w:eastAsia="Now Heavy" w:hAnsi="Candara" w:cs="Now Heavy"/>
+          <w:color w:val="19274F"/>
+          <w:sz w:val="28"/>
+          <w:szCs w:val="28"/>
+        </w:rPr>
+        <w:t xml:space="preserve"> dengan 5 </w:t>
+      </w:r>
+      <w:proofErr w:type="spellStart"/>
+      <w:r>
+        <w:rPr>
+          <w:rFonts w:ascii="Candara" w:eastAsia="Now Heavy" w:hAnsi="Candara" w:cs="Now Heavy"/>
+          <w:color w:val="19274F"/>
+          <w:sz w:val="28"/>
+          <w:szCs w:val="28"/>
+        </w:rPr>
+        <w:t>pin</w:t>
+      </w:r>
+      <w:proofErr w:type="spellEnd"/>
+      <w:r>
+        <w:rPr>
+          <w:rFonts w:ascii="Candara" w:eastAsia="Now Heavy" w:hAnsi="Candara" w:cs="Now Heavy"/>
+          <w:color w:val="19274F"/>
+          <w:sz w:val="28"/>
+          <w:szCs w:val="28"/>
+        </w:rPr>
+        <w:t xml:space="preserve">, yaitu GND, +5V, </w:t>
+      </w:r>
+      <w:proofErr w:type="spellStart"/>
+      <w:r>
+        <w:rPr>
+          <w:rFonts w:ascii="Candara" w:eastAsia="Now Heavy" w:hAnsi="Candara" w:cs="Now Heavy"/>
+          <w:color w:val="19274F"/>
+          <w:sz w:val="28"/>
+          <w:szCs w:val="28"/>
+        </w:rPr>
+        <w:t>VRx</w:t>
+      </w:r>
+      <w:proofErr w:type="spellEnd"/>
+      <w:r>
+        <w:rPr>
+          <w:rFonts w:ascii="Candara" w:eastAsia="Now Heavy" w:hAnsi="Candara" w:cs="Now Heavy"/>
+          <w:color w:val="19274F"/>
+          <w:sz w:val="28"/>
+          <w:szCs w:val="28"/>
+        </w:rPr>
+        <w:t xml:space="preserve">, </w:t>
+      </w:r>
+      <w:proofErr w:type="spellStart"/>
+      <w:r>
+        <w:rPr>
+          <w:rFonts w:ascii="Candara" w:eastAsia="Now Heavy" w:hAnsi="Candara" w:cs="Now Heavy"/>
+          <w:color w:val="19274F"/>
+          <w:sz w:val="28"/>
+          <w:szCs w:val="28"/>
+        </w:rPr>
+        <w:t>VRy</w:t>
+      </w:r>
+      <w:proofErr w:type="spellEnd"/>
+      <w:r>
+        <w:rPr>
+          <w:rFonts w:ascii="Candara" w:eastAsia="Now Heavy" w:hAnsi="Candara" w:cs="Now Heavy"/>
+          <w:color w:val="19274F"/>
+          <w:sz w:val="28"/>
+          <w:szCs w:val="28"/>
+        </w:rPr>
+        <w:t xml:space="preserve">, dan </w:t>
+      </w:r>
+      <w:proofErr w:type="spellStart"/>
+      <w:r>
+        <w:rPr>
+          <w:rFonts w:ascii="Candara" w:eastAsia="Now Heavy" w:hAnsi="Candara" w:cs="Now Heavy"/>
+          <w:color w:val="19274F"/>
+          <w:sz w:val="28"/>
+          <w:szCs w:val="28"/>
+        </w:rPr>
+        <w:t>Switch</w:t>
+      </w:r>
+      <w:proofErr w:type="spellEnd"/>
+      <w:r>
+        <w:rPr>
+          <w:rFonts w:ascii="Candara" w:eastAsia="Now Heavy" w:hAnsi="Candara" w:cs="Now Heavy"/>
+          <w:color w:val="19274F"/>
+          <w:sz w:val="28"/>
+          <w:szCs w:val="28"/>
+        </w:rPr>
+        <w:t xml:space="preserve">. Setiap </w:t>
+      </w:r>
+      <w:proofErr w:type="spellStart"/>
+      <w:r>
+        <w:rPr>
+          <w:rFonts w:ascii="Candara" w:eastAsia="Now Heavy" w:hAnsi="Candara" w:cs="Now Heavy"/>
+          <w:color w:val="19274F"/>
+          <w:sz w:val="28"/>
+          <w:szCs w:val="28"/>
+        </w:rPr>
+        <w:t>pin</w:t>
+      </w:r>
+      <w:proofErr w:type="spellEnd"/>
+      <w:r>
+        <w:rPr>
+          <w:rFonts w:ascii="Candara" w:eastAsia="Now Heavy" w:hAnsi="Candara" w:cs="Now Heavy"/>
+          <w:color w:val="19274F"/>
+          <w:sz w:val="28"/>
+          <w:szCs w:val="28"/>
+        </w:rPr>
+        <w:t xml:space="preserve"> telah diberi nomor dan tipe kelistrikan sesuai dengan fungsinya. </w:t>
+      </w:r>
+      <w:proofErr w:type="spellStart"/>
+      <w:r>
+        <w:rPr>
+          <w:rFonts w:ascii="Candara" w:eastAsia="Now Heavy" w:hAnsi="Candara" w:cs="Now Heavy"/>
+          <w:color w:val="19274F"/>
+          <w:sz w:val="28"/>
+          <w:szCs w:val="28"/>
+        </w:rPr>
+        <w:t>Symbol</w:t>
+      </w:r>
+      <w:proofErr w:type="spellEnd"/>
+      <w:r>
+        <w:rPr>
+          <w:rFonts w:ascii="Candara" w:eastAsia="Now Heavy" w:hAnsi="Candara" w:cs="Now Heavy"/>
+          <w:color w:val="19274F"/>
+          <w:sz w:val="28"/>
+          <w:szCs w:val="28"/>
+        </w:rPr>
+        <w:t xml:space="preserve"> yang telah selesai kemudian gunakan </w:t>
+      </w:r>
+      <w:proofErr w:type="spellStart"/>
+      <w:r>
+        <w:rPr>
+          <w:rFonts w:ascii="Candara" w:eastAsia="Now Heavy" w:hAnsi="Candara" w:cs="Now Heavy"/>
+          <w:color w:val="19274F"/>
+          <w:sz w:val="28"/>
+          <w:szCs w:val="28"/>
+        </w:rPr>
+        <w:t>shortcut</w:t>
+      </w:r>
+      <w:proofErr w:type="spellEnd"/>
+      <w:r>
+        <w:rPr>
+          <w:rFonts w:ascii="Candara" w:eastAsia="Now Heavy" w:hAnsi="Candara" w:cs="Now Heavy"/>
+          <w:color w:val="19274F"/>
+          <w:sz w:val="28"/>
+          <w:szCs w:val="28"/>
+        </w:rPr>
+        <w:t xml:space="preserve"> </w:t>
+      </w:r>
+      <w:proofErr w:type="spellStart"/>
+      <w:r>
+        <w:rPr>
+          <w:rFonts w:ascii="Candara" w:eastAsia="Now Heavy" w:hAnsi="Candara" w:cs="Now Heavy"/>
+          <w:color w:val="19274F"/>
+          <w:sz w:val="28"/>
+          <w:szCs w:val="28"/>
+        </w:rPr>
+        <w:t>ctrl+s</w:t>
+      </w:r>
+      <w:proofErr w:type="spellEnd"/>
+      <w:r>
+        <w:rPr>
+          <w:rFonts w:ascii="Candara" w:eastAsia="Now Heavy" w:hAnsi="Candara" w:cs="Now Heavy"/>
+          <w:color w:val="19274F"/>
+          <w:sz w:val="28"/>
+          <w:szCs w:val="28"/>
+        </w:rPr>
+        <w:t xml:space="preserve"> untuk menyimpan simbol yang sudah dibuat, kemudian simbol dapat </w:t>
       </w:r>
       <w:r>
         <w:rPr>
@@ -6087,7 +8674,87 @@
           <w:szCs w:val="28"/>
         </w:rPr>
         <w:lastRenderedPageBreak/>
-        <w:t xml:space="preserve">ditambahkan ke Schematic dengan meng klik ikon Tambahkan Simbol ke Skematik untuk digunakan pada skematik rangkaian. </w:t>
+        <w:t xml:space="preserve">ditambahkan ke </w:t>
+      </w:r>
+      <w:proofErr w:type="spellStart"/>
+      <w:r>
+        <w:rPr>
+          <w:rFonts w:ascii="Candara" w:eastAsia="Now Heavy" w:hAnsi="Candara" w:cs="Now Heavy"/>
+          <w:color w:val="19274F"/>
+          <w:sz w:val="28"/>
+          <w:szCs w:val="28"/>
+        </w:rPr>
+        <w:t>Schematic</w:t>
+      </w:r>
+      <w:proofErr w:type="spellEnd"/>
+      <w:r>
+        <w:rPr>
+          <w:rFonts w:ascii="Candara" w:eastAsia="Now Heavy" w:hAnsi="Candara" w:cs="Now Heavy"/>
+          <w:color w:val="19274F"/>
+          <w:sz w:val="28"/>
+          <w:szCs w:val="28"/>
+        </w:rPr>
+        <w:t xml:space="preserve"> dengan </w:t>
+      </w:r>
+      <w:proofErr w:type="spellStart"/>
+      <w:r>
+        <w:rPr>
+          <w:rFonts w:ascii="Candara" w:eastAsia="Now Heavy" w:hAnsi="Candara" w:cs="Now Heavy"/>
+          <w:color w:val="19274F"/>
+          <w:sz w:val="28"/>
+          <w:szCs w:val="28"/>
+        </w:rPr>
+        <w:t>meng</w:t>
+      </w:r>
+      <w:proofErr w:type="spellEnd"/>
+      <w:r>
+        <w:rPr>
+          <w:rFonts w:ascii="Candara" w:eastAsia="Now Heavy" w:hAnsi="Candara" w:cs="Now Heavy"/>
+          <w:color w:val="19274F"/>
+          <w:sz w:val="28"/>
+          <w:szCs w:val="28"/>
+        </w:rPr>
+        <w:t xml:space="preserve"> klik ikon Tambahkan Simbol ke </w:t>
+      </w:r>
+      <w:proofErr w:type="spellStart"/>
+      <w:r>
+        <w:rPr>
+          <w:rFonts w:ascii="Candara" w:eastAsia="Now Heavy" w:hAnsi="Candara" w:cs="Now Heavy"/>
+          <w:color w:val="19274F"/>
+          <w:sz w:val="28"/>
+          <w:szCs w:val="28"/>
+        </w:rPr>
+        <w:t>Skematik</w:t>
+      </w:r>
+      <w:proofErr w:type="spellEnd"/>
+      <w:r>
+        <w:rPr>
+          <w:rFonts w:ascii="Candara" w:eastAsia="Now Heavy" w:hAnsi="Candara" w:cs="Now Heavy"/>
+          <w:color w:val="19274F"/>
+          <w:sz w:val="28"/>
+          <w:szCs w:val="28"/>
+        </w:rPr>
+        <w:t xml:space="preserve"> untuk digunakan pada </w:t>
+      </w:r>
+      <w:proofErr w:type="spellStart"/>
+      <w:r>
+        <w:rPr>
+          <w:rFonts w:ascii="Candara" w:eastAsia="Now Heavy" w:hAnsi="Candara" w:cs="Now Heavy"/>
+          <w:color w:val="19274F"/>
+          <w:sz w:val="28"/>
+          <w:szCs w:val="28"/>
+        </w:rPr>
+        <w:t>skematik</w:t>
+      </w:r>
+      <w:proofErr w:type="spellEnd"/>
+      <w:r>
+        <w:rPr>
+          <w:rFonts w:ascii="Candara" w:eastAsia="Now Heavy" w:hAnsi="Candara" w:cs="Now Heavy"/>
+          <w:color w:val="19274F"/>
+          <w:sz w:val="28"/>
+          <w:szCs w:val="28"/>
+        </w:rPr>
+        <w:t xml:space="preserve"> rangkaian. </w:t>
       </w:r>
     </w:p>
     <w:p>
@@ -6365,7 +9032,147 @@
           <w:sz w:val="28"/>
           <w:szCs w:val="28"/>
         </w:rPr>
-        <w:t xml:space="preserve">Setelah symbol joystick ditambahkan ke skematik, tahap selanjutnya adalah membuat Bus untuk mengelompokkan beberapa sinyal yang memiliki hubungan atau fungsi yang sama, Pada gambar 25 klik ikon gambar bus yang ditunjukkan oleh panah atau bisa juga dengan shortcut (B), kemudian buatlah garis bus, kemudian klik garis dan tekan pada keyboard (L) dan nantinya akan muncul popup seperti pada kotak merah, kemudian buatlah entry bus dengan membuat label, kemudian ok. </w:t>
+        <w:t xml:space="preserve">Setelah </w:t>
+      </w:r>
+      <w:proofErr w:type="spellStart"/>
+      <w:r>
+        <w:rPr>
+          <w:rFonts w:ascii="Candara" w:eastAsia="Now Heavy" w:hAnsi="Candara" w:cs="Now Heavy"/>
+          <w:color w:val="19274F"/>
+          <w:sz w:val="28"/>
+          <w:szCs w:val="28"/>
+        </w:rPr>
+        <w:t>symbol</w:t>
+      </w:r>
+      <w:proofErr w:type="spellEnd"/>
+      <w:r>
+        <w:rPr>
+          <w:rFonts w:ascii="Candara" w:eastAsia="Now Heavy" w:hAnsi="Candara" w:cs="Now Heavy"/>
+          <w:color w:val="19274F"/>
+          <w:sz w:val="28"/>
+          <w:szCs w:val="28"/>
+        </w:rPr>
+        <w:t xml:space="preserve"> </w:t>
+      </w:r>
+      <w:proofErr w:type="spellStart"/>
+      <w:r>
+        <w:rPr>
+          <w:rFonts w:ascii="Candara" w:eastAsia="Now Heavy" w:hAnsi="Candara" w:cs="Now Heavy"/>
+          <w:color w:val="19274F"/>
+          <w:sz w:val="28"/>
+          <w:szCs w:val="28"/>
+        </w:rPr>
+        <w:t>joystick</w:t>
+      </w:r>
+      <w:proofErr w:type="spellEnd"/>
+      <w:r>
+        <w:rPr>
+          <w:rFonts w:ascii="Candara" w:eastAsia="Now Heavy" w:hAnsi="Candara" w:cs="Now Heavy"/>
+          <w:color w:val="19274F"/>
+          <w:sz w:val="28"/>
+          <w:szCs w:val="28"/>
+        </w:rPr>
+        <w:t xml:space="preserve"> ditambahkan ke </w:t>
+      </w:r>
+      <w:proofErr w:type="spellStart"/>
+      <w:r>
+        <w:rPr>
+          <w:rFonts w:ascii="Candara" w:eastAsia="Now Heavy" w:hAnsi="Candara" w:cs="Now Heavy"/>
+          <w:color w:val="19274F"/>
+          <w:sz w:val="28"/>
+          <w:szCs w:val="28"/>
+        </w:rPr>
+        <w:t>skematik</w:t>
+      </w:r>
+      <w:proofErr w:type="spellEnd"/>
+      <w:r>
+        <w:rPr>
+          <w:rFonts w:ascii="Candara" w:eastAsia="Now Heavy" w:hAnsi="Candara" w:cs="Now Heavy"/>
+          <w:color w:val="19274F"/>
+          <w:sz w:val="28"/>
+          <w:szCs w:val="28"/>
+        </w:rPr>
+        <w:t xml:space="preserve">, tahap selanjutnya adalah membuat Bus untuk mengelompokkan beberapa sinyal yang memiliki hubungan atau fungsi yang sama, Pada gambar 25 klik ikon gambar bus yang ditunjukkan oleh panah atau bisa juga dengan </w:t>
+      </w:r>
+      <w:proofErr w:type="spellStart"/>
+      <w:r>
+        <w:rPr>
+          <w:rFonts w:ascii="Candara" w:eastAsia="Now Heavy" w:hAnsi="Candara" w:cs="Now Heavy"/>
+          <w:color w:val="19274F"/>
+          <w:sz w:val="28"/>
+          <w:szCs w:val="28"/>
+        </w:rPr>
+        <w:t>shortcut</w:t>
+      </w:r>
+      <w:proofErr w:type="spellEnd"/>
+      <w:r>
+        <w:rPr>
+          <w:rFonts w:ascii="Candara" w:eastAsia="Now Heavy" w:hAnsi="Candara" w:cs="Now Heavy"/>
+          <w:color w:val="19274F"/>
+          <w:sz w:val="28"/>
+          <w:szCs w:val="28"/>
+        </w:rPr>
+        <w:t xml:space="preserve"> (B), kemudian buatlah garis bus, kemudian klik garis dan tekan pada </w:t>
+      </w:r>
+      <w:proofErr w:type="spellStart"/>
+      <w:r>
+        <w:rPr>
+          <w:rFonts w:ascii="Candara" w:eastAsia="Now Heavy" w:hAnsi="Candara" w:cs="Now Heavy"/>
+          <w:color w:val="19274F"/>
+          <w:sz w:val="28"/>
+          <w:szCs w:val="28"/>
+        </w:rPr>
+        <w:t>keyboard</w:t>
+      </w:r>
+      <w:proofErr w:type="spellEnd"/>
+      <w:r>
+        <w:rPr>
+          <w:rFonts w:ascii="Candara" w:eastAsia="Now Heavy" w:hAnsi="Candara" w:cs="Now Heavy"/>
+          <w:color w:val="19274F"/>
+          <w:sz w:val="28"/>
+          <w:szCs w:val="28"/>
+        </w:rPr>
+        <w:t xml:space="preserve"> (L) dan nantinya akan muncul </w:t>
+      </w:r>
+      <w:proofErr w:type="spellStart"/>
+      <w:r>
+        <w:rPr>
+          <w:rFonts w:ascii="Candara" w:eastAsia="Now Heavy" w:hAnsi="Candara" w:cs="Now Heavy"/>
+          <w:color w:val="19274F"/>
+          <w:sz w:val="28"/>
+          <w:szCs w:val="28"/>
+        </w:rPr>
+        <w:t>popup</w:t>
+      </w:r>
+      <w:proofErr w:type="spellEnd"/>
+      <w:r>
+        <w:rPr>
+          <w:rFonts w:ascii="Candara" w:eastAsia="Now Heavy" w:hAnsi="Candara" w:cs="Now Heavy"/>
+          <w:color w:val="19274F"/>
+          <w:sz w:val="28"/>
+          <w:szCs w:val="28"/>
+        </w:rPr>
+        <w:t xml:space="preserve"> seperti pada kotak merah, kemudian buatlah </w:t>
+      </w:r>
+      <w:proofErr w:type="spellStart"/>
+      <w:r>
+        <w:rPr>
+          <w:rFonts w:ascii="Candara" w:eastAsia="Now Heavy" w:hAnsi="Candara" w:cs="Now Heavy"/>
+          <w:color w:val="19274F"/>
+          <w:sz w:val="28"/>
+          <w:szCs w:val="28"/>
+        </w:rPr>
+        <w:t>entry</w:t>
+      </w:r>
+      <w:proofErr w:type="spellEnd"/>
+      <w:r>
+        <w:rPr>
+          <w:rFonts w:ascii="Candara" w:eastAsia="Now Heavy" w:hAnsi="Candara" w:cs="Now Heavy"/>
+          <w:color w:val="19274F"/>
+          <w:sz w:val="28"/>
+          <w:szCs w:val="28"/>
+        </w:rPr>
+        <w:t xml:space="preserve"> bus dengan membuat label, kemudian ok. </w:t>
       </w:r>
     </w:p>
     <w:p>
@@ -6524,7 +9331,127 @@
           <w:sz w:val="28"/>
           <w:szCs w:val="28"/>
         </w:rPr>
-        <w:t xml:space="preserve">Kemudian, perhatikan titik titik buletan pada gambar 27 sebagai contoh pada ESP32, sinyal yang terhubung ke VRx1 disambungkan ke garis Bus. Selanjutnya, pin VRx1 pada symbol joystick juga dihubungkan ke garis Bus yang sama. Dengan demikian, sinyal VRx1 dari ESP32 dan joystick dapat terhubung melalui Bus sesuai dengan label yang telah dibuat. </w:t>
+        <w:t xml:space="preserve">Kemudian, perhatikan titik </w:t>
+      </w:r>
+      <w:proofErr w:type="spellStart"/>
+      <w:r>
+        <w:rPr>
+          <w:rFonts w:ascii="Candara" w:eastAsia="Now Heavy" w:hAnsi="Candara" w:cs="Now Heavy"/>
+          <w:color w:val="19274F"/>
+          <w:sz w:val="28"/>
+          <w:szCs w:val="28"/>
+        </w:rPr>
+        <w:t>titik</w:t>
+      </w:r>
+      <w:proofErr w:type="spellEnd"/>
+      <w:r>
+        <w:rPr>
+          <w:rFonts w:ascii="Candara" w:eastAsia="Now Heavy" w:hAnsi="Candara" w:cs="Now Heavy"/>
+          <w:color w:val="19274F"/>
+          <w:sz w:val="28"/>
+          <w:szCs w:val="28"/>
+        </w:rPr>
+        <w:t xml:space="preserve"> </w:t>
+      </w:r>
+      <w:proofErr w:type="spellStart"/>
+      <w:r>
+        <w:rPr>
+          <w:rFonts w:ascii="Candara" w:eastAsia="Now Heavy" w:hAnsi="Candara" w:cs="Now Heavy"/>
+          <w:color w:val="19274F"/>
+          <w:sz w:val="28"/>
+          <w:szCs w:val="28"/>
+        </w:rPr>
+        <w:t>buletan</w:t>
+      </w:r>
+      <w:proofErr w:type="spellEnd"/>
+      <w:r>
+        <w:rPr>
+          <w:rFonts w:ascii="Candara" w:eastAsia="Now Heavy" w:hAnsi="Candara" w:cs="Now Heavy"/>
+          <w:color w:val="19274F"/>
+          <w:sz w:val="28"/>
+          <w:szCs w:val="28"/>
+        </w:rPr>
+        <w:t xml:space="preserve"> pada gambar 27 sebagai contoh pada ESP32, sinyal yang terhubung ke VRx1 disambungkan ke garis Bus. Selanjutnya, </w:t>
+      </w:r>
+      <w:proofErr w:type="spellStart"/>
+      <w:r>
+        <w:rPr>
+          <w:rFonts w:ascii="Candara" w:eastAsia="Now Heavy" w:hAnsi="Candara" w:cs="Now Heavy"/>
+          <w:color w:val="19274F"/>
+          <w:sz w:val="28"/>
+          <w:szCs w:val="28"/>
+        </w:rPr>
+        <w:t>pin</w:t>
+      </w:r>
+      <w:proofErr w:type="spellEnd"/>
+      <w:r>
+        <w:rPr>
+          <w:rFonts w:ascii="Candara" w:eastAsia="Now Heavy" w:hAnsi="Candara" w:cs="Now Heavy"/>
+          <w:color w:val="19274F"/>
+          <w:sz w:val="28"/>
+          <w:szCs w:val="28"/>
+        </w:rPr>
+        <w:t xml:space="preserve"> VRx1 pada </w:t>
+      </w:r>
+      <w:proofErr w:type="spellStart"/>
+      <w:r>
+        <w:rPr>
+          <w:rFonts w:ascii="Candara" w:eastAsia="Now Heavy" w:hAnsi="Candara" w:cs="Now Heavy"/>
+          <w:color w:val="19274F"/>
+          <w:sz w:val="28"/>
+          <w:szCs w:val="28"/>
+        </w:rPr>
+        <w:t>symbol</w:t>
+      </w:r>
+      <w:proofErr w:type="spellEnd"/>
+      <w:r>
+        <w:rPr>
+          <w:rFonts w:ascii="Candara" w:eastAsia="Now Heavy" w:hAnsi="Candara" w:cs="Now Heavy"/>
+          <w:color w:val="19274F"/>
+          <w:sz w:val="28"/>
+          <w:szCs w:val="28"/>
+        </w:rPr>
+        <w:t xml:space="preserve"> </w:t>
+      </w:r>
+      <w:proofErr w:type="spellStart"/>
+      <w:r>
+        <w:rPr>
+          <w:rFonts w:ascii="Candara" w:eastAsia="Now Heavy" w:hAnsi="Candara" w:cs="Now Heavy"/>
+          <w:color w:val="19274F"/>
+          <w:sz w:val="28"/>
+          <w:szCs w:val="28"/>
+        </w:rPr>
+        <w:t>joystick</w:t>
+      </w:r>
+      <w:proofErr w:type="spellEnd"/>
+      <w:r>
+        <w:rPr>
+          <w:rFonts w:ascii="Candara" w:eastAsia="Now Heavy" w:hAnsi="Candara" w:cs="Now Heavy"/>
+          <w:color w:val="19274F"/>
+          <w:sz w:val="28"/>
+          <w:szCs w:val="28"/>
+        </w:rPr>
+        <w:t xml:space="preserve"> juga dihubungkan ke garis Bus yang sama. Dengan demikian, sinyal VRx1 dari ESP32 dan </w:t>
+      </w:r>
+      <w:proofErr w:type="spellStart"/>
+      <w:r>
+        <w:rPr>
+          <w:rFonts w:ascii="Candara" w:eastAsia="Now Heavy" w:hAnsi="Candara" w:cs="Now Heavy"/>
+          <w:color w:val="19274F"/>
+          <w:sz w:val="28"/>
+          <w:szCs w:val="28"/>
+        </w:rPr>
+        <w:t>joystick</w:t>
+      </w:r>
+      <w:proofErr w:type="spellEnd"/>
+      <w:r>
+        <w:rPr>
+          <w:rFonts w:ascii="Candara" w:eastAsia="Now Heavy" w:hAnsi="Candara" w:cs="Now Heavy"/>
+          <w:color w:val="19274F"/>
+          <w:sz w:val="28"/>
+          <w:szCs w:val="28"/>
+        </w:rPr>
+        <w:t xml:space="preserve"> dapat terhubung melalui Bus sesuai dengan label yang telah dibuat. </w:t>
       </w:r>
     </w:p>
     <w:p>
@@ -6815,7 +9742,87 @@
           <w:szCs w:val="28"/>
         </w:rPr>
         <w:lastRenderedPageBreak/>
-        <w:t xml:space="preserve">Kemudian untuk komponen yang tidak disambungkan dengan bus dapat menyambungkannya dengan menggunakan gambar kabel seperti yag ditunjukkan kotak biru dengan menggunakan shortcut W atau dengan menggunakan label seperti yang ditunjukkan buletan hitam  dengan menggunakan shortcut L  </w:t>
+        <w:t xml:space="preserve">Kemudian untuk komponen yang tidak disambungkan dengan bus dapat menyambungkannya dengan menggunakan gambar kabel seperti </w:t>
+      </w:r>
+      <w:proofErr w:type="spellStart"/>
+      <w:r>
+        <w:rPr>
+          <w:rFonts w:ascii="Candara" w:eastAsia="Now Heavy" w:hAnsi="Candara" w:cs="Now Heavy"/>
+          <w:color w:val="19274F"/>
+          <w:sz w:val="28"/>
+          <w:szCs w:val="28"/>
+        </w:rPr>
+        <w:t>yag</w:t>
+      </w:r>
+      <w:proofErr w:type="spellEnd"/>
+      <w:r>
+        <w:rPr>
+          <w:rFonts w:ascii="Candara" w:eastAsia="Now Heavy" w:hAnsi="Candara" w:cs="Now Heavy"/>
+          <w:color w:val="19274F"/>
+          <w:sz w:val="28"/>
+          <w:szCs w:val="28"/>
+        </w:rPr>
+        <w:t xml:space="preserve"> ditunjukkan kotak biru dengan menggunakan </w:t>
+      </w:r>
+      <w:proofErr w:type="spellStart"/>
+      <w:r>
+        <w:rPr>
+          <w:rFonts w:ascii="Candara" w:eastAsia="Now Heavy" w:hAnsi="Candara" w:cs="Now Heavy"/>
+          <w:color w:val="19274F"/>
+          <w:sz w:val="28"/>
+          <w:szCs w:val="28"/>
+        </w:rPr>
+        <w:t>shortcut</w:t>
+      </w:r>
+      <w:proofErr w:type="spellEnd"/>
+      <w:r>
+        <w:rPr>
+          <w:rFonts w:ascii="Candara" w:eastAsia="Now Heavy" w:hAnsi="Candara" w:cs="Now Heavy"/>
+          <w:color w:val="19274F"/>
+          <w:sz w:val="28"/>
+          <w:szCs w:val="28"/>
+        </w:rPr>
+        <w:t xml:space="preserve"> W atau dengan menggunakan label seperti yang ditunjukkan </w:t>
+      </w:r>
+      <w:proofErr w:type="spellStart"/>
+      <w:r>
+        <w:rPr>
+          <w:rFonts w:ascii="Candara" w:eastAsia="Now Heavy" w:hAnsi="Candara" w:cs="Now Heavy"/>
+          <w:color w:val="19274F"/>
+          <w:sz w:val="28"/>
+          <w:szCs w:val="28"/>
+        </w:rPr>
+        <w:t>buletan</w:t>
+      </w:r>
+      <w:proofErr w:type="spellEnd"/>
+      <w:r>
+        <w:rPr>
+          <w:rFonts w:ascii="Candara" w:eastAsia="Now Heavy" w:hAnsi="Candara" w:cs="Now Heavy"/>
+          <w:color w:val="19274F"/>
+          <w:sz w:val="28"/>
+          <w:szCs w:val="28"/>
+        </w:rPr>
+        <w:t xml:space="preserve"> hitam  dengan menggunakan </w:t>
+      </w:r>
+      <w:proofErr w:type="spellStart"/>
+      <w:r>
+        <w:rPr>
+          <w:rFonts w:ascii="Candara" w:eastAsia="Now Heavy" w:hAnsi="Candara" w:cs="Now Heavy"/>
+          <w:color w:val="19274F"/>
+          <w:sz w:val="28"/>
+          <w:szCs w:val="28"/>
+        </w:rPr>
+        <w:t>shortcut</w:t>
+      </w:r>
+      <w:proofErr w:type="spellEnd"/>
+      <w:r>
+        <w:rPr>
+          <w:rFonts w:ascii="Candara" w:eastAsia="Now Heavy" w:hAnsi="Candara" w:cs="Now Heavy"/>
+          <w:color w:val="19274F"/>
+          <w:sz w:val="28"/>
+          <w:szCs w:val="28"/>
+        </w:rPr>
+        <w:t xml:space="preserve"> L  </w:t>
       </w:r>
     </w:p>
     <w:p>
@@ -6890,7 +9897,67 @@
           <w:sz w:val="28"/>
           <w:szCs w:val="28"/>
         </w:rPr>
-        <w:t xml:space="preserve">Kemudian pada gambar 29 untuk menempatkan simbol daya klik tempatkan simbol daya seperti yang ditunjukkan pada kotak berwarna biru kemudian nantinya akan memunculkan pop up pilih simbol daya seperti pada kotak berwarna merah, kemudian pada tampilan pop-up, user dapat mencari simbol daya yang dibutuhkan pada kotak pencarian kemudian ditampilkan juga simbol daya yang dipilih seperti pada kotak ungu, kemudian tempatkan dan sambungkan dengan rangkaian.  </w:t>
+        <w:t xml:space="preserve">Kemudian pada gambar 29 untuk menempatkan simbol daya klik tempatkan simbol daya seperti yang ditunjukkan pada kotak berwarna biru kemudian nantinya akan memunculkan pop </w:t>
+      </w:r>
+      <w:proofErr w:type="spellStart"/>
+      <w:r>
+        <w:rPr>
+          <w:rFonts w:ascii="Candara" w:eastAsia="Now Heavy" w:hAnsi="Candara" w:cs="Now Heavy"/>
+          <w:color w:val="19274F"/>
+          <w:sz w:val="28"/>
+          <w:szCs w:val="28"/>
+        </w:rPr>
+        <w:t>up</w:t>
+      </w:r>
+      <w:proofErr w:type="spellEnd"/>
+      <w:r>
+        <w:rPr>
+          <w:rFonts w:ascii="Candara" w:eastAsia="Now Heavy" w:hAnsi="Candara" w:cs="Now Heavy"/>
+          <w:color w:val="19274F"/>
+          <w:sz w:val="28"/>
+          <w:szCs w:val="28"/>
+        </w:rPr>
+        <w:t xml:space="preserve"> pilih simbol daya seperti pada kotak berwarna merah, kemudian pada tampilan pop-</w:t>
+      </w:r>
+      <w:proofErr w:type="spellStart"/>
+      <w:r>
+        <w:rPr>
+          <w:rFonts w:ascii="Candara" w:eastAsia="Now Heavy" w:hAnsi="Candara" w:cs="Now Heavy"/>
+          <w:color w:val="19274F"/>
+          <w:sz w:val="28"/>
+          <w:szCs w:val="28"/>
+        </w:rPr>
+        <w:t>up</w:t>
+      </w:r>
+      <w:proofErr w:type="spellEnd"/>
+      <w:r>
+        <w:rPr>
+          <w:rFonts w:ascii="Candara" w:eastAsia="Now Heavy" w:hAnsi="Candara" w:cs="Now Heavy"/>
+          <w:color w:val="19274F"/>
+          <w:sz w:val="28"/>
+          <w:szCs w:val="28"/>
+        </w:rPr>
+        <w:t xml:space="preserve">, </w:t>
+      </w:r>
+      <w:proofErr w:type="spellStart"/>
+      <w:r>
+        <w:rPr>
+          <w:rFonts w:ascii="Candara" w:eastAsia="Now Heavy" w:hAnsi="Candara" w:cs="Now Heavy"/>
+          <w:color w:val="19274F"/>
+          <w:sz w:val="28"/>
+          <w:szCs w:val="28"/>
+        </w:rPr>
+        <w:t>user</w:t>
+      </w:r>
+      <w:proofErr w:type="spellEnd"/>
+      <w:r>
+        <w:rPr>
+          <w:rFonts w:ascii="Candara" w:eastAsia="Now Heavy" w:hAnsi="Candara" w:cs="Now Heavy"/>
+          <w:color w:val="19274F"/>
+          <w:sz w:val="28"/>
+          <w:szCs w:val="28"/>
+        </w:rPr>
+        <w:t xml:space="preserve"> dapat mencari simbol daya yang dibutuhkan pada kotak pencarian kemudian ditampilkan juga simbol daya yang dipilih seperti pada kotak ungu, kemudian tempatkan dan sambungkan dengan rangkaian.  </w:t>
       </w:r>
     </w:p>
     <w:p>
@@ -7001,7 +10068,139 @@
           <w:sz w:val="28"/>
           <w:szCs w:val="28"/>
         </w:rPr>
-        <w:t xml:space="preserve">apabila terdapat pin yang tidak digunakan tempatkan bendera No Connect yakni ikon yang ditunjukkan pada kotak merah atau bisa juga dengan shortcut (Q), dan klik pin pin yang tidak digunakan contoh penggunaannya seperti pada yang ditunjukkan kotak-kotak hitam. </w:t>
+        <w:t xml:space="preserve">apabila terdapat </w:t>
+      </w:r>
+      <w:proofErr w:type="spellStart"/>
+      <w:r>
+        <w:rPr>
+          <w:rFonts w:ascii="Candara" w:eastAsia="Canva Sans" w:hAnsi="Candara" w:cs="Canva Sans"/>
+          <w:color w:val="3D3D3D"/>
+          <w:spacing w:val="-2"/>
+          <w:sz w:val="28"/>
+          <w:szCs w:val="28"/>
+        </w:rPr>
+        <w:t>pin</w:t>
+      </w:r>
+      <w:proofErr w:type="spellEnd"/>
+      <w:r>
+        <w:rPr>
+          <w:rFonts w:ascii="Candara" w:eastAsia="Canva Sans" w:hAnsi="Candara" w:cs="Canva Sans"/>
+          <w:color w:val="3D3D3D"/>
+          <w:spacing w:val="-2"/>
+          <w:sz w:val="28"/>
+          <w:szCs w:val="28"/>
+        </w:rPr>
+        <w:t xml:space="preserve"> yang tidak digunakan tempatkan bendera </w:t>
+      </w:r>
+      <w:proofErr w:type="spellStart"/>
+      <w:r>
+        <w:rPr>
+          <w:rFonts w:ascii="Candara" w:eastAsia="Canva Sans" w:hAnsi="Candara" w:cs="Canva Sans"/>
+          <w:color w:val="3D3D3D"/>
+          <w:spacing w:val="-2"/>
+          <w:sz w:val="28"/>
+          <w:szCs w:val="28"/>
+        </w:rPr>
+        <w:t>No</w:t>
+      </w:r>
+      <w:proofErr w:type="spellEnd"/>
+      <w:r>
+        <w:rPr>
+          <w:rFonts w:ascii="Candara" w:eastAsia="Canva Sans" w:hAnsi="Candara" w:cs="Canva Sans"/>
+          <w:color w:val="3D3D3D"/>
+          <w:spacing w:val="-2"/>
+          <w:sz w:val="28"/>
+          <w:szCs w:val="28"/>
+        </w:rPr>
+        <w:t xml:space="preserve"> </w:t>
+      </w:r>
+      <w:proofErr w:type="spellStart"/>
+      <w:r>
+        <w:rPr>
+          <w:rFonts w:ascii="Candara" w:eastAsia="Canva Sans" w:hAnsi="Candara" w:cs="Canva Sans"/>
+          <w:color w:val="3D3D3D"/>
+          <w:spacing w:val="-2"/>
+          <w:sz w:val="28"/>
+          <w:szCs w:val="28"/>
+        </w:rPr>
+        <w:t>Connect</w:t>
+      </w:r>
+      <w:proofErr w:type="spellEnd"/>
+      <w:r>
+        <w:rPr>
+          <w:rFonts w:ascii="Candara" w:eastAsia="Canva Sans" w:hAnsi="Candara" w:cs="Canva Sans"/>
+          <w:color w:val="3D3D3D"/>
+          <w:spacing w:val="-2"/>
+          <w:sz w:val="28"/>
+          <w:szCs w:val="28"/>
+        </w:rPr>
+        <w:t xml:space="preserve"> yakni ikon yang ditunjukkan pada kotak merah atau bisa juga dengan </w:t>
+      </w:r>
+      <w:proofErr w:type="spellStart"/>
+      <w:r>
+        <w:rPr>
+          <w:rFonts w:ascii="Candara" w:eastAsia="Canva Sans" w:hAnsi="Candara" w:cs="Canva Sans"/>
+          <w:color w:val="3D3D3D"/>
+          <w:spacing w:val="-2"/>
+          <w:sz w:val="28"/>
+          <w:szCs w:val="28"/>
+        </w:rPr>
+        <w:t>shortcut</w:t>
+      </w:r>
+      <w:proofErr w:type="spellEnd"/>
+      <w:r>
+        <w:rPr>
+          <w:rFonts w:ascii="Candara" w:eastAsia="Canva Sans" w:hAnsi="Candara" w:cs="Canva Sans"/>
+          <w:color w:val="3D3D3D"/>
+          <w:spacing w:val="-2"/>
+          <w:sz w:val="28"/>
+          <w:szCs w:val="28"/>
+        </w:rPr>
+        <w:t xml:space="preserve"> (Q), dan klik </w:t>
+      </w:r>
+      <w:proofErr w:type="spellStart"/>
+      <w:r>
+        <w:rPr>
+          <w:rFonts w:ascii="Candara" w:eastAsia="Canva Sans" w:hAnsi="Candara" w:cs="Canva Sans"/>
+          <w:color w:val="3D3D3D"/>
+          <w:spacing w:val="-2"/>
+          <w:sz w:val="28"/>
+          <w:szCs w:val="28"/>
+        </w:rPr>
+        <w:t>pin</w:t>
+      </w:r>
+      <w:proofErr w:type="spellEnd"/>
+      <w:r>
+        <w:rPr>
+          <w:rFonts w:ascii="Candara" w:eastAsia="Canva Sans" w:hAnsi="Candara" w:cs="Canva Sans"/>
+          <w:color w:val="3D3D3D"/>
+          <w:spacing w:val="-2"/>
+          <w:sz w:val="28"/>
+          <w:szCs w:val="28"/>
+        </w:rPr>
+        <w:t xml:space="preserve"> </w:t>
+      </w:r>
+      <w:proofErr w:type="spellStart"/>
+      <w:r>
+        <w:rPr>
+          <w:rFonts w:ascii="Candara" w:eastAsia="Canva Sans" w:hAnsi="Candara" w:cs="Canva Sans"/>
+          <w:color w:val="3D3D3D"/>
+          <w:spacing w:val="-2"/>
+          <w:sz w:val="28"/>
+          <w:szCs w:val="28"/>
+        </w:rPr>
+        <w:t>pin</w:t>
+      </w:r>
+      <w:proofErr w:type="spellEnd"/>
+      <w:r>
+        <w:rPr>
+          <w:rFonts w:ascii="Candara" w:eastAsia="Canva Sans" w:hAnsi="Candara" w:cs="Canva Sans"/>
+          <w:color w:val="3D3D3D"/>
+          <w:spacing w:val="-2"/>
+          <w:sz w:val="28"/>
+          <w:szCs w:val="28"/>
+        </w:rPr>
+        <w:t xml:space="preserve"> yang tidak digunakan contoh penggunaannya seperti pada yang ditunjukkan kotak-kotak hitam. </w:t>
       </w:r>
     </w:p>
     <w:p>
@@ -7306,7 +10505,67 @@
           <w:sz w:val="28"/>
           <w:szCs w:val="28"/>
         </w:rPr>
-        <w:t xml:space="preserve">Kemudian untuk membuat custom footprint, masuk kepada tampilan utama seperti pada gambar 28 kemudian pilih penyunting footprint. </w:t>
+        <w:t xml:space="preserve">Kemudian untuk membuat </w:t>
+      </w:r>
+      <w:proofErr w:type="spellStart"/>
+      <w:r>
+        <w:rPr>
+          <w:rFonts w:ascii="Candara" w:eastAsia="Now Heavy" w:hAnsi="Candara" w:cs="Now Heavy"/>
+          <w:color w:val="19274F"/>
+          <w:sz w:val="28"/>
+          <w:szCs w:val="28"/>
+        </w:rPr>
+        <w:t>custom</w:t>
+      </w:r>
+      <w:proofErr w:type="spellEnd"/>
+      <w:r>
+        <w:rPr>
+          <w:rFonts w:ascii="Candara" w:eastAsia="Now Heavy" w:hAnsi="Candara" w:cs="Now Heavy"/>
+          <w:color w:val="19274F"/>
+          <w:sz w:val="28"/>
+          <w:szCs w:val="28"/>
+        </w:rPr>
+        <w:t xml:space="preserve"> </w:t>
+      </w:r>
+      <w:proofErr w:type="spellStart"/>
+      <w:r>
+        <w:rPr>
+          <w:rFonts w:ascii="Candara" w:eastAsia="Now Heavy" w:hAnsi="Candara" w:cs="Now Heavy"/>
+          <w:color w:val="19274F"/>
+          <w:sz w:val="28"/>
+          <w:szCs w:val="28"/>
+        </w:rPr>
+        <w:t>footprint</w:t>
+      </w:r>
+      <w:proofErr w:type="spellEnd"/>
+      <w:r>
+        <w:rPr>
+          <w:rFonts w:ascii="Candara" w:eastAsia="Now Heavy" w:hAnsi="Candara" w:cs="Now Heavy"/>
+          <w:color w:val="19274F"/>
+          <w:sz w:val="28"/>
+          <w:szCs w:val="28"/>
+        </w:rPr>
+        <w:t xml:space="preserve">, masuk kepada tampilan utama seperti pada gambar 28 kemudian pilih penyunting </w:t>
+      </w:r>
+      <w:proofErr w:type="spellStart"/>
+      <w:r>
+        <w:rPr>
+          <w:rFonts w:ascii="Candara" w:eastAsia="Now Heavy" w:hAnsi="Candara" w:cs="Now Heavy"/>
+          <w:color w:val="19274F"/>
+          <w:sz w:val="28"/>
+          <w:szCs w:val="28"/>
+        </w:rPr>
+        <w:t>footprint</w:t>
+      </w:r>
+      <w:proofErr w:type="spellEnd"/>
+      <w:r>
+        <w:rPr>
+          <w:rFonts w:ascii="Candara" w:eastAsia="Now Heavy" w:hAnsi="Candara" w:cs="Now Heavy"/>
+          <w:color w:val="19274F"/>
+          <w:sz w:val="28"/>
+          <w:szCs w:val="28"/>
+        </w:rPr>
+        <w:t xml:space="preserve">. </w:t>
       </w:r>
     </w:p>
     <w:p>
@@ -7376,7 +10635,27 @@
           <w:sz w:val="28"/>
           <w:szCs w:val="28"/>
         </w:rPr>
-        <w:t xml:space="preserve">Kemudian pada gambar 30, untuk membuat pustaka footprint baru klik berkas </w:t>
+        <w:t xml:space="preserve">Kemudian pada gambar 30, untuk membuat pustaka </w:t>
+      </w:r>
+      <w:proofErr w:type="spellStart"/>
+      <w:r>
+        <w:rPr>
+          <w:rFonts w:ascii="Candara" w:eastAsia="Now Heavy" w:hAnsi="Candara" w:cs="Now Heavy"/>
+          <w:color w:val="19274F"/>
+          <w:sz w:val="28"/>
+          <w:szCs w:val="28"/>
+        </w:rPr>
+        <w:t>footprint</w:t>
+      </w:r>
+      <w:proofErr w:type="spellEnd"/>
+      <w:r>
+        <w:rPr>
+          <w:rFonts w:ascii="Candara" w:eastAsia="Now Heavy" w:hAnsi="Candara" w:cs="Now Heavy"/>
+          <w:color w:val="19274F"/>
+          <w:sz w:val="28"/>
+          <w:szCs w:val="28"/>
+        </w:rPr>
+        <w:t xml:space="preserve"> baru klik berkas </w:t>
       </w:r>
       <w:r>
         <w:rPr>
@@ -7394,7 +10673,187 @@
           <w:sz w:val="28"/>
           <w:szCs w:val="28"/>
         </w:rPr>
-        <w:t xml:space="preserve"> pustaka baru, setelah itu nantinya akan memunculkan jendela file explorer baru seperti pada gambar 31, disini user dapat memilih nama file dan direktori untuk menyimpan file custom footprint secara lokal kemudian klik simpan </w:t>
+        <w:t xml:space="preserve"> pustaka baru, setelah itu nantinya akan memunculkan jendela </w:t>
+      </w:r>
+      <w:proofErr w:type="spellStart"/>
+      <w:r>
+        <w:rPr>
+          <w:rFonts w:ascii="Candara" w:eastAsia="Now Heavy" w:hAnsi="Candara" w:cs="Now Heavy"/>
+          <w:color w:val="19274F"/>
+          <w:sz w:val="28"/>
+          <w:szCs w:val="28"/>
+        </w:rPr>
+        <w:t>file</w:t>
+      </w:r>
+      <w:proofErr w:type="spellEnd"/>
+      <w:r>
+        <w:rPr>
+          <w:rFonts w:ascii="Candara" w:eastAsia="Now Heavy" w:hAnsi="Candara" w:cs="Now Heavy"/>
+          <w:color w:val="19274F"/>
+          <w:sz w:val="28"/>
+          <w:szCs w:val="28"/>
+        </w:rPr>
+        <w:t xml:space="preserve"> </w:t>
+      </w:r>
+      <w:proofErr w:type="spellStart"/>
+      <w:r>
+        <w:rPr>
+          <w:rFonts w:ascii="Candara" w:eastAsia="Now Heavy" w:hAnsi="Candara" w:cs="Now Heavy"/>
+          <w:color w:val="19274F"/>
+          <w:sz w:val="28"/>
+          <w:szCs w:val="28"/>
+        </w:rPr>
+        <w:t>explorer</w:t>
+      </w:r>
+      <w:proofErr w:type="spellEnd"/>
+      <w:r>
+        <w:rPr>
+          <w:rFonts w:ascii="Candara" w:eastAsia="Now Heavy" w:hAnsi="Candara" w:cs="Now Heavy"/>
+          <w:color w:val="19274F"/>
+          <w:sz w:val="28"/>
+          <w:szCs w:val="28"/>
+        </w:rPr>
+        <w:t xml:space="preserve"> baru seperti pada gambar 31, </w:t>
+      </w:r>
+      <w:proofErr w:type="spellStart"/>
+      <w:r>
+        <w:rPr>
+          <w:rFonts w:ascii="Candara" w:eastAsia="Now Heavy" w:hAnsi="Candara" w:cs="Now Heavy"/>
+          <w:color w:val="19274F"/>
+          <w:sz w:val="28"/>
+          <w:szCs w:val="28"/>
+        </w:rPr>
+        <w:t>disini</w:t>
+      </w:r>
+      <w:proofErr w:type="spellEnd"/>
+      <w:r>
+        <w:rPr>
+          <w:rFonts w:ascii="Candara" w:eastAsia="Now Heavy" w:hAnsi="Candara" w:cs="Now Heavy"/>
+          <w:color w:val="19274F"/>
+          <w:sz w:val="28"/>
+          <w:szCs w:val="28"/>
+        </w:rPr>
+        <w:t xml:space="preserve"> </w:t>
+      </w:r>
+      <w:proofErr w:type="spellStart"/>
+      <w:r>
+        <w:rPr>
+          <w:rFonts w:ascii="Candara" w:eastAsia="Now Heavy" w:hAnsi="Candara" w:cs="Now Heavy"/>
+          <w:color w:val="19274F"/>
+          <w:sz w:val="28"/>
+          <w:szCs w:val="28"/>
+        </w:rPr>
+        <w:t>user</w:t>
+      </w:r>
+      <w:proofErr w:type="spellEnd"/>
+      <w:r>
+        <w:rPr>
+          <w:rFonts w:ascii="Candara" w:eastAsia="Now Heavy" w:hAnsi="Candara" w:cs="Now Heavy"/>
+          <w:color w:val="19274F"/>
+          <w:sz w:val="28"/>
+          <w:szCs w:val="28"/>
+        </w:rPr>
+        <w:t xml:space="preserve"> dapat memilih nama </w:t>
+      </w:r>
+      <w:proofErr w:type="spellStart"/>
+      <w:r>
+        <w:rPr>
+          <w:rFonts w:ascii="Candara" w:eastAsia="Now Heavy" w:hAnsi="Candara" w:cs="Now Heavy"/>
+          <w:color w:val="19274F"/>
+          <w:sz w:val="28"/>
+          <w:szCs w:val="28"/>
+        </w:rPr>
+        <w:t>file</w:t>
+      </w:r>
+      <w:proofErr w:type="spellEnd"/>
+      <w:r>
+        <w:rPr>
+          <w:rFonts w:ascii="Candara" w:eastAsia="Now Heavy" w:hAnsi="Candara" w:cs="Now Heavy"/>
+          <w:color w:val="19274F"/>
+          <w:sz w:val="28"/>
+          <w:szCs w:val="28"/>
+        </w:rPr>
+        <w:t xml:space="preserve"> dan </w:t>
+      </w:r>
+      <w:proofErr w:type="spellStart"/>
+      <w:r>
+        <w:rPr>
+          <w:rFonts w:ascii="Candara" w:eastAsia="Now Heavy" w:hAnsi="Candara" w:cs="Now Heavy"/>
+          <w:color w:val="19274F"/>
+          <w:sz w:val="28"/>
+          <w:szCs w:val="28"/>
+        </w:rPr>
+        <w:t>direktori</w:t>
+      </w:r>
+      <w:proofErr w:type="spellEnd"/>
+      <w:r>
+        <w:rPr>
+          <w:rFonts w:ascii="Candara" w:eastAsia="Now Heavy" w:hAnsi="Candara" w:cs="Now Heavy"/>
+          <w:color w:val="19274F"/>
+          <w:sz w:val="28"/>
+          <w:szCs w:val="28"/>
+        </w:rPr>
+        <w:t xml:space="preserve"> untuk menyimpan </w:t>
+      </w:r>
+      <w:proofErr w:type="spellStart"/>
+      <w:r>
+        <w:rPr>
+          <w:rFonts w:ascii="Candara" w:eastAsia="Now Heavy" w:hAnsi="Candara" w:cs="Now Heavy"/>
+          <w:color w:val="19274F"/>
+          <w:sz w:val="28"/>
+          <w:szCs w:val="28"/>
+        </w:rPr>
+        <w:t>file</w:t>
+      </w:r>
+      <w:proofErr w:type="spellEnd"/>
+      <w:r>
+        <w:rPr>
+          <w:rFonts w:ascii="Candara" w:eastAsia="Now Heavy" w:hAnsi="Candara" w:cs="Now Heavy"/>
+          <w:color w:val="19274F"/>
+          <w:sz w:val="28"/>
+          <w:szCs w:val="28"/>
+        </w:rPr>
+        <w:t xml:space="preserve"> </w:t>
+      </w:r>
+      <w:proofErr w:type="spellStart"/>
+      <w:r>
+        <w:rPr>
+          <w:rFonts w:ascii="Candara" w:eastAsia="Now Heavy" w:hAnsi="Candara" w:cs="Now Heavy"/>
+          <w:color w:val="19274F"/>
+          <w:sz w:val="28"/>
+          <w:szCs w:val="28"/>
+        </w:rPr>
+        <w:t>custom</w:t>
+      </w:r>
+      <w:proofErr w:type="spellEnd"/>
+      <w:r>
+        <w:rPr>
+          <w:rFonts w:ascii="Candara" w:eastAsia="Now Heavy" w:hAnsi="Candara" w:cs="Now Heavy"/>
+          <w:color w:val="19274F"/>
+          <w:sz w:val="28"/>
+          <w:szCs w:val="28"/>
+        </w:rPr>
+        <w:t xml:space="preserve"> </w:t>
+      </w:r>
+      <w:proofErr w:type="spellStart"/>
+      <w:r>
+        <w:rPr>
+          <w:rFonts w:ascii="Candara" w:eastAsia="Now Heavy" w:hAnsi="Candara" w:cs="Now Heavy"/>
+          <w:color w:val="19274F"/>
+          <w:sz w:val="28"/>
+          <w:szCs w:val="28"/>
+        </w:rPr>
+        <w:t>footprint</w:t>
+      </w:r>
+      <w:proofErr w:type="spellEnd"/>
+      <w:r>
+        <w:rPr>
+          <w:rFonts w:ascii="Candara" w:eastAsia="Now Heavy" w:hAnsi="Candara" w:cs="Now Heavy"/>
+          <w:color w:val="19274F"/>
+          <w:sz w:val="28"/>
+          <w:szCs w:val="28"/>
+        </w:rPr>
+        <w:t xml:space="preserve"> secara lokal kemudian klik simpan </w:t>
       </w:r>
     </w:p>
     <w:p>
@@ -7463,7 +10922,107 @@
           <w:sz w:val="28"/>
           <w:szCs w:val="28"/>
         </w:rPr>
-        <w:t>Kemudian pada gambar 32, untuk membuat footprint baru klik kanan pada library joystick module yang sudah dibuat sebelumnya kemudian pilih footprint baru.</w:t>
+        <w:t xml:space="preserve">Kemudian pada gambar 32, untuk membuat </w:t>
+      </w:r>
+      <w:proofErr w:type="spellStart"/>
+      <w:r>
+        <w:rPr>
+          <w:rFonts w:ascii="Candara" w:eastAsia="Now Heavy" w:hAnsi="Candara" w:cs="Now Heavy"/>
+          <w:color w:val="19274F"/>
+          <w:sz w:val="28"/>
+          <w:szCs w:val="28"/>
+        </w:rPr>
+        <w:t>footprint</w:t>
+      </w:r>
+      <w:proofErr w:type="spellEnd"/>
+      <w:r>
+        <w:rPr>
+          <w:rFonts w:ascii="Candara" w:eastAsia="Now Heavy" w:hAnsi="Candara" w:cs="Now Heavy"/>
+          <w:color w:val="19274F"/>
+          <w:sz w:val="28"/>
+          <w:szCs w:val="28"/>
+        </w:rPr>
+        <w:t xml:space="preserve"> baru klik kanan pada </w:t>
+      </w:r>
+      <w:proofErr w:type="spellStart"/>
+      <w:r>
+        <w:rPr>
+          <w:rFonts w:ascii="Candara" w:eastAsia="Now Heavy" w:hAnsi="Candara" w:cs="Now Heavy"/>
+          <w:color w:val="19274F"/>
+          <w:sz w:val="28"/>
+          <w:szCs w:val="28"/>
+        </w:rPr>
+        <w:t>library</w:t>
+      </w:r>
+      <w:proofErr w:type="spellEnd"/>
+      <w:r>
+        <w:rPr>
+          <w:rFonts w:ascii="Candara" w:eastAsia="Now Heavy" w:hAnsi="Candara" w:cs="Now Heavy"/>
+          <w:color w:val="19274F"/>
+          <w:sz w:val="28"/>
+          <w:szCs w:val="28"/>
+        </w:rPr>
+        <w:t xml:space="preserve"> </w:t>
+      </w:r>
+      <w:proofErr w:type="spellStart"/>
+      <w:r>
+        <w:rPr>
+          <w:rFonts w:ascii="Candara" w:eastAsia="Now Heavy" w:hAnsi="Candara" w:cs="Now Heavy"/>
+          <w:color w:val="19274F"/>
+          <w:sz w:val="28"/>
+          <w:szCs w:val="28"/>
+        </w:rPr>
+        <w:t>joystick</w:t>
+      </w:r>
+      <w:proofErr w:type="spellEnd"/>
+      <w:r>
+        <w:rPr>
+          <w:rFonts w:ascii="Candara" w:eastAsia="Now Heavy" w:hAnsi="Candara" w:cs="Now Heavy"/>
+          <w:color w:val="19274F"/>
+          <w:sz w:val="28"/>
+          <w:szCs w:val="28"/>
+        </w:rPr>
+        <w:t xml:space="preserve"> </w:t>
+      </w:r>
+      <w:proofErr w:type="spellStart"/>
+      <w:r>
+        <w:rPr>
+          <w:rFonts w:ascii="Candara" w:eastAsia="Now Heavy" w:hAnsi="Candara" w:cs="Now Heavy"/>
+          <w:color w:val="19274F"/>
+          <w:sz w:val="28"/>
+          <w:szCs w:val="28"/>
+        </w:rPr>
+        <w:t>module</w:t>
+      </w:r>
+      <w:proofErr w:type="spellEnd"/>
+      <w:r>
+        <w:rPr>
+          <w:rFonts w:ascii="Candara" w:eastAsia="Now Heavy" w:hAnsi="Candara" w:cs="Now Heavy"/>
+          <w:color w:val="19274F"/>
+          <w:sz w:val="28"/>
+          <w:szCs w:val="28"/>
+        </w:rPr>
+        <w:t xml:space="preserve"> yang sudah dibuat sebelumnya kemudian pilih </w:t>
+      </w:r>
+      <w:proofErr w:type="spellStart"/>
+      <w:r>
+        <w:rPr>
+          <w:rFonts w:ascii="Candara" w:eastAsia="Now Heavy" w:hAnsi="Candara" w:cs="Now Heavy"/>
+          <w:color w:val="19274F"/>
+          <w:sz w:val="28"/>
+          <w:szCs w:val="28"/>
+        </w:rPr>
+        <w:t>footprint</w:t>
+      </w:r>
+      <w:proofErr w:type="spellEnd"/>
+      <w:r>
+        <w:rPr>
+          <w:rFonts w:ascii="Candara" w:eastAsia="Now Heavy" w:hAnsi="Candara" w:cs="Now Heavy"/>
+          <w:color w:val="19274F"/>
+          <w:sz w:val="28"/>
+          <w:szCs w:val="28"/>
+        </w:rPr>
+        <w:t xml:space="preserve"> baru.</w:t>
       </w:r>
     </w:p>
     <w:p>
@@ -7539,7 +11098,167 @@
           <w:sz w:val="28"/>
           <w:szCs w:val="28"/>
         </w:rPr>
-        <w:t xml:space="preserve">Setelah pembuatan pustaka, pada bidang yang berada pada kotak berwarna hitam, ubah referensi menjadi Joystick module, kemudian perhatikan pada kotak berwarna merah untuk memastikan unit (satuan) yang digunakan dalam membuat footprint sudah sesuai dengan kebutuhan, kemudian buat outline dari module footprint yang akan dibuat, disini penulis menggunakan rectangle seperti yang ditunjukkan oleh kotak berwarna hijau. </w:t>
+        <w:t xml:space="preserve">Setelah pembuatan pustaka, pada bidang yang berada pada kotak berwarna hitam, ubah referensi menjadi </w:t>
+      </w:r>
+      <w:proofErr w:type="spellStart"/>
+      <w:r>
+        <w:rPr>
+          <w:rFonts w:ascii="Candara" w:eastAsia="Now Heavy" w:hAnsi="Candara" w:cs="Now Heavy"/>
+          <w:color w:val="19274F"/>
+          <w:sz w:val="28"/>
+          <w:szCs w:val="28"/>
+        </w:rPr>
+        <w:t>Joystick</w:t>
+      </w:r>
+      <w:proofErr w:type="spellEnd"/>
+      <w:r>
+        <w:rPr>
+          <w:rFonts w:ascii="Candara" w:eastAsia="Now Heavy" w:hAnsi="Candara" w:cs="Now Heavy"/>
+          <w:color w:val="19274F"/>
+          <w:sz w:val="28"/>
+          <w:szCs w:val="28"/>
+        </w:rPr>
+        <w:t xml:space="preserve"> </w:t>
+      </w:r>
+      <w:proofErr w:type="spellStart"/>
+      <w:r>
+        <w:rPr>
+          <w:rFonts w:ascii="Candara" w:eastAsia="Now Heavy" w:hAnsi="Candara" w:cs="Now Heavy"/>
+          <w:color w:val="19274F"/>
+          <w:sz w:val="28"/>
+          <w:szCs w:val="28"/>
+        </w:rPr>
+        <w:t>module</w:t>
+      </w:r>
+      <w:proofErr w:type="spellEnd"/>
+      <w:r>
+        <w:rPr>
+          <w:rFonts w:ascii="Candara" w:eastAsia="Now Heavy" w:hAnsi="Candara" w:cs="Now Heavy"/>
+          <w:color w:val="19274F"/>
+          <w:sz w:val="28"/>
+          <w:szCs w:val="28"/>
+        </w:rPr>
+        <w:t xml:space="preserve">, kemudian perhatikan pada kotak berwarna merah untuk memastikan unit (satuan) yang digunakan dalam membuat </w:t>
+      </w:r>
+      <w:proofErr w:type="spellStart"/>
+      <w:r>
+        <w:rPr>
+          <w:rFonts w:ascii="Candara" w:eastAsia="Now Heavy" w:hAnsi="Candara" w:cs="Now Heavy"/>
+          <w:color w:val="19274F"/>
+          <w:sz w:val="28"/>
+          <w:szCs w:val="28"/>
+        </w:rPr>
+        <w:t>footprint</w:t>
+      </w:r>
+      <w:proofErr w:type="spellEnd"/>
+      <w:r>
+        <w:rPr>
+          <w:rFonts w:ascii="Candara" w:eastAsia="Now Heavy" w:hAnsi="Candara" w:cs="Now Heavy"/>
+          <w:color w:val="19274F"/>
+          <w:sz w:val="28"/>
+          <w:szCs w:val="28"/>
+        </w:rPr>
+        <w:t xml:space="preserve"> sudah sesuai dengan kebutuhan, kemudian buat </w:t>
+      </w:r>
+      <w:proofErr w:type="spellStart"/>
+      <w:r>
+        <w:rPr>
+          <w:rFonts w:ascii="Candara" w:eastAsia="Now Heavy" w:hAnsi="Candara" w:cs="Now Heavy"/>
+          <w:color w:val="19274F"/>
+          <w:sz w:val="28"/>
+          <w:szCs w:val="28"/>
+        </w:rPr>
+        <w:t>outline</w:t>
+      </w:r>
+      <w:proofErr w:type="spellEnd"/>
+      <w:r>
+        <w:rPr>
+          <w:rFonts w:ascii="Candara" w:eastAsia="Now Heavy" w:hAnsi="Candara" w:cs="Now Heavy"/>
+          <w:color w:val="19274F"/>
+          <w:sz w:val="28"/>
+          <w:szCs w:val="28"/>
+        </w:rPr>
+        <w:t xml:space="preserve"> dari </w:t>
+      </w:r>
+      <w:proofErr w:type="spellStart"/>
+      <w:r>
+        <w:rPr>
+          <w:rFonts w:ascii="Candara" w:eastAsia="Now Heavy" w:hAnsi="Candara" w:cs="Now Heavy"/>
+          <w:color w:val="19274F"/>
+          <w:sz w:val="28"/>
+          <w:szCs w:val="28"/>
+        </w:rPr>
+        <w:t>module</w:t>
+      </w:r>
+      <w:proofErr w:type="spellEnd"/>
+      <w:r>
+        <w:rPr>
+          <w:rFonts w:ascii="Candara" w:eastAsia="Now Heavy" w:hAnsi="Candara" w:cs="Now Heavy"/>
+          <w:color w:val="19274F"/>
+          <w:sz w:val="28"/>
+          <w:szCs w:val="28"/>
+        </w:rPr>
+        <w:t xml:space="preserve"> </w:t>
+      </w:r>
+      <w:proofErr w:type="spellStart"/>
+      <w:r>
+        <w:rPr>
+          <w:rFonts w:ascii="Candara" w:eastAsia="Now Heavy" w:hAnsi="Candara" w:cs="Now Heavy"/>
+          <w:color w:val="19274F"/>
+          <w:sz w:val="28"/>
+          <w:szCs w:val="28"/>
+        </w:rPr>
+        <w:t>footprint</w:t>
+      </w:r>
+      <w:proofErr w:type="spellEnd"/>
+      <w:r>
+        <w:rPr>
+          <w:rFonts w:ascii="Candara" w:eastAsia="Now Heavy" w:hAnsi="Candara" w:cs="Now Heavy"/>
+          <w:color w:val="19274F"/>
+          <w:sz w:val="28"/>
+          <w:szCs w:val="28"/>
+        </w:rPr>
+        <w:t xml:space="preserve"> yang akan dibuat, </w:t>
+      </w:r>
+      <w:proofErr w:type="spellStart"/>
+      <w:r>
+        <w:rPr>
+          <w:rFonts w:ascii="Candara" w:eastAsia="Now Heavy" w:hAnsi="Candara" w:cs="Now Heavy"/>
+          <w:color w:val="19274F"/>
+          <w:sz w:val="28"/>
+          <w:szCs w:val="28"/>
+        </w:rPr>
+        <w:t>disini</w:t>
+      </w:r>
+      <w:proofErr w:type="spellEnd"/>
+      <w:r>
+        <w:rPr>
+          <w:rFonts w:ascii="Candara" w:eastAsia="Now Heavy" w:hAnsi="Candara" w:cs="Now Heavy"/>
+          <w:color w:val="19274F"/>
+          <w:sz w:val="28"/>
+          <w:szCs w:val="28"/>
+        </w:rPr>
+        <w:t xml:space="preserve"> penulis menggunakan </w:t>
+      </w:r>
+      <w:proofErr w:type="spellStart"/>
+      <w:r>
+        <w:rPr>
+          <w:rFonts w:ascii="Candara" w:eastAsia="Now Heavy" w:hAnsi="Candara" w:cs="Now Heavy"/>
+          <w:color w:val="19274F"/>
+          <w:sz w:val="28"/>
+          <w:szCs w:val="28"/>
+        </w:rPr>
+        <w:t>rectangle</w:t>
+      </w:r>
+      <w:proofErr w:type="spellEnd"/>
+      <w:r>
+        <w:rPr>
+          <w:rFonts w:ascii="Candara" w:eastAsia="Now Heavy" w:hAnsi="Candara" w:cs="Now Heavy"/>
+          <w:color w:val="19274F"/>
+          <w:sz w:val="28"/>
+          <w:szCs w:val="28"/>
+        </w:rPr>
+        <w:t xml:space="preserve"> seperti yang ditunjukkan oleh kotak berwarna hijau. </w:t>
       </w:r>
     </w:p>
     <w:p>
@@ -7556,6 +11275,7 @@
       <w:r>
         <w:rPr>
           <w:rFonts w:ascii="Candara" w:eastAsia="Now Heavy" w:hAnsi="Candara" w:cs="Now Heavy"/>
+          <w:noProof/>
           <w:color w:val="19274F"/>
           <w:sz w:val="28"/>
           <w:szCs w:val="28"/>
@@ -7661,6 +11381,7 @@
       <w:r>
         <w:rPr>
           <w:rFonts w:ascii="Candara" w:eastAsia="Now Heavy" w:hAnsi="Candara" w:cs="Now Heavy"/>
+          <w:noProof/>
           <w:color w:val="19274F"/>
           <w:sz w:val="28"/>
           <w:szCs w:val="28"/>
@@ -7722,11 +11443,112 @@
           <w:sz w:val="28"/>
           <w:szCs w:val="28"/>
         </w:rPr>
-        <w:t xml:space="preserve">Layer yang digunakan adalah F.Silkscreen, dengan pilihan Larang pad dan Larang footprint. Pengaturan ini digunakan untuk membuat area yang tidak boleh ditempati oleh pad atau footprint lain pada bagian yang sudah ditentukan, kemudian ok.  </w:t>
-      </w:r>
-      <w:r>
-        <w:rPr>
-          <w:rFonts w:ascii="Candara" w:eastAsia="Now Heavy" w:hAnsi="Candara" w:cs="Now Heavy"/>
+        <w:t xml:space="preserve">Layer yang digunakan adalah </w:t>
+      </w:r>
+      <w:proofErr w:type="spellStart"/>
+      <w:r>
+        <w:rPr>
+          <w:rFonts w:ascii="Candara" w:eastAsia="Now Heavy" w:hAnsi="Candara" w:cs="Now Heavy"/>
+          <w:color w:val="19274F"/>
+          <w:sz w:val="28"/>
+          <w:szCs w:val="28"/>
+        </w:rPr>
+        <w:t>F.Silkscreen</w:t>
+      </w:r>
+      <w:proofErr w:type="spellEnd"/>
+      <w:r>
+        <w:rPr>
+          <w:rFonts w:ascii="Candara" w:eastAsia="Now Heavy" w:hAnsi="Candara" w:cs="Now Heavy"/>
+          <w:color w:val="19274F"/>
+          <w:sz w:val="28"/>
+          <w:szCs w:val="28"/>
+        </w:rPr>
+        <w:t xml:space="preserve">, dengan pilihan Larang </w:t>
+      </w:r>
+      <w:proofErr w:type="spellStart"/>
+      <w:r>
+        <w:rPr>
+          <w:rFonts w:ascii="Candara" w:eastAsia="Now Heavy" w:hAnsi="Candara" w:cs="Now Heavy"/>
+          <w:color w:val="19274F"/>
+          <w:sz w:val="28"/>
+          <w:szCs w:val="28"/>
+        </w:rPr>
+        <w:t>pad</w:t>
+      </w:r>
+      <w:proofErr w:type="spellEnd"/>
+      <w:r>
+        <w:rPr>
+          <w:rFonts w:ascii="Candara" w:eastAsia="Now Heavy" w:hAnsi="Candara" w:cs="Now Heavy"/>
+          <w:color w:val="19274F"/>
+          <w:sz w:val="28"/>
+          <w:szCs w:val="28"/>
+        </w:rPr>
+        <w:t xml:space="preserve"> dan Larang </w:t>
+      </w:r>
+      <w:proofErr w:type="spellStart"/>
+      <w:r>
+        <w:rPr>
+          <w:rFonts w:ascii="Candara" w:eastAsia="Now Heavy" w:hAnsi="Candara" w:cs="Now Heavy"/>
+          <w:color w:val="19274F"/>
+          <w:sz w:val="28"/>
+          <w:szCs w:val="28"/>
+        </w:rPr>
+        <w:t>footprint</w:t>
+      </w:r>
+      <w:proofErr w:type="spellEnd"/>
+      <w:r>
+        <w:rPr>
+          <w:rFonts w:ascii="Candara" w:eastAsia="Now Heavy" w:hAnsi="Candara" w:cs="Now Heavy"/>
+          <w:color w:val="19274F"/>
+          <w:sz w:val="28"/>
+          <w:szCs w:val="28"/>
+        </w:rPr>
+        <w:t xml:space="preserve">. Pengaturan ini digunakan untuk membuat area yang tidak boleh ditempati oleh </w:t>
+      </w:r>
+      <w:proofErr w:type="spellStart"/>
+      <w:r>
+        <w:rPr>
+          <w:rFonts w:ascii="Candara" w:eastAsia="Now Heavy" w:hAnsi="Candara" w:cs="Now Heavy"/>
+          <w:color w:val="19274F"/>
+          <w:sz w:val="28"/>
+          <w:szCs w:val="28"/>
+        </w:rPr>
+        <w:t>pad</w:t>
+      </w:r>
+      <w:proofErr w:type="spellEnd"/>
+      <w:r>
+        <w:rPr>
+          <w:rFonts w:ascii="Candara" w:eastAsia="Now Heavy" w:hAnsi="Candara" w:cs="Now Heavy"/>
+          <w:color w:val="19274F"/>
+          <w:sz w:val="28"/>
+          <w:szCs w:val="28"/>
+        </w:rPr>
+        <w:t xml:space="preserve"> atau </w:t>
+      </w:r>
+      <w:proofErr w:type="spellStart"/>
+      <w:r>
+        <w:rPr>
+          <w:rFonts w:ascii="Candara" w:eastAsia="Now Heavy" w:hAnsi="Candara" w:cs="Now Heavy"/>
+          <w:color w:val="19274F"/>
+          <w:sz w:val="28"/>
+          <w:szCs w:val="28"/>
+        </w:rPr>
+        <w:t>footprint</w:t>
+      </w:r>
+      <w:proofErr w:type="spellEnd"/>
+      <w:r>
+        <w:rPr>
+          <w:rFonts w:ascii="Candara" w:eastAsia="Now Heavy" w:hAnsi="Candara" w:cs="Now Heavy"/>
+          <w:color w:val="19274F"/>
+          <w:sz w:val="28"/>
+          <w:szCs w:val="28"/>
+        </w:rPr>
+        <w:t xml:space="preserve"> lain pada bagian yang sudah ditentukan, kemudian ok.  </w:t>
+      </w:r>
+      <w:r>
+        <w:rPr>
+          <w:rFonts w:ascii="Candara" w:eastAsia="Now Heavy" w:hAnsi="Candara" w:cs="Now Heavy"/>
+          <w:noProof/>
           <w:color w:val="19274F"/>
           <w:sz w:val="28"/>
           <w:szCs w:val="28"/>
@@ -7787,7 +11609,27 @@
           <w:sz w:val="28"/>
           <w:szCs w:val="28"/>
         </w:rPr>
-        <w:t xml:space="preserve">Pada tahap ini, bentuk persegi yang telah dibuat diubah menjadi garis (line) menggunakan fitur Buat Garis dari Seleksi. Caranya dengan memilih objek persegi, kemudian klik kanan dan pilih Buat dari Seleksi </w:t>
+        <w:t>Pada tahap ini, bentuk persegi yang telah dibuat diubah menjadi garis (</w:t>
+      </w:r>
+      <w:proofErr w:type="spellStart"/>
+      <w:r>
+        <w:rPr>
+          <w:rFonts w:ascii="Candara" w:eastAsia="Now Heavy" w:hAnsi="Candara" w:cs="Now Heavy"/>
+          <w:color w:val="19274F"/>
+          <w:sz w:val="28"/>
+          <w:szCs w:val="28"/>
+        </w:rPr>
+        <w:t>line</w:t>
+      </w:r>
+      <w:proofErr w:type="spellEnd"/>
+      <w:r>
+        <w:rPr>
+          <w:rFonts w:ascii="Candara" w:eastAsia="Now Heavy" w:hAnsi="Candara" w:cs="Now Heavy"/>
+          <w:color w:val="19274F"/>
+          <w:sz w:val="28"/>
+          <w:szCs w:val="28"/>
+        </w:rPr>
+        <w:t xml:space="preserve">) menggunakan fitur Buat Garis dari Seleksi. Caranya dengan memilih objek persegi, kemudian klik kanan dan pilih Buat dari Seleksi </w:t>
       </w:r>
       <w:r>
         <w:rPr>
@@ -7820,6 +11662,7 @@
       <w:r>
         <w:rPr>
           <w:rFonts w:ascii="Candara" w:eastAsia="Now Heavy" w:hAnsi="Candara" w:cs="Now Heavy"/>
+          <w:noProof/>
           <w:color w:val="19274F"/>
           <w:sz w:val="28"/>
           <w:szCs w:val="28"/>
@@ -7885,6 +11728,7 @@
       <w:r>
         <w:rPr>
           <w:rFonts w:ascii="Candara" w:eastAsia="Now Heavy" w:hAnsi="Candara" w:cs="Now Heavy"/>
+          <w:noProof/>
           <w:color w:val="19274F"/>
           <w:sz w:val="28"/>
           <w:szCs w:val="28"/>
@@ -7946,7 +11790,227 @@
           <w:sz w:val="28"/>
           <w:szCs w:val="28"/>
         </w:rPr>
-        <w:t xml:space="preserve">Kemudian, tahap selanjutnya adalah menambahkan pad atau pin pada footprint dengan klik ikon yang ditunjukkan kotak biru sesuai dengan jumlah dan posisi pin pada komponen. Sebelum menambahkan pad, perlu diperhatikan terlebih dahulu satuan dan grid ukuran yang digunakan dengan memperhatikan kotak hijau. Pada gambar, satuan yang digunakan adalah milimeter (mm) dengan nilai grid 2,5400 mm. Nilai tersebut dipilih berdasarkan jarak antar pin yang terdapat pada datasheet agar posisi pad dapat dibuat dengan lebih mudah dan sesuai dengan ukuran sebenarnya. Untuk memastikan jarak antar pad dan posisi </w:t>
+        <w:t xml:space="preserve">Kemudian, tahap selanjutnya adalah menambahkan </w:t>
+      </w:r>
+      <w:proofErr w:type="spellStart"/>
+      <w:r>
+        <w:rPr>
+          <w:rFonts w:ascii="Candara" w:eastAsia="Now Heavy" w:hAnsi="Candara" w:cs="Now Heavy"/>
+          <w:color w:val="19274F"/>
+          <w:sz w:val="28"/>
+          <w:szCs w:val="28"/>
+        </w:rPr>
+        <w:t>pad</w:t>
+      </w:r>
+      <w:proofErr w:type="spellEnd"/>
+      <w:r>
+        <w:rPr>
+          <w:rFonts w:ascii="Candara" w:eastAsia="Now Heavy" w:hAnsi="Candara" w:cs="Now Heavy"/>
+          <w:color w:val="19274F"/>
+          <w:sz w:val="28"/>
+          <w:szCs w:val="28"/>
+        </w:rPr>
+        <w:t xml:space="preserve"> atau </w:t>
+      </w:r>
+      <w:proofErr w:type="spellStart"/>
+      <w:r>
+        <w:rPr>
+          <w:rFonts w:ascii="Candara" w:eastAsia="Now Heavy" w:hAnsi="Candara" w:cs="Now Heavy"/>
+          <w:color w:val="19274F"/>
+          <w:sz w:val="28"/>
+          <w:szCs w:val="28"/>
+        </w:rPr>
+        <w:t>pin</w:t>
+      </w:r>
+      <w:proofErr w:type="spellEnd"/>
+      <w:r>
+        <w:rPr>
+          <w:rFonts w:ascii="Candara" w:eastAsia="Now Heavy" w:hAnsi="Candara" w:cs="Now Heavy"/>
+          <w:color w:val="19274F"/>
+          <w:sz w:val="28"/>
+          <w:szCs w:val="28"/>
+        </w:rPr>
+        <w:t xml:space="preserve"> pada </w:t>
+      </w:r>
+      <w:proofErr w:type="spellStart"/>
+      <w:r>
+        <w:rPr>
+          <w:rFonts w:ascii="Candara" w:eastAsia="Now Heavy" w:hAnsi="Candara" w:cs="Now Heavy"/>
+          <w:color w:val="19274F"/>
+          <w:sz w:val="28"/>
+          <w:szCs w:val="28"/>
+        </w:rPr>
+        <w:t>footprint</w:t>
+      </w:r>
+      <w:proofErr w:type="spellEnd"/>
+      <w:r>
+        <w:rPr>
+          <w:rFonts w:ascii="Candara" w:eastAsia="Now Heavy" w:hAnsi="Candara" w:cs="Now Heavy"/>
+          <w:color w:val="19274F"/>
+          <w:sz w:val="28"/>
+          <w:szCs w:val="28"/>
+        </w:rPr>
+        <w:t xml:space="preserve"> dengan klik ikon yang ditunjukkan kotak biru sesuai dengan jumlah dan posisi </w:t>
+      </w:r>
+      <w:proofErr w:type="spellStart"/>
+      <w:r>
+        <w:rPr>
+          <w:rFonts w:ascii="Candara" w:eastAsia="Now Heavy" w:hAnsi="Candara" w:cs="Now Heavy"/>
+          <w:color w:val="19274F"/>
+          <w:sz w:val="28"/>
+          <w:szCs w:val="28"/>
+        </w:rPr>
+        <w:t>pin</w:t>
+      </w:r>
+      <w:proofErr w:type="spellEnd"/>
+      <w:r>
+        <w:rPr>
+          <w:rFonts w:ascii="Candara" w:eastAsia="Now Heavy" w:hAnsi="Candara" w:cs="Now Heavy"/>
+          <w:color w:val="19274F"/>
+          <w:sz w:val="28"/>
+          <w:szCs w:val="28"/>
+        </w:rPr>
+        <w:t xml:space="preserve"> pada komponen. Sebelum menambahkan </w:t>
+      </w:r>
+      <w:proofErr w:type="spellStart"/>
+      <w:r>
+        <w:rPr>
+          <w:rFonts w:ascii="Candara" w:eastAsia="Now Heavy" w:hAnsi="Candara" w:cs="Now Heavy"/>
+          <w:color w:val="19274F"/>
+          <w:sz w:val="28"/>
+          <w:szCs w:val="28"/>
+        </w:rPr>
+        <w:t>pad</w:t>
+      </w:r>
+      <w:proofErr w:type="spellEnd"/>
+      <w:r>
+        <w:rPr>
+          <w:rFonts w:ascii="Candara" w:eastAsia="Now Heavy" w:hAnsi="Candara" w:cs="Now Heavy"/>
+          <w:color w:val="19274F"/>
+          <w:sz w:val="28"/>
+          <w:szCs w:val="28"/>
+        </w:rPr>
+        <w:t xml:space="preserve">, perlu diperhatikan terlebih dahulu satuan dan </w:t>
+      </w:r>
+      <w:proofErr w:type="spellStart"/>
+      <w:r>
+        <w:rPr>
+          <w:rFonts w:ascii="Candara" w:eastAsia="Now Heavy" w:hAnsi="Candara" w:cs="Now Heavy"/>
+          <w:color w:val="19274F"/>
+          <w:sz w:val="28"/>
+          <w:szCs w:val="28"/>
+        </w:rPr>
+        <w:t>grid</w:t>
+      </w:r>
+      <w:proofErr w:type="spellEnd"/>
+      <w:r>
+        <w:rPr>
+          <w:rFonts w:ascii="Candara" w:eastAsia="Now Heavy" w:hAnsi="Candara" w:cs="Now Heavy"/>
+          <w:color w:val="19274F"/>
+          <w:sz w:val="28"/>
+          <w:szCs w:val="28"/>
+        </w:rPr>
+        <w:t xml:space="preserve"> ukuran yang digunakan dengan memperhatikan kotak hijau. Pada gambar, satuan yang digunakan adalah milimeter (mm) dengan nilai </w:t>
+      </w:r>
+      <w:proofErr w:type="spellStart"/>
+      <w:r>
+        <w:rPr>
+          <w:rFonts w:ascii="Candara" w:eastAsia="Now Heavy" w:hAnsi="Candara" w:cs="Now Heavy"/>
+          <w:color w:val="19274F"/>
+          <w:sz w:val="28"/>
+          <w:szCs w:val="28"/>
+        </w:rPr>
+        <w:t>grid</w:t>
+      </w:r>
+      <w:proofErr w:type="spellEnd"/>
+      <w:r>
+        <w:rPr>
+          <w:rFonts w:ascii="Candara" w:eastAsia="Now Heavy" w:hAnsi="Candara" w:cs="Now Heavy"/>
+          <w:color w:val="19274F"/>
+          <w:sz w:val="28"/>
+          <w:szCs w:val="28"/>
+        </w:rPr>
+        <w:t xml:space="preserve"> 2,5400 mm. Nilai tersebut dipilih berdasarkan jarak antar </w:t>
+      </w:r>
+      <w:proofErr w:type="spellStart"/>
+      <w:r>
+        <w:rPr>
+          <w:rFonts w:ascii="Candara" w:eastAsia="Now Heavy" w:hAnsi="Candara" w:cs="Now Heavy"/>
+          <w:color w:val="19274F"/>
+          <w:sz w:val="28"/>
+          <w:szCs w:val="28"/>
+        </w:rPr>
+        <w:t>pin</w:t>
+      </w:r>
+      <w:proofErr w:type="spellEnd"/>
+      <w:r>
+        <w:rPr>
+          <w:rFonts w:ascii="Candara" w:eastAsia="Now Heavy" w:hAnsi="Candara" w:cs="Now Heavy"/>
+          <w:color w:val="19274F"/>
+          <w:sz w:val="28"/>
+          <w:szCs w:val="28"/>
+        </w:rPr>
+        <w:t xml:space="preserve"> yang terdapat pada </w:t>
+      </w:r>
+      <w:proofErr w:type="spellStart"/>
+      <w:r>
+        <w:rPr>
+          <w:rFonts w:ascii="Candara" w:eastAsia="Now Heavy" w:hAnsi="Candara" w:cs="Now Heavy"/>
+          <w:color w:val="19274F"/>
+          <w:sz w:val="28"/>
+          <w:szCs w:val="28"/>
+        </w:rPr>
+        <w:t>datasheet</w:t>
+      </w:r>
+      <w:proofErr w:type="spellEnd"/>
+      <w:r>
+        <w:rPr>
+          <w:rFonts w:ascii="Candara" w:eastAsia="Now Heavy" w:hAnsi="Candara" w:cs="Now Heavy"/>
+          <w:color w:val="19274F"/>
+          <w:sz w:val="28"/>
+          <w:szCs w:val="28"/>
+        </w:rPr>
+        <w:t xml:space="preserve"> agar posisi </w:t>
+      </w:r>
+      <w:proofErr w:type="spellStart"/>
+      <w:r>
+        <w:rPr>
+          <w:rFonts w:ascii="Candara" w:eastAsia="Now Heavy" w:hAnsi="Candara" w:cs="Now Heavy"/>
+          <w:color w:val="19274F"/>
+          <w:sz w:val="28"/>
+          <w:szCs w:val="28"/>
+        </w:rPr>
+        <w:t>pad</w:t>
+      </w:r>
+      <w:proofErr w:type="spellEnd"/>
+      <w:r>
+        <w:rPr>
+          <w:rFonts w:ascii="Candara" w:eastAsia="Now Heavy" w:hAnsi="Candara" w:cs="Now Heavy"/>
+          <w:color w:val="19274F"/>
+          <w:sz w:val="28"/>
+          <w:szCs w:val="28"/>
+        </w:rPr>
+        <w:t xml:space="preserve"> dapat dibuat dengan lebih mudah dan sesuai dengan ukuran sebenarnya. Untuk memastikan jarak antar </w:t>
+      </w:r>
+      <w:proofErr w:type="spellStart"/>
+      <w:r>
+        <w:rPr>
+          <w:rFonts w:ascii="Candara" w:eastAsia="Now Heavy" w:hAnsi="Candara" w:cs="Now Heavy"/>
+          <w:color w:val="19274F"/>
+          <w:sz w:val="28"/>
+          <w:szCs w:val="28"/>
+        </w:rPr>
+        <w:t>pad</w:t>
+      </w:r>
+      <w:proofErr w:type="spellEnd"/>
+      <w:r>
+        <w:rPr>
+          <w:rFonts w:ascii="Candara" w:eastAsia="Now Heavy" w:hAnsi="Candara" w:cs="Now Heavy"/>
+          <w:color w:val="19274F"/>
+          <w:sz w:val="28"/>
+          <w:szCs w:val="28"/>
+        </w:rPr>
+        <w:t xml:space="preserve"> dan posisi </w:t>
       </w:r>
       <w:r>
         <w:rPr>
@@ -7956,7 +12020,127 @@
           <w:szCs w:val="28"/>
         </w:rPr>
         <w:lastRenderedPageBreak/>
-        <w:t xml:space="preserve">komponen tetap sesuai dengan datasheet, pengguna juga dapat menggunakan fitur pengukuran (Measure) pada KiCad. Fitur ini dapat digunakan dengan memilih ikon penggaris dengan klik ikon yang ditunjukkan kotak merah pada toolbar, kemudian menentukan titik awal dan titik akhir yang ingin diukur. Hasil pengukuran akan menunjukkan jarak antar titik sehingga dapat digunakan sebagai acuan dalam menentukan posisi pad pada footprint. </w:t>
+        <w:t xml:space="preserve">komponen tetap sesuai dengan </w:t>
+      </w:r>
+      <w:proofErr w:type="spellStart"/>
+      <w:r>
+        <w:rPr>
+          <w:rFonts w:ascii="Candara" w:eastAsia="Now Heavy" w:hAnsi="Candara" w:cs="Now Heavy"/>
+          <w:color w:val="19274F"/>
+          <w:sz w:val="28"/>
+          <w:szCs w:val="28"/>
+        </w:rPr>
+        <w:t>datasheet</w:t>
+      </w:r>
+      <w:proofErr w:type="spellEnd"/>
+      <w:r>
+        <w:rPr>
+          <w:rFonts w:ascii="Candara" w:eastAsia="Now Heavy" w:hAnsi="Candara" w:cs="Now Heavy"/>
+          <w:color w:val="19274F"/>
+          <w:sz w:val="28"/>
+          <w:szCs w:val="28"/>
+        </w:rPr>
+        <w:t>, pengguna juga dapat menggunakan fitur pengukuran (</w:t>
+      </w:r>
+      <w:proofErr w:type="spellStart"/>
+      <w:r>
+        <w:rPr>
+          <w:rFonts w:ascii="Candara" w:eastAsia="Now Heavy" w:hAnsi="Candara" w:cs="Now Heavy"/>
+          <w:color w:val="19274F"/>
+          <w:sz w:val="28"/>
+          <w:szCs w:val="28"/>
+        </w:rPr>
+        <w:t>Measure</w:t>
+      </w:r>
+      <w:proofErr w:type="spellEnd"/>
+      <w:r>
+        <w:rPr>
+          <w:rFonts w:ascii="Candara" w:eastAsia="Now Heavy" w:hAnsi="Candara" w:cs="Now Heavy"/>
+          <w:color w:val="19274F"/>
+          <w:sz w:val="28"/>
+          <w:szCs w:val="28"/>
+        </w:rPr>
+        <w:t xml:space="preserve">) pada </w:t>
+      </w:r>
+      <w:proofErr w:type="spellStart"/>
+      <w:r>
+        <w:rPr>
+          <w:rFonts w:ascii="Candara" w:eastAsia="Now Heavy" w:hAnsi="Candara" w:cs="Now Heavy"/>
+          <w:color w:val="19274F"/>
+          <w:sz w:val="28"/>
+          <w:szCs w:val="28"/>
+        </w:rPr>
+        <w:t>KiCad</w:t>
+      </w:r>
+      <w:proofErr w:type="spellEnd"/>
+      <w:r>
+        <w:rPr>
+          <w:rFonts w:ascii="Candara" w:eastAsia="Now Heavy" w:hAnsi="Candara" w:cs="Now Heavy"/>
+          <w:color w:val="19274F"/>
+          <w:sz w:val="28"/>
+          <w:szCs w:val="28"/>
+        </w:rPr>
+        <w:t xml:space="preserve">. Fitur ini dapat digunakan dengan memilih ikon penggaris dengan klik ikon yang ditunjukkan kotak merah pada </w:t>
+      </w:r>
+      <w:proofErr w:type="spellStart"/>
+      <w:r>
+        <w:rPr>
+          <w:rFonts w:ascii="Candara" w:eastAsia="Now Heavy" w:hAnsi="Candara" w:cs="Now Heavy"/>
+          <w:color w:val="19274F"/>
+          <w:sz w:val="28"/>
+          <w:szCs w:val="28"/>
+        </w:rPr>
+        <w:t>toolbar</w:t>
+      </w:r>
+      <w:proofErr w:type="spellEnd"/>
+      <w:r>
+        <w:rPr>
+          <w:rFonts w:ascii="Candara" w:eastAsia="Now Heavy" w:hAnsi="Candara" w:cs="Now Heavy"/>
+          <w:color w:val="19274F"/>
+          <w:sz w:val="28"/>
+          <w:szCs w:val="28"/>
+        </w:rPr>
+        <w:t xml:space="preserve">, kemudian menentukan titik awal dan titik akhir yang ingin diukur. Hasil pengukuran akan menunjukkan jarak antar titik sehingga dapat digunakan sebagai acuan dalam menentukan posisi </w:t>
+      </w:r>
+      <w:proofErr w:type="spellStart"/>
+      <w:r>
+        <w:rPr>
+          <w:rFonts w:ascii="Candara" w:eastAsia="Now Heavy" w:hAnsi="Candara" w:cs="Now Heavy"/>
+          <w:color w:val="19274F"/>
+          <w:sz w:val="28"/>
+          <w:szCs w:val="28"/>
+        </w:rPr>
+        <w:t>pad</w:t>
+      </w:r>
+      <w:proofErr w:type="spellEnd"/>
+      <w:r>
+        <w:rPr>
+          <w:rFonts w:ascii="Candara" w:eastAsia="Now Heavy" w:hAnsi="Candara" w:cs="Now Heavy"/>
+          <w:color w:val="19274F"/>
+          <w:sz w:val="28"/>
+          <w:szCs w:val="28"/>
+        </w:rPr>
+        <w:t xml:space="preserve"> pada </w:t>
+      </w:r>
+      <w:proofErr w:type="spellStart"/>
+      <w:r>
+        <w:rPr>
+          <w:rFonts w:ascii="Candara" w:eastAsia="Now Heavy" w:hAnsi="Candara" w:cs="Now Heavy"/>
+          <w:color w:val="19274F"/>
+          <w:sz w:val="28"/>
+          <w:szCs w:val="28"/>
+        </w:rPr>
+        <w:t>footprint</w:t>
+      </w:r>
+      <w:proofErr w:type="spellEnd"/>
+      <w:r>
+        <w:rPr>
+          <w:rFonts w:ascii="Candara" w:eastAsia="Now Heavy" w:hAnsi="Candara" w:cs="Now Heavy"/>
+          <w:color w:val="19274F"/>
+          <w:sz w:val="28"/>
+          <w:szCs w:val="28"/>
+        </w:rPr>
+        <w:t xml:space="preserve">. </w:t>
       </w:r>
     </w:p>
     <w:p>
@@ -7973,6 +12157,7 @@
       <w:r>
         <w:rPr>
           <w:rFonts w:ascii="Candara" w:eastAsia="Now Heavy" w:hAnsi="Candara" w:cs="Now Heavy"/>
+          <w:noProof/>
           <w:color w:val="19274F"/>
           <w:sz w:val="28"/>
           <w:szCs w:val="28"/>
@@ -8034,7 +12219,207 @@
           <w:sz w:val="28"/>
           <w:szCs w:val="28"/>
         </w:rPr>
-        <w:t xml:space="preserve">Kemudian untuk melakukan pengaturan pada pin pad bisa dengan melihat properti pad yang ditunjukan kotak hitam, disitu user dapat mengatur tipe pad dan bentuk dari pad nya, serta nomor pad dan ukuran.  </w:t>
+        <w:t xml:space="preserve">Kemudian untuk melakukan pengaturan pada </w:t>
+      </w:r>
+      <w:proofErr w:type="spellStart"/>
+      <w:r>
+        <w:rPr>
+          <w:rFonts w:ascii="Candara" w:eastAsia="Now Heavy" w:hAnsi="Candara" w:cs="Now Heavy"/>
+          <w:color w:val="19274F"/>
+          <w:sz w:val="28"/>
+          <w:szCs w:val="28"/>
+        </w:rPr>
+        <w:t>pin</w:t>
+      </w:r>
+      <w:proofErr w:type="spellEnd"/>
+      <w:r>
+        <w:rPr>
+          <w:rFonts w:ascii="Candara" w:eastAsia="Now Heavy" w:hAnsi="Candara" w:cs="Now Heavy"/>
+          <w:color w:val="19274F"/>
+          <w:sz w:val="28"/>
+          <w:szCs w:val="28"/>
+        </w:rPr>
+        <w:t xml:space="preserve"> </w:t>
+      </w:r>
+      <w:proofErr w:type="spellStart"/>
+      <w:r>
+        <w:rPr>
+          <w:rFonts w:ascii="Candara" w:eastAsia="Now Heavy" w:hAnsi="Candara" w:cs="Now Heavy"/>
+          <w:color w:val="19274F"/>
+          <w:sz w:val="28"/>
+          <w:szCs w:val="28"/>
+        </w:rPr>
+        <w:t>pad</w:t>
+      </w:r>
+      <w:proofErr w:type="spellEnd"/>
+      <w:r>
+        <w:rPr>
+          <w:rFonts w:ascii="Candara" w:eastAsia="Now Heavy" w:hAnsi="Candara" w:cs="Now Heavy"/>
+          <w:color w:val="19274F"/>
+          <w:sz w:val="28"/>
+          <w:szCs w:val="28"/>
+        </w:rPr>
+        <w:t xml:space="preserve"> bisa dengan melihat properti </w:t>
+      </w:r>
+      <w:proofErr w:type="spellStart"/>
+      <w:r>
+        <w:rPr>
+          <w:rFonts w:ascii="Candara" w:eastAsia="Now Heavy" w:hAnsi="Candara" w:cs="Now Heavy"/>
+          <w:color w:val="19274F"/>
+          <w:sz w:val="28"/>
+          <w:szCs w:val="28"/>
+        </w:rPr>
+        <w:t>pad</w:t>
+      </w:r>
+      <w:proofErr w:type="spellEnd"/>
+      <w:r>
+        <w:rPr>
+          <w:rFonts w:ascii="Candara" w:eastAsia="Now Heavy" w:hAnsi="Candara" w:cs="Now Heavy"/>
+          <w:color w:val="19274F"/>
+          <w:sz w:val="28"/>
+          <w:szCs w:val="28"/>
+        </w:rPr>
+        <w:t xml:space="preserve"> yang </w:t>
+      </w:r>
+      <w:proofErr w:type="spellStart"/>
+      <w:r>
+        <w:rPr>
+          <w:rFonts w:ascii="Candara" w:eastAsia="Now Heavy" w:hAnsi="Candara" w:cs="Now Heavy"/>
+          <w:color w:val="19274F"/>
+          <w:sz w:val="28"/>
+          <w:szCs w:val="28"/>
+        </w:rPr>
+        <w:t>ditunjukan</w:t>
+      </w:r>
+      <w:proofErr w:type="spellEnd"/>
+      <w:r>
+        <w:rPr>
+          <w:rFonts w:ascii="Candara" w:eastAsia="Now Heavy" w:hAnsi="Candara" w:cs="Now Heavy"/>
+          <w:color w:val="19274F"/>
+          <w:sz w:val="28"/>
+          <w:szCs w:val="28"/>
+        </w:rPr>
+        <w:t xml:space="preserve"> kotak hitam, </w:t>
+      </w:r>
+      <w:proofErr w:type="spellStart"/>
+      <w:r>
+        <w:rPr>
+          <w:rFonts w:ascii="Candara" w:eastAsia="Now Heavy" w:hAnsi="Candara" w:cs="Now Heavy"/>
+          <w:color w:val="19274F"/>
+          <w:sz w:val="28"/>
+          <w:szCs w:val="28"/>
+        </w:rPr>
+        <w:t>disitu</w:t>
+      </w:r>
+      <w:proofErr w:type="spellEnd"/>
+      <w:r>
+        <w:rPr>
+          <w:rFonts w:ascii="Candara" w:eastAsia="Now Heavy" w:hAnsi="Candara" w:cs="Now Heavy"/>
+          <w:color w:val="19274F"/>
+          <w:sz w:val="28"/>
+          <w:szCs w:val="28"/>
+        </w:rPr>
+        <w:t xml:space="preserve"> </w:t>
+      </w:r>
+      <w:proofErr w:type="spellStart"/>
+      <w:r>
+        <w:rPr>
+          <w:rFonts w:ascii="Candara" w:eastAsia="Now Heavy" w:hAnsi="Candara" w:cs="Now Heavy"/>
+          <w:color w:val="19274F"/>
+          <w:sz w:val="28"/>
+          <w:szCs w:val="28"/>
+        </w:rPr>
+        <w:t>user</w:t>
+      </w:r>
+      <w:proofErr w:type="spellEnd"/>
+      <w:r>
+        <w:rPr>
+          <w:rFonts w:ascii="Candara" w:eastAsia="Now Heavy" w:hAnsi="Candara" w:cs="Now Heavy"/>
+          <w:color w:val="19274F"/>
+          <w:sz w:val="28"/>
+          <w:szCs w:val="28"/>
+        </w:rPr>
+        <w:t xml:space="preserve"> dapat mengatur tipe </w:t>
+      </w:r>
+      <w:proofErr w:type="spellStart"/>
+      <w:r>
+        <w:rPr>
+          <w:rFonts w:ascii="Candara" w:eastAsia="Now Heavy" w:hAnsi="Candara" w:cs="Now Heavy"/>
+          <w:color w:val="19274F"/>
+          <w:sz w:val="28"/>
+          <w:szCs w:val="28"/>
+        </w:rPr>
+        <w:t>pad</w:t>
+      </w:r>
+      <w:proofErr w:type="spellEnd"/>
+      <w:r>
+        <w:rPr>
+          <w:rFonts w:ascii="Candara" w:eastAsia="Now Heavy" w:hAnsi="Candara" w:cs="Now Heavy"/>
+          <w:color w:val="19274F"/>
+          <w:sz w:val="28"/>
+          <w:szCs w:val="28"/>
+        </w:rPr>
+        <w:t xml:space="preserve"> dan bentuk dari </w:t>
+      </w:r>
+      <w:proofErr w:type="spellStart"/>
+      <w:r>
+        <w:rPr>
+          <w:rFonts w:ascii="Candara" w:eastAsia="Now Heavy" w:hAnsi="Candara" w:cs="Now Heavy"/>
+          <w:color w:val="19274F"/>
+          <w:sz w:val="28"/>
+          <w:szCs w:val="28"/>
+        </w:rPr>
+        <w:t>pad</w:t>
+      </w:r>
+      <w:proofErr w:type="spellEnd"/>
+      <w:r>
+        <w:rPr>
+          <w:rFonts w:ascii="Candara" w:eastAsia="Now Heavy" w:hAnsi="Candara" w:cs="Now Heavy"/>
+          <w:color w:val="19274F"/>
+          <w:sz w:val="28"/>
+          <w:szCs w:val="28"/>
+        </w:rPr>
+        <w:t xml:space="preserve"> </w:t>
+      </w:r>
+      <w:proofErr w:type="spellStart"/>
+      <w:r>
+        <w:rPr>
+          <w:rFonts w:ascii="Candara" w:eastAsia="Now Heavy" w:hAnsi="Candara" w:cs="Now Heavy"/>
+          <w:color w:val="19274F"/>
+          <w:sz w:val="28"/>
+          <w:szCs w:val="28"/>
+        </w:rPr>
+        <w:t>nya</w:t>
+      </w:r>
+      <w:proofErr w:type="spellEnd"/>
+      <w:r>
+        <w:rPr>
+          <w:rFonts w:ascii="Candara" w:eastAsia="Now Heavy" w:hAnsi="Candara" w:cs="Now Heavy"/>
+          <w:color w:val="19274F"/>
+          <w:sz w:val="28"/>
+          <w:szCs w:val="28"/>
+        </w:rPr>
+        <w:t xml:space="preserve">, serta nomor </w:t>
+      </w:r>
+      <w:proofErr w:type="spellStart"/>
+      <w:r>
+        <w:rPr>
+          <w:rFonts w:ascii="Candara" w:eastAsia="Now Heavy" w:hAnsi="Candara" w:cs="Now Heavy"/>
+          <w:color w:val="19274F"/>
+          <w:sz w:val="28"/>
+          <w:szCs w:val="28"/>
+        </w:rPr>
+        <w:t>pad</w:t>
+      </w:r>
+      <w:proofErr w:type="spellEnd"/>
+      <w:r>
+        <w:rPr>
+          <w:rFonts w:ascii="Candara" w:eastAsia="Now Heavy" w:hAnsi="Candara" w:cs="Now Heavy"/>
+          <w:color w:val="19274F"/>
+          <w:sz w:val="28"/>
+          <w:szCs w:val="28"/>
+        </w:rPr>
+        <w:t xml:space="preserve"> dan ukuran.  </w:t>
       </w:r>
     </w:p>
     <w:p>
@@ -8051,6 +12436,7 @@
       <w:r>
         <w:rPr>
           <w:rFonts w:ascii="Candara" w:eastAsia="Now Heavy" w:hAnsi="Candara" w:cs="Now Heavy"/>
+          <w:noProof/>
           <w:color w:val="19274F"/>
           <w:sz w:val="28"/>
           <w:szCs w:val="28"/>
@@ -8112,7 +12498,127 @@
           <w:sz w:val="28"/>
           <w:szCs w:val="28"/>
         </w:rPr>
-        <w:t xml:space="preserve">Kemudian pada Gambar 39, ditambahkan label pada footprint untuk memberikan keterangan pada masing-masing pin. Label seperti GND, 5V, VRx, dan VRy ditempatkan di dekat pad yang sesuai agar fungsi setiap pin lebih mudah </w:t>
+        <w:t xml:space="preserve">Kemudian pada Gambar 39, ditambahkan label pada </w:t>
+      </w:r>
+      <w:proofErr w:type="spellStart"/>
+      <w:r>
+        <w:rPr>
+          <w:rFonts w:ascii="Candara" w:eastAsia="Now Heavy" w:hAnsi="Candara" w:cs="Now Heavy"/>
+          <w:color w:val="19274F"/>
+          <w:sz w:val="28"/>
+          <w:szCs w:val="28"/>
+        </w:rPr>
+        <w:t>footprint</w:t>
+      </w:r>
+      <w:proofErr w:type="spellEnd"/>
+      <w:r>
+        <w:rPr>
+          <w:rFonts w:ascii="Candara" w:eastAsia="Now Heavy" w:hAnsi="Candara" w:cs="Now Heavy"/>
+          <w:color w:val="19274F"/>
+          <w:sz w:val="28"/>
+          <w:szCs w:val="28"/>
+        </w:rPr>
+        <w:t xml:space="preserve"> untuk memberikan keterangan pada masing-masing </w:t>
+      </w:r>
+      <w:proofErr w:type="spellStart"/>
+      <w:r>
+        <w:rPr>
+          <w:rFonts w:ascii="Candara" w:eastAsia="Now Heavy" w:hAnsi="Candara" w:cs="Now Heavy"/>
+          <w:color w:val="19274F"/>
+          <w:sz w:val="28"/>
+          <w:szCs w:val="28"/>
+        </w:rPr>
+        <w:t>pin</w:t>
+      </w:r>
+      <w:proofErr w:type="spellEnd"/>
+      <w:r>
+        <w:rPr>
+          <w:rFonts w:ascii="Candara" w:eastAsia="Now Heavy" w:hAnsi="Candara" w:cs="Now Heavy"/>
+          <w:color w:val="19274F"/>
+          <w:sz w:val="28"/>
+          <w:szCs w:val="28"/>
+        </w:rPr>
+        <w:t xml:space="preserve">. Label seperti GND, 5V, </w:t>
+      </w:r>
+      <w:proofErr w:type="spellStart"/>
+      <w:r>
+        <w:rPr>
+          <w:rFonts w:ascii="Candara" w:eastAsia="Now Heavy" w:hAnsi="Candara" w:cs="Now Heavy"/>
+          <w:color w:val="19274F"/>
+          <w:sz w:val="28"/>
+          <w:szCs w:val="28"/>
+        </w:rPr>
+        <w:t>VRx</w:t>
+      </w:r>
+      <w:proofErr w:type="spellEnd"/>
+      <w:r>
+        <w:rPr>
+          <w:rFonts w:ascii="Candara" w:eastAsia="Now Heavy" w:hAnsi="Candara" w:cs="Now Heavy"/>
+          <w:color w:val="19274F"/>
+          <w:sz w:val="28"/>
+          <w:szCs w:val="28"/>
+        </w:rPr>
+        <w:t xml:space="preserve">, dan </w:t>
+      </w:r>
+      <w:proofErr w:type="spellStart"/>
+      <w:r>
+        <w:rPr>
+          <w:rFonts w:ascii="Candara" w:eastAsia="Now Heavy" w:hAnsi="Candara" w:cs="Now Heavy"/>
+          <w:color w:val="19274F"/>
+          <w:sz w:val="28"/>
+          <w:szCs w:val="28"/>
+        </w:rPr>
+        <w:t>VRy</w:t>
+      </w:r>
+      <w:proofErr w:type="spellEnd"/>
+      <w:r>
+        <w:rPr>
+          <w:rFonts w:ascii="Candara" w:eastAsia="Now Heavy" w:hAnsi="Candara" w:cs="Now Heavy"/>
+          <w:color w:val="19274F"/>
+          <w:sz w:val="28"/>
+          <w:szCs w:val="28"/>
+        </w:rPr>
+        <w:t xml:space="preserve"> ditempatkan di dekat </w:t>
+      </w:r>
+      <w:proofErr w:type="spellStart"/>
+      <w:r>
+        <w:rPr>
+          <w:rFonts w:ascii="Candara" w:eastAsia="Now Heavy" w:hAnsi="Candara" w:cs="Now Heavy"/>
+          <w:color w:val="19274F"/>
+          <w:sz w:val="28"/>
+          <w:szCs w:val="28"/>
+        </w:rPr>
+        <w:t>pad</w:t>
+      </w:r>
+      <w:proofErr w:type="spellEnd"/>
+      <w:r>
+        <w:rPr>
+          <w:rFonts w:ascii="Candara" w:eastAsia="Now Heavy" w:hAnsi="Candara" w:cs="Now Heavy"/>
+          <w:color w:val="19274F"/>
+          <w:sz w:val="28"/>
+          <w:szCs w:val="28"/>
+        </w:rPr>
+        <w:t xml:space="preserve"> yang sesuai agar fungsi setiap </w:t>
+      </w:r>
+      <w:proofErr w:type="spellStart"/>
+      <w:r>
+        <w:rPr>
+          <w:rFonts w:ascii="Candara" w:eastAsia="Now Heavy" w:hAnsi="Candara" w:cs="Now Heavy"/>
+          <w:color w:val="19274F"/>
+          <w:sz w:val="28"/>
+          <w:szCs w:val="28"/>
+        </w:rPr>
+        <w:t>pin</w:t>
+      </w:r>
+      <w:proofErr w:type="spellEnd"/>
+      <w:r>
+        <w:rPr>
+          <w:rFonts w:ascii="Candara" w:eastAsia="Now Heavy" w:hAnsi="Candara" w:cs="Now Heavy"/>
+          <w:color w:val="19274F"/>
+          <w:sz w:val="28"/>
+          <w:szCs w:val="28"/>
+        </w:rPr>
+        <w:t xml:space="preserve"> lebih mudah </w:t>
       </w:r>
       <w:r>
         <w:rPr>
@@ -8122,7 +12628,87 @@
           <w:szCs w:val="28"/>
         </w:rPr>
         <w:lastRenderedPageBreak/>
-        <w:t xml:space="preserve">dikenali. Label dibuat menggunakan Teks pada layer F.Silkscreen, sehingga keterangan dapat terlihat pada bagian permukaan PCB. Pengaturan ukuran dan posisi teks juga disesuaikan agar tidak bertabrakan dengan pad maupun bagian lain pada footprint, dan klik ctrl + s. </w:t>
+        <w:t xml:space="preserve">dikenali. Label dibuat menggunakan Teks pada layer </w:t>
+      </w:r>
+      <w:proofErr w:type="spellStart"/>
+      <w:r>
+        <w:rPr>
+          <w:rFonts w:ascii="Candara" w:eastAsia="Now Heavy" w:hAnsi="Candara" w:cs="Now Heavy"/>
+          <w:color w:val="19274F"/>
+          <w:sz w:val="28"/>
+          <w:szCs w:val="28"/>
+        </w:rPr>
+        <w:t>F.Silkscreen</w:t>
+      </w:r>
+      <w:proofErr w:type="spellEnd"/>
+      <w:r>
+        <w:rPr>
+          <w:rFonts w:ascii="Candara" w:eastAsia="Now Heavy" w:hAnsi="Candara" w:cs="Now Heavy"/>
+          <w:color w:val="19274F"/>
+          <w:sz w:val="28"/>
+          <w:szCs w:val="28"/>
+        </w:rPr>
+        <w:t xml:space="preserve">, sehingga keterangan dapat terlihat pada bagian permukaan PCB. Pengaturan ukuran dan posisi teks juga disesuaikan agar tidak bertabrakan dengan </w:t>
+      </w:r>
+      <w:proofErr w:type="spellStart"/>
+      <w:r>
+        <w:rPr>
+          <w:rFonts w:ascii="Candara" w:eastAsia="Now Heavy" w:hAnsi="Candara" w:cs="Now Heavy"/>
+          <w:color w:val="19274F"/>
+          <w:sz w:val="28"/>
+          <w:szCs w:val="28"/>
+        </w:rPr>
+        <w:t>pad</w:t>
+      </w:r>
+      <w:proofErr w:type="spellEnd"/>
+      <w:r>
+        <w:rPr>
+          <w:rFonts w:ascii="Candara" w:eastAsia="Now Heavy" w:hAnsi="Candara" w:cs="Now Heavy"/>
+          <w:color w:val="19274F"/>
+          <w:sz w:val="28"/>
+          <w:szCs w:val="28"/>
+        </w:rPr>
+        <w:t xml:space="preserve"> maupun bagian lain pada </w:t>
+      </w:r>
+      <w:proofErr w:type="spellStart"/>
+      <w:r>
+        <w:rPr>
+          <w:rFonts w:ascii="Candara" w:eastAsia="Now Heavy" w:hAnsi="Candara" w:cs="Now Heavy"/>
+          <w:color w:val="19274F"/>
+          <w:sz w:val="28"/>
+          <w:szCs w:val="28"/>
+        </w:rPr>
+        <w:t>footprint</w:t>
+      </w:r>
+      <w:proofErr w:type="spellEnd"/>
+      <w:r>
+        <w:rPr>
+          <w:rFonts w:ascii="Candara" w:eastAsia="Now Heavy" w:hAnsi="Candara" w:cs="Now Heavy"/>
+          <w:color w:val="19274F"/>
+          <w:sz w:val="28"/>
+          <w:szCs w:val="28"/>
+        </w:rPr>
+        <w:t xml:space="preserve">, dan klik </w:t>
+      </w:r>
+      <w:proofErr w:type="spellStart"/>
+      <w:r>
+        <w:rPr>
+          <w:rFonts w:ascii="Candara" w:eastAsia="Now Heavy" w:hAnsi="Candara" w:cs="Now Heavy"/>
+          <w:color w:val="19274F"/>
+          <w:sz w:val="28"/>
+          <w:szCs w:val="28"/>
+        </w:rPr>
+        <w:t>ctrl</w:t>
+      </w:r>
+      <w:proofErr w:type="spellEnd"/>
+      <w:r>
+        <w:rPr>
+          <w:rFonts w:ascii="Candara" w:eastAsia="Now Heavy" w:hAnsi="Candara" w:cs="Now Heavy"/>
+          <w:color w:val="19274F"/>
+          <w:sz w:val="28"/>
+          <w:szCs w:val="28"/>
+        </w:rPr>
+        <w:t xml:space="preserve"> + s. </w:t>
       </w:r>
     </w:p>
     <w:p>
@@ -8139,6 +12725,7 @@
       <w:r>
         <w:rPr>
           <w:rFonts w:ascii="Candara" w:eastAsia="Now Heavy" w:hAnsi="Candara" w:cs="Now Heavy"/>
+          <w:noProof/>
           <w:color w:val="19274F"/>
           <w:sz w:val="28"/>
           <w:szCs w:val="28"/>
@@ -8199,7 +12786,67 @@
           <w:sz w:val="28"/>
           <w:szCs w:val="28"/>
         </w:rPr>
-        <w:t>Kemudian untuk melihat tampilan 3d dari footprint yang kita gunakan user dapat menekan alt+3 pada keybooard.</w:t>
+        <w:t xml:space="preserve">Kemudian untuk melihat tampilan 3d dari </w:t>
+      </w:r>
+      <w:proofErr w:type="spellStart"/>
+      <w:r>
+        <w:rPr>
+          <w:rFonts w:ascii="Candara" w:eastAsia="Now Heavy" w:hAnsi="Candara" w:cs="Now Heavy"/>
+          <w:color w:val="19274F"/>
+          <w:sz w:val="28"/>
+          <w:szCs w:val="28"/>
+        </w:rPr>
+        <w:t>footprint</w:t>
+      </w:r>
+      <w:proofErr w:type="spellEnd"/>
+      <w:r>
+        <w:rPr>
+          <w:rFonts w:ascii="Candara" w:eastAsia="Now Heavy" w:hAnsi="Candara" w:cs="Now Heavy"/>
+          <w:color w:val="19274F"/>
+          <w:sz w:val="28"/>
+          <w:szCs w:val="28"/>
+        </w:rPr>
+        <w:t xml:space="preserve"> yang kita gunakan </w:t>
+      </w:r>
+      <w:proofErr w:type="spellStart"/>
+      <w:r>
+        <w:rPr>
+          <w:rFonts w:ascii="Candara" w:eastAsia="Now Heavy" w:hAnsi="Candara" w:cs="Now Heavy"/>
+          <w:color w:val="19274F"/>
+          <w:sz w:val="28"/>
+          <w:szCs w:val="28"/>
+        </w:rPr>
+        <w:t>user</w:t>
+      </w:r>
+      <w:proofErr w:type="spellEnd"/>
+      <w:r>
+        <w:rPr>
+          <w:rFonts w:ascii="Candara" w:eastAsia="Now Heavy" w:hAnsi="Candara" w:cs="Now Heavy"/>
+          <w:color w:val="19274F"/>
+          <w:sz w:val="28"/>
+          <w:szCs w:val="28"/>
+        </w:rPr>
+        <w:t xml:space="preserve"> dapat menekan alt+3 pada </w:t>
+      </w:r>
+      <w:proofErr w:type="spellStart"/>
+      <w:r>
+        <w:rPr>
+          <w:rFonts w:ascii="Candara" w:eastAsia="Now Heavy" w:hAnsi="Candara" w:cs="Now Heavy"/>
+          <w:color w:val="19274F"/>
+          <w:sz w:val="28"/>
+          <w:szCs w:val="28"/>
+        </w:rPr>
+        <w:t>keybooard</w:t>
+      </w:r>
+      <w:proofErr w:type="spellEnd"/>
+      <w:r>
+        <w:rPr>
+          <w:rFonts w:ascii="Candara" w:eastAsia="Now Heavy" w:hAnsi="Candara" w:cs="Now Heavy"/>
+          <w:color w:val="19274F"/>
+          <w:sz w:val="28"/>
+          <w:szCs w:val="28"/>
+        </w:rPr>
+        <w:t>.</w:t>
       </w:r>
       <w:r>
         <w:rPr>
@@ -8262,7 +12909,67 @@
           <w:sz w:val="28"/>
           <w:szCs w:val="28"/>
         </w:rPr>
-        <w:t xml:space="preserve">Setelah itu pada gambar 42, kembali kepada tampilan skematik, dan klik Tetapkan footprint, untuk mendefinisikan masing-masing footprint dari komponen yang digunakan. </w:t>
+        <w:t xml:space="preserve">Setelah itu pada gambar 42, kembali kepada tampilan </w:t>
+      </w:r>
+      <w:proofErr w:type="spellStart"/>
+      <w:r>
+        <w:rPr>
+          <w:rFonts w:ascii="Candara" w:eastAsia="Now Heavy" w:hAnsi="Candara" w:cs="Now Heavy"/>
+          <w:color w:val="19274F"/>
+          <w:sz w:val="28"/>
+          <w:szCs w:val="28"/>
+        </w:rPr>
+        <w:t>skematik</w:t>
+      </w:r>
+      <w:proofErr w:type="spellEnd"/>
+      <w:r>
+        <w:rPr>
+          <w:rFonts w:ascii="Candara" w:eastAsia="Now Heavy" w:hAnsi="Candara" w:cs="Now Heavy"/>
+          <w:color w:val="19274F"/>
+          <w:sz w:val="28"/>
+          <w:szCs w:val="28"/>
+        </w:rPr>
+        <w:t xml:space="preserve">, dan klik Tetapkan </w:t>
+      </w:r>
+      <w:proofErr w:type="spellStart"/>
+      <w:r>
+        <w:rPr>
+          <w:rFonts w:ascii="Candara" w:eastAsia="Now Heavy" w:hAnsi="Candara" w:cs="Now Heavy"/>
+          <w:color w:val="19274F"/>
+          <w:sz w:val="28"/>
+          <w:szCs w:val="28"/>
+        </w:rPr>
+        <w:t>footprint</w:t>
+      </w:r>
+      <w:proofErr w:type="spellEnd"/>
+      <w:r>
+        <w:rPr>
+          <w:rFonts w:ascii="Candara" w:eastAsia="Now Heavy" w:hAnsi="Candara" w:cs="Now Heavy"/>
+          <w:color w:val="19274F"/>
+          <w:sz w:val="28"/>
+          <w:szCs w:val="28"/>
+        </w:rPr>
+        <w:t xml:space="preserve">, untuk mendefinisikan masing-masing </w:t>
+      </w:r>
+      <w:proofErr w:type="spellStart"/>
+      <w:r>
+        <w:rPr>
+          <w:rFonts w:ascii="Candara" w:eastAsia="Now Heavy" w:hAnsi="Candara" w:cs="Now Heavy"/>
+          <w:color w:val="19274F"/>
+          <w:sz w:val="28"/>
+          <w:szCs w:val="28"/>
+        </w:rPr>
+        <w:t>footprint</w:t>
+      </w:r>
+      <w:proofErr w:type="spellEnd"/>
+      <w:r>
+        <w:rPr>
+          <w:rFonts w:ascii="Candara" w:eastAsia="Now Heavy" w:hAnsi="Candara" w:cs="Now Heavy"/>
+          <w:color w:val="19274F"/>
+          <w:sz w:val="28"/>
+          <w:szCs w:val="28"/>
+        </w:rPr>
+        <w:t xml:space="preserve"> dari komponen yang digunakan. </w:t>
       </w:r>
     </w:p>
     <w:p>
@@ -8279,6 +12986,7 @@
       <w:r>
         <w:rPr>
           <w:rFonts w:ascii="Candara" w:eastAsia="Now Heavy" w:hAnsi="Candara" w:cs="Now Heavy"/>
+          <w:noProof/>
           <w:color w:val="19274F"/>
           <w:sz w:val="28"/>
           <w:szCs w:val="28"/>
@@ -8341,7 +13049,367 @@
           <w:sz w:val="28"/>
           <w:szCs w:val="28"/>
         </w:rPr>
-        <w:t xml:space="preserve">Pada gambar 42 merupakan pop up yang muncul apabila sudah mengklik ikon tetapkan footprint, pada kotak berwarna hijau disebelah kiri merupakan list dari library footprint yang terdapat pada kicad, kemudian pada kotak berwarna biru terdapat simbol komponen dan footprint yang digunakan namun apabila footprint belum ditetapkan maka akan seperti pada list nomor 3 yakni tidak terdapat keterangan footprint yang digunakan dan barisnya berwarna kuning, namun apabila footprint sudah ditetapkan maka akan seperti baris nomor 1 yakni berwarna putih dan terdapat keterangan footprint yang digunakan, kemudian pada kotak berwarna merah merupakan jenis-jenis dari footprint komponen yang digunakan, selain itu user juga dapat melihat 2d dan 3d dari footprint tersebut, dengan mengklik jenis yang dipilih </w:t>
+        <w:t xml:space="preserve">Pada gambar 42 merupakan pop </w:t>
+      </w:r>
+      <w:proofErr w:type="spellStart"/>
+      <w:r>
+        <w:rPr>
+          <w:rFonts w:ascii="Candara" w:eastAsia="Now Heavy" w:hAnsi="Candara" w:cs="Now Heavy"/>
+          <w:color w:val="19274F"/>
+          <w:sz w:val="28"/>
+          <w:szCs w:val="28"/>
+        </w:rPr>
+        <w:t>up</w:t>
+      </w:r>
+      <w:proofErr w:type="spellEnd"/>
+      <w:r>
+        <w:rPr>
+          <w:rFonts w:ascii="Candara" w:eastAsia="Now Heavy" w:hAnsi="Candara" w:cs="Now Heavy"/>
+          <w:color w:val="19274F"/>
+          <w:sz w:val="28"/>
+          <w:szCs w:val="28"/>
+        </w:rPr>
+        <w:t xml:space="preserve"> yang muncul apabila sudah </w:t>
+      </w:r>
+      <w:proofErr w:type="spellStart"/>
+      <w:r>
+        <w:rPr>
+          <w:rFonts w:ascii="Candara" w:eastAsia="Now Heavy" w:hAnsi="Candara" w:cs="Now Heavy"/>
+          <w:color w:val="19274F"/>
+          <w:sz w:val="28"/>
+          <w:szCs w:val="28"/>
+        </w:rPr>
+        <w:t>mengklik</w:t>
+      </w:r>
+      <w:proofErr w:type="spellEnd"/>
+      <w:r>
+        <w:rPr>
+          <w:rFonts w:ascii="Candara" w:eastAsia="Now Heavy" w:hAnsi="Candara" w:cs="Now Heavy"/>
+          <w:color w:val="19274F"/>
+          <w:sz w:val="28"/>
+          <w:szCs w:val="28"/>
+        </w:rPr>
+        <w:t xml:space="preserve"> ikon tetapkan </w:t>
+      </w:r>
+      <w:proofErr w:type="spellStart"/>
+      <w:r>
+        <w:rPr>
+          <w:rFonts w:ascii="Candara" w:eastAsia="Now Heavy" w:hAnsi="Candara" w:cs="Now Heavy"/>
+          <w:color w:val="19274F"/>
+          <w:sz w:val="28"/>
+          <w:szCs w:val="28"/>
+        </w:rPr>
+        <w:t>footprint</w:t>
+      </w:r>
+      <w:proofErr w:type="spellEnd"/>
+      <w:r>
+        <w:rPr>
+          <w:rFonts w:ascii="Candara" w:eastAsia="Now Heavy" w:hAnsi="Candara" w:cs="Now Heavy"/>
+          <w:color w:val="19274F"/>
+          <w:sz w:val="28"/>
+          <w:szCs w:val="28"/>
+        </w:rPr>
+        <w:t xml:space="preserve">, pada kotak berwarna hijau </w:t>
+      </w:r>
+      <w:proofErr w:type="spellStart"/>
+      <w:r>
+        <w:rPr>
+          <w:rFonts w:ascii="Candara" w:eastAsia="Now Heavy" w:hAnsi="Candara" w:cs="Now Heavy"/>
+          <w:color w:val="19274F"/>
+          <w:sz w:val="28"/>
+          <w:szCs w:val="28"/>
+        </w:rPr>
+        <w:t>disebelah</w:t>
+      </w:r>
+      <w:proofErr w:type="spellEnd"/>
+      <w:r>
+        <w:rPr>
+          <w:rFonts w:ascii="Candara" w:eastAsia="Now Heavy" w:hAnsi="Candara" w:cs="Now Heavy"/>
+          <w:color w:val="19274F"/>
+          <w:sz w:val="28"/>
+          <w:szCs w:val="28"/>
+        </w:rPr>
+        <w:t xml:space="preserve"> kiri merupakan </w:t>
+      </w:r>
+      <w:proofErr w:type="spellStart"/>
+      <w:r>
+        <w:rPr>
+          <w:rFonts w:ascii="Candara" w:eastAsia="Now Heavy" w:hAnsi="Candara" w:cs="Now Heavy"/>
+          <w:color w:val="19274F"/>
+          <w:sz w:val="28"/>
+          <w:szCs w:val="28"/>
+        </w:rPr>
+        <w:t>list</w:t>
+      </w:r>
+      <w:proofErr w:type="spellEnd"/>
+      <w:r>
+        <w:rPr>
+          <w:rFonts w:ascii="Candara" w:eastAsia="Now Heavy" w:hAnsi="Candara" w:cs="Now Heavy"/>
+          <w:color w:val="19274F"/>
+          <w:sz w:val="28"/>
+          <w:szCs w:val="28"/>
+        </w:rPr>
+        <w:t xml:space="preserve"> dari </w:t>
+      </w:r>
+      <w:proofErr w:type="spellStart"/>
+      <w:r>
+        <w:rPr>
+          <w:rFonts w:ascii="Candara" w:eastAsia="Now Heavy" w:hAnsi="Candara" w:cs="Now Heavy"/>
+          <w:color w:val="19274F"/>
+          <w:sz w:val="28"/>
+          <w:szCs w:val="28"/>
+        </w:rPr>
+        <w:t>library</w:t>
+      </w:r>
+      <w:proofErr w:type="spellEnd"/>
+      <w:r>
+        <w:rPr>
+          <w:rFonts w:ascii="Candara" w:eastAsia="Now Heavy" w:hAnsi="Candara" w:cs="Now Heavy"/>
+          <w:color w:val="19274F"/>
+          <w:sz w:val="28"/>
+          <w:szCs w:val="28"/>
+        </w:rPr>
+        <w:t xml:space="preserve"> </w:t>
+      </w:r>
+      <w:proofErr w:type="spellStart"/>
+      <w:r>
+        <w:rPr>
+          <w:rFonts w:ascii="Candara" w:eastAsia="Now Heavy" w:hAnsi="Candara" w:cs="Now Heavy"/>
+          <w:color w:val="19274F"/>
+          <w:sz w:val="28"/>
+          <w:szCs w:val="28"/>
+        </w:rPr>
+        <w:t>footprint</w:t>
+      </w:r>
+      <w:proofErr w:type="spellEnd"/>
+      <w:r>
+        <w:rPr>
+          <w:rFonts w:ascii="Candara" w:eastAsia="Now Heavy" w:hAnsi="Candara" w:cs="Now Heavy"/>
+          <w:color w:val="19274F"/>
+          <w:sz w:val="28"/>
+          <w:szCs w:val="28"/>
+        </w:rPr>
+        <w:t xml:space="preserve"> yang terdapat pada </w:t>
+      </w:r>
+      <w:proofErr w:type="spellStart"/>
+      <w:r>
+        <w:rPr>
+          <w:rFonts w:ascii="Candara" w:eastAsia="Now Heavy" w:hAnsi="Candara" w:cs="Now Heavy"/>
+          <w:color w:val="19274F"/>
+          <w:sz w:val="28"/>
+          <w:szCs w:val="28"/>
+        </w:rPr>
+        <w:t>kicad</w:t>
+      </w:r>
+      <w:proofErr w:type="spellEnd"/>
+      <w:r>
+        <w:rPr>
+          <w:rFonts w:ascii="Candara" w:eastAsia="Now Heavy" w:hAnsi="Candara" w:cs="Now Heavy"/>
+          <w:color w:val="19274F"/>
+          <w:sz w:val="28"/>
+          <w:szCs w:val="28"/>
+        </w:rPr>
+        <w:t xml:space="preserve">, kemudian pada kotak berwarna biru terdapat simbol komponen dan </w:t>
+      </w:r>
+      <w:proofErr w:type="spellStart"/>
+      <w:r>
+        <w:rPr>
+          <w:rFonts w:ascii="Candara" w:eastAsia="Now Heavy" w:hAnsi="Candara" w:cs="Now Heavy"/>
+          <w:color w:val="19274F"/>
+          <w:sz w:val="28"/>
+          <w:szCs w:val="28"/>
+        </w:rPr>
+        <w:t>footprint</w:t>
+      </w:r>
+      <w:proofErr w:type="spellEnd"/>
+      <w:r>
+        <w:rPr>
+          <w:rFonts w:ascii="Candara" w:eastAsia="Now Heavy" w:hAnsi="Candara" w:cs="Now Heavy"/>
+          <w:color w:val="19274F"/>
+          <w:sz w:val="28"/>
+          <w:szCs w:val="28"/>
+        </w:rPr>
+        <w:t xml:space="preserve"> yang digunakan namun apabila </w:t>
+      </w:r>
+      <w:proofErr w:type="spellStart"/>
+      <w:r>
+        <w:rPr>
+          <w:rFonts w:ascii="Candara" w:eastAsia="Now Heavy" w:hAnsi="Candara" w:cs="Now Heavy"/>
+          <w:color w:val="19274F"/>
+          <w:sz w:val="28"/>
+          <w:szCs w:val="28"/>
+        </w:rPr>
+        <w:t>footprint</w:t>
+      </w:r>
+      <w:proofErr w:type="spellEnd"/>
+      <w:r>
+        <w:rPr>
+          <w:rFonts w:ascii="Candara" w:eastAsia="Now Heavy" w:hAnsi="Candara" w:cs="Now Heavy"/>
+          <w:color w:val="19274F"/>
+          <w:sz w:val="28"/>
+          <w:szCs w:val="28"/>
+        </w:rPr>
+        <w:t xml:space="preserve"> belum ditetapkan maka akan seperti pada </w:t>
+      </w:r>
+      <w:proofErr w:type="spellStart"/>
+      <w:r>
+        <w:rPr>
+          <w:rFonts w:ascii="Candara" w:eastAsia="Now Heavy" w:hAnsi="Candara" w:cs="Now Heavy"/>
+          <w:color w:val="19274F"/>
+          <w:sz w:val="28"/>
+          <w:szCs w:val="28"/>
+        </w:rPr>
+        <w:t>list</w:t>
+      </w:r>
+      <w:proofErr w:type="spellEnd"/>
+      <w:r>
+        <w:rPr>
+          <w:rFonts w:ascii="Candara" w:eastAsia="Now Heavy" w:hAnsi="Candara" w:cs="Now Heavy"/>
+          <w:color w:val="19274F"/>
+          <w:sz w:val="28"/>
+          <w:szCs w:val="28"/>
+        </w:rPr>
+        <w:t xml:space="preserve"> nomor 3 yakni tidak terdapat keterangan </w:t>
+      </w:r>
+      <w:proofErr w:type="spellStart"/>
+      <w:r>
+        <w:rPr>
+          <w:rFonts w:ascii="Candara" w:eastAsia="Now Heavy" w:hAnsi="Candara" w:cs="Now Heavy"/>
+          <w:color w:val="19274F"/>
+          <w:sz w:val="28"/>
+          <w:szCs w:val="28"/>
+        </w:rPr>
+        <w:t>footprint</w:t>
+      </w:r>
+      <w:proofErr w:type="spellEnd"/>
+      <w:r>
+        <w:rPr>
+          <w:rFonts w:ascii="Candara" w:eastAsia="Now Heavy" w:hAnsi="Candara" w:cs="Now Heavy"/>
+          <w:color w:val="19274F"/>
+          <w:sz w:val="28"/>
+          <w:szCs w:val="28"/>
+        </w:rPr>
+        <w:t xml:space="preserve"> yang digunakan dan barisnya berwarna kuning, namun apabila </w:t>
+      </w:r>
+      <w:proofErr w:type="spellStart"/>
+      <w:r>
+        <w:rPr>
+          <w:rFonts w:ascii="Candara" w:eastAsia="Now Heavy" w:hAnsi="Candara" w:cs="Now Heavy"/>
+          <w:color w:val="19274F"/>
+          <w:sz w:val="28"/>
+          <w:szCs w:val="28"/>
+        </w:rPr>
+        <w:t>footprint</w:t>
+      </w:r>
+      <w:proofErr w:type="spellEnd"/>
+      <w:r>
+        <w:rPr>
+          <w:rFonts w:ascii="Candara" w:eastAsia="Now Heavy" w:hAnsi="Candara" w:cs="Now Heavy"/>
+          <w:color w:val="19274F"/>
+          <w:sz w:val="28"/>
+          <w:szCs w:val="28"/>
+        </w:rPr>
+        <w:t xml:space="preserve"> sudah ditetapkan maka akan seperti baris nomor 1 yakni berwarna putih dan terdapat keterangan </w:t>
+      </w:r>
+      <w:proofErr w:type="spellStart"/>
+      <w:r>
+        <w:rPr>
+          <w:rFonts w:ascii="Candara" w:eastAsia="Now Heavy" w:hAnsi="Candara" w:cs="Now Heavy"/>
+          <w:color w:val="19274F"/>
+          <w:sz w:val="28"/>
+          <w:szCs w:val="28"/>
+        </w:rPr>
+        <w:t>footprint</w:t>
+      </w:r>
+      <w:proofErr w:type="spellEnd"/>
+      <w:r>
+        <w:rPr>
+          <w:rFonts w:ascii="Candara" w:eastAsia="Now Heavy" w:hAnsi="Candara" w:cs="Now Heavy"/>
+          <w:color w:val="19274F"/>
+          <w:sz w:val="28"/>
+          <w:szCs w:val="28"/>
+        </w:rPr>
+        <w:t xml:space="preserve"> yang digunakan, kemudian pada kotak berwarna merah merupakan jenis-jenis dari </w:t>
+      </w:r>
+      <w:proofErr w:type="spellStart"/>
+      <w:r>
+        <w:rPr>
+          <w:rFonts w:ascii="Candara" w:eastAsia="Now Heavy" w:hAnsi="Candara" w:cs="Now Heavy"/>
+          <w:color w:val="19274F"/>
+          <w:sz w:val="28"/>
+          <w:szCs w:val="28"/>
+        </w:rPr>
+        <w:t>footprint</w:t>
+      </w:r>
+      <w:proofErr w:type="spellEnd"/>
+      <w:r>
+        <w:rPr>
+          <w:rFonts w:ascii="Candara" w:eastAsia="Now Heavy" w:hAnsi="Candara" w:cs="Now Heavy"/>
+          <w:color w:val="19274F"/>
+          <w:sz w:val="28"/>
+          <w:szCs w:val="28"/>
+        </w:rPr>
+        <w:t xml:space="preserve"> komponen yang digunakan, selain itu </w:t>
+      </w:r>
+      <w:proofErr w:type="spellStart"/>
+      <w:r>
+        <w:rPr>
+          <w:rFonts w:ascii="Candara" w:eastAsia="Now Heavy" w:hAnsi="Candara" w:cs="Now Heavy"/>
+          <w:color w:val="19274F"/>
+          <w:sz w:val="28"/>
+          <w:szCs w:val="28"/>
+        </w:rPr>
+        <w:t>user</w:t>
+      </w:r>
+      <w:proofErr w:type="spellEnd"/>
+      <w:r>
+        <w:rPr>
+          <w:rFonts w:ascii="Candara" w:eastAsia="Now Heavy" w:hAnsi="Candara" w:cs="Now Heavy"/>
+          <w:color w:val="19274F"/>
+          <w:sz w:val="28"/>
+          <w:szCs w:val="28"/>
+        </w:rPr>
+        <w:t xml:space="preserve"> juga dapat melihat 2d dan 3d dari </w:t>
+      </w:r>
+      <w:proofErr w:type="spellStart"/>
+      <w:r>
+        <w:rPr>
+          <w:rFonts w:ascii="Candara" w:eastAsia="Now Heavy" w:hAnsi="Candara" w:cs="Now Heavy"/>
+          <w:color w:val="19274F"/>
+          <w:sz w:val="28"/>
+          <w:szCs w:val="28"/>
+        </w:rPr>
+        <w:t>footprint</w:t>
+      </w:r>
+      <w:proofErr w:type="spellEnd"/>
+      <w:r>
+        <w:rPr>
+          <w:rFonts w:ascii="Candara" w:eastAsia="Now Heavy" w:hAnsi="Candara" w:cs="Now Heavy"/>
+          <w:color w:val="19274F"/>
+          <w:sz w:val="28"/>
+          <w:szCs w:val="28"/>
+        </w:rPr>
+        <w:t xml:space="preserve"> tersebut, dengan </w:t>
+      </w:r>
+      <w:proofErr w:type="spellStart"/>
+      <w:r>
+        <w:rPr>
+          <w:rFonts w:ascii="Candara" w:eastAsia="Now Heavy" w:hAnsi="Candara" w:cs="Now Heavy"/>
+          <w:color w:val="19274F"/>
+          <w:sz w:val="28"/>
+          <w:szCs w:val="28"/>
+        </w:rPr>
+        <w:t>mengklik</w:t>
+      </w:r>
+      <w:proofErr w:type="spellEnd"/>
+      <w:r>
+        <w:rPr>
+          <w:rFonts w:ascii="Candara" w:eastAsia="Now Heavy" w:hAnsi="Candara" w:cs="Now Heavy"/>
+          <w:color w:val="19274F"/>
+          <w:sz w:val="28"/>
+          <w:szCs w:val="28"/>
+        </w:rPr>
+        <w:t xml:space="preserve"> jenis yang dipilih </w:t>
       </w:r>
       <w:r>
         <w:rPr>
@@ -8377,7 +13445,27 @@
           <w:sz w:val="28"/>
           <w:szCs w:val="28"/>
         </w:rPr>
-        <w:t xml:space="preserve"> muncul lihat footprint yang dipilih seperti pada kotak berwarna hitam,  </w:t>
+        <w:t xml:space="preserve"> muncul lihat </w:t>
+      </w:r>
+      <w:proofErr w:type="spellStart"/>
+      <w:r>
+        <w:rPr>
+          <w:rFonts w:ascii="Candara" w:eastAsia="Now Heavy" w:hAnsi="Candara" w:cs="Now Heavy"/>
+          <w:color w:val="19274F"/>
+          <w:sz w:val="28"/>
+          <w:szCs w:val="28"/>
+        </w:rPr>
+        <w:t>footprint</w:t>
+      </w:r>
+      <w:proofErr w:type="spellEnd"/>
+      <w:r>
+        <w:rPr>
+          <w:rFonts w:ascii="Candara" w:eastAsia="Now Heavy" w:hAnsi="Candara" w:cs="Now Heavy"/>
+          <w:color w:val="19274F"/>
+          <w:sz w:val="28"/>
+          <w:szCs w:val="28"/>
+        </w:rPr>
+        <w:t xml:space="preserve"> yang dipilih seperti pada kotak berwarna hitam,  </w:t>
       </w:r>
     </w:p>
     <w:p>
@@ -8394,6 +13482,7 @@
       <w:r>
         <w:rPr>
           <w:rFonts w:ascii="Candara" w:eastAsia="Now Heavy" w:hAnsi="Candara" w:cs="Now Heavy"/>
+          <w:noProof/>
           <w:color w:val="19274F"/>
           <w:sz w:val="28"/>
           <w:szCs w:val="28"/>
@@ -8456,7 +13545,147 @@
           <w:sz w:val="28"/>
           <w:szCs w:val="28"/>
         </w:rPr>
-        <w:t xml:space="preserve">Pada gambar 43 merupakan pop up apabila sudah mengklik lihat footprint yang dipilih dapat dilihat pada kotak berwarna hijau merupakan 2d dari footprint yang dipilih, kemudian untuk melihat gambar 3d klik ikon penampil 3d yang terdapat pada kotak berwarna merah , kemudian nantinya akan muncul pop up seperti pada kotak berwarna biru, kemudian untuk menutup tab, user dapat langsung mengklik X yang terdapat pada kotak berwarna ungu. </w:t>
+        <w:t xml:space="preserve">Pada gambar 43 merupakan pop </w:t>
+      </w:r>
+      <w:proofErr w:type="spellStart"/>
+      <w:r>
+        <w:rPr>
+          <w:rFonts w:ascii="Candara" w:eastAsia="Now Heavy" w:hAnsi="Candara" w:cs="Now Heavy"/>
+          <w:color w:val="19274F"/>
+          <w:sz w:val="28"/>
+          <w:szCs w:val="28"/>
+        </w:rPr>
+        <w:t>up</w:t>
+      </w:r>
+      <w:proofErr w:type="spellEnd"/>
+      <w:r>
+        <w:rPr>
+          <w:rFonts w:ascii="Candara" w:eastAsia="Now Heavy" w:hAnsi="Candara" w:cs="Now Heavy"/>
+          <w:color w:val="19274F"/>
+          <w:sz w:val="28"/>
+          <w:szCs w:val="28"/>
+        </w:rPr>
+        <w:t xml:space="preserve"> apabila sudah </w:t>
+      </w:r>
+      <w:proofErr w:type="spellStart"/>
+      <w:r>
+        <w:rPr>
+          <w:rFonts w:ascii="Candara" w:eastAsia="Now Heavy" w:hAnsi="Candara" w:cs="Now Heavy"/>
+          <w:color w:val="19274F"/>
+          <w:sz w:val="28"/>
+          <w:szCs w:val="28"/>
+        </w:rPr>
+        <w:t>mengklik</w:t>
+      </w:r>
+      <w:proofErr w:type="spellEnd"/>
+      <w:r>
+        <w:rPr>
+          <w:rFonts w:ascii="Candara" w:eastAsia="Now Heavy" w:hAnsi="Candara" w:cs="Now Heavy"/>
+          <w:color w:val="19274F"/>
+          <w:sz w:val="28"/>
+          <w:szCs w:val="28"/>
+        </w:rPr>
+        <w:t xml:space="preserve"> lihat </w:t>
+      </w:r>
+      <w:proofErr w:type="spellStart"/>
+      <w:r>
+        <w:rPr>
+          <w:rFonts w:ascii="Candara" w:eastAsia="Now Heavy" w:hAnsi="Candara" w:cs="Now Heavy"/>
+          <w:color w:val="19274F"/>
+          <w:sz w:val="28"/>
+          <w:szCs w:val="28"/>
+        </w:rPr>
+        <w:t>footprint</w:t>
+      </w:r>
+      <w:proofErr w:type="spellEnd"/>
+      <w:r>
+        <w:rPr>
+          <w:rFonts w:ascii="Candara" w:eastAsia="Now Heavy" w:hAnsi="Candara" w:cs="Now Heavy"/>
+          <w:color w:val="19274F"/>
+          <w:sz w:val="28"/>
+          <w:szCs w:val="28"/>
+        </w:rPr>
+        <w:t xml:space="preserve"> yang dipilih dapat dilihat pada kotak berwarna hijau merupakan 2d dari </w:t>
+      </w:r>
+      <w:proofErr w:type="spellStart"/>
+      <w:r>
+        <w:rPr>
+          <w:rFonts w:ascii="Candara" w:eastAsia="Now Heavy" w:hAnsi="Candara" w:cs="Now Heavy"/>
+          <w:color w:val="19274F"/>
+          <w:sz w:val="28"/>
+          <w:szCs w:val="28"/>
+        </w:rPr>
+        <w:t>footprint</w:t>
+      </w:r>
+      <w:proofErr w:type="spellEnd"/>
+      <w:r>
+        <w:rPr>
+          <w:rFonts w:ascii="Candara" w:eastAsia="Now Heavy" w:hAnsi="Candara" w:cs="Now Heavy"/>
+          <w:color w:val="19274F"/>
+          <w:sz w:val="28"/>
+          <w:szCs w:val="28"/>
+        </w:rPr>
+        <w:t xml:space="preserve"> yang dipilih, kemudian untuk melihat gambar 3d klik ikon penampil 3d yang terdapat pada kotak berwarna merah , kemudian nantinya akan muncul pop </w:t>
+      </w:r>
+      <w:proofErr w:type="spellStart"/>
+      <w:r>
+        <w:rPr>
+          <w:rFonts w:ascii="Candara" w:eastAsia="Now Heavy" w:hAnsi="Candara" w:cs="Now Heavy"/>
+          <w:color w:val="19274F"/>
+          <w:sz w:val="28"/>
+          <w:szCs w:val="28"/>
+        </w:rPr>
+        <w:t>up</w:t>
+      </w:r>
+      <w:proofErr w:type="spellEnd"/>
+      <w:r>
+        <w:rPr>
+          <w:rFonts w:ascii="Candara" w:eastAsia="Now Heavy" w:hAnsi="Candara" w:cs="Now Heavy"/>
+          <w:color w:val="19274F"/>
+          <w:sz w:val="28"/>
+          <w:szCs w:val="28"/>
+        </w:rPr>
+        <w:t xml:space="preserve"> seperti pada kotak berwarna biru, kemudian untuk menutup tab, </w:t>
+      </w:r>
+      <w:proofErr w:type="spellStart"/>
+      <w:r>
+        <w:rPr>
+          <w:rFonts w:ascii="Candara" w:eastAsia="Now Heavy" w:hAnsi="Candara" w:cs="Now Heavy"/>
+          <w:color w:val="19274F"/>
+          <w:sz w:val="28"/>
+          <w:szCs w:val="28"/>
+        </w:rPr>
+        <w:t>user</w:t>
+      </w:r>
+      <w:proofErr w:type="spellEnd"/>
+      <w:r>
+        <w:rPr>
+          <w:rFonts w:ascii="Candara" w:eastAsia="Now Heavy" w:hAnsi="Candara" w:cs="Now Heavy"/>
+          <w:color w:val="19274F"/>
+          <w:sz w:val="28"/>
+          <w:szCs w:val="28"/>
+        </w:rPr>
+        <w:t xml:space="preserve"> dapat langsung </w:t>
+      </w:r>
+      <w:proofErr w:type="spellStart"/>
+      <w:r>
+        <w:rPr>
+          <w:rFonts w:ascii="Candara" w:eastAsia="Now Heavy" w:hAnsi="Candara" w:cs="Now Heavy"/>
+          <w:color w:val="19274F"/>
+          <w:sz w:val="28"/>
+          <w:szCs w:val="28"/>
+        </w:rPr>
+        <w:t>mengklik</w:t>
+      </w:r>
+      <w:proofErr w:type="spellEnd"/>
+      <w:r>
+        <w:rPr>
+          <w:rFonts w:ascii="Candara" w:eastAsia="Now Heavy" w:hAnsi="Candara" w:cs="Now Heavy"/>
+          <w:color w:val="19274F"/>
+          <w:sz w:val="28"/>
+          <w:szCs w:val="28"/>
+        </w:rPr>
+        <w:t xml:space="preserve"> X yang terdapat pada kotak berwarna ungu. </w:t>
       </w:r>
     </w:p>
     <w:p>
@@ -8525,7 +13754,107 @@
           <w:sz w:val="28"/>
           <w:szCs w:val="28"/>
         </w:rPr>
-        <w:t xml:space="preserve">Pada gambar 44 untuk menetapkan footprint user dapat mengklik dua kali secara cepat jenis komponen yang dipilih, disini penulis mencontohkan, pada baris kedua kotak berwarna biru untuk melakukan penetapan footprint dengan </w:t>
+        <w:t xml:space="preserve">Pada gambar 44 untuk menetapkan </w:t>
+      </w:r>
+      <w:proofErr w:type="spellStart"/>
+      <w:r>
+        <w:rPr>
+          <w:rFonts w:ascii="Candara" w:eastAsia="Now Heavy" w:hAnsi="Candara" w:cs="Now Heavy"/>
+          <w:color w:val="19274F"/>
+          <w:sz w:val="28"/>
+          <w:szCs w:val="28"/>
+        </w:rPr>
+        <w:t>footprint</w:t>
+      </w:r>
+      <w:proofErr w:type="spellEnd"/>
+      <w:r>
+        <w:rPr>
+          <w:rFonts w:ascii="Candara" w:eastAsia="Now Heavy" w:hAnsi="Candara" w:cs="Now Heavy"/>
+          <w:color w:val="19274F"/>
+          <w:sz w:val="28"/>
+          <w:szCs w:val="28"/>
+        </w:rPr>
+        <w:t xml:space="preserve"> </w:t>
+      </w:r>
+      <w:proofErr w:type="spellStart"/>
+      <w:r>
+        <w:rPr>
+          <w:rFonts w:ascii="Candara" w:eastAsia="Now Heavy" w:hAnsi="Candara" w:cs="Now Heavy"/>
+          <w:color w:val="19274F"/>
+          <w:sz w:val="28"/>
+          <w:szCs w:val="28"/>
+        </w:rPr>
+        <w:t>user</w:t>
+      </w:r>
+      <w:proofErr w:type="spellEnd"/>
+      <w:r>
+        <w:rPr>
+          <w:rFonts w:ascii="Candara" w:eastAsia="Now Heavy" w:hAnsi="Candara" w:cs="Now Heavy"/>
+          <w:color w:val="19274F"/>
+          <w:sz w:val="28"/>
+          <w:szCs w:val="28"/>
+        </w:rPr>
+        <w:t xml:space="preserve"> dapat </w:t>
+      </w:r>
+      <w:proofErr w:type="spellStart"/>
+      <w:r>
+        <w:rPr>
+          <w:rFonts w:ascii="Candara" w:eastAsia="Now Heavy" w:hAnsi="Candara" w:cs="Now Heavy"/>
+          <w:color w:val="19274F"/>
+          <w:sz w:val="28"/>
+          <w:szCs w:val="28"/>
+        </w:rPr>
+        <w:t>mengklik</w:t>
+      </w:r>
+      <w:proofErr w:type="spellEnd"/>
+      <w:r>
+        <w:rPr>
+          <w:rFonts w:ascii="Candara" w:eastAsia="Now Heavy" w:hAnsi="Candara" w:cs="Now Heavy"/>
+          <w:color w:val="19274F"/>
+          <w:sz w:val="28"/>
+          <w:szCs w:val="28"/>
+        </w:rPr>
+        <w:t xml:space="preserve"> dua kali secara cepat jenis komponen yang dipilih, </w:t>
+      </w:r>
+      <w:proofErr w:type="spellStart"/>
+      <w:r>
+        <w:rPr>
+          <w:rFonts w:ascii="Candara" w:eastAsia="Now Heavy" w:hAnsi="Candara" w:cs="Now Heavy"/>
+          <w:color w:val="19274F"/>
+          <w:sz w:val="28"/>
+          <w:szCs w:val="28"/>
+        </w:rPr>
+        <w:t>disini</w:t>
+      </w:r>
+      <w:proofErr w:type="spellEnd"/>
+      <w:r>
+        <w:rPr>
+          <w:rFonts w:ascii="Candara" w:eastAsia="Now Heavy" w:hAnsi="Candara" w:cs="Now Heavy"/>
+          <w:color w:val="19274F"/>
+          <w:sz w:val="28"/>
+          <w:szCs w:val="28"/>
+        </w:rPr>
+        <w:t xml:space="preserve"> penulis mencontohkan, pada baris kedua kotak berwarna biru untuk melakukan penetapan </w:t>
+      </w:r>
+      <w:proofErr w:type="spellStart"/>
+      <w:r>
+        <w:rPr>
+          <w:rFonts w:ascii="Candara" w:eastAsia="Now Heavy" w:hAnsi="Candara" w:cs="Now Heavy"/>
+          <w:color w:val="19274F"/>
+          <w:sz w:val="28"/>
+          <w:szCs w:val="28"/>
+        </w:rPr>
+        <w:t>footprint</w:t>
+      </w:r>
+      <w:proofErr w:type="spellEnd"/>
+      <w:r>
+        <w:rPr>
+          <w:rFonts w:ascii="Candara" w:eastAsia="Now Heavy" w:hAnsi="Candara" w:cs="Now Heavy"/>
+          <w:color w:val="19274F"/>
+          <w:sz w:val="28"/>
+          <w:szCs w:val="28"/>
+        </w:rPr>
+        <w:t xml:space="preserve"> dengan </w:t>
       </w:r>
       <w:r>
         <w:rPr>
@@ -8535,7 +13864,107 @@
           <w:szCs w:val="28"/>
         </w:rPr>
         <w:lastRenderedPageBreak/>
-        <w:t>memilih jenis footprint pada pustaka joystick module baris 1 pada kotak berwarna hijau dengan mengklik dua kali secara cepat, kemudian dapat dilihat  pada kotak berwarna biru semua komponen sudah dilakukan penetapan footprint.</w:t>
+        <w:t xml:space="preserve">memilih jenis </w:t>
+      </w:r>
+      <w:proofErr w:type="spellStart"/>
+      <w:r>
+        <w:rPr>
+          <w:rFonts w:ascii="Candara" w:eastAsia="Now Heavy" w:hAnsi="Candara" w:cs="Now Heavy"/>
+          <w:color w:val="19274F"/>
+          <w:sz w:val="28"/>
+          <w:szCs w:val="28"/>
+        </w:rPr>
+        <w:t>footprint</w:t>
+      </w:r>
+      <w:proofErr w:type="spellEnd"/>
+      <w:r>
+        <w:rPr>
+          <w:rFonts w:ascii="Candara" w:eastAsia="Now Heavy" w:hAnsi="Candara" w:cs="Now Heavy"/>
+          <w:color w:val="19274F"/>
+          <w:sz w:val="28"/>
+          <w:szCs w:val="28"/>
+        </w:rPr>
+        <w:t xml:space="preserve"> pada pustaka </w:t>
+      </w:r>
+      <w:proofErr w:type="spellStart"/>
+      <w:r>
+        <w:rPr>
+          <w:rFonts w:ascii="Candara" w:eastAsia="Now Heavy" w:hAnsi="Candara" w:cs="Now Heavy"/>
+          <w:color w:val="19274F"/>
+          <w:sz w:val="28"/>
+          <w:szCs w:val="28"/>
+        </w:rPr>
+        <w:t>joystick</w:t>
+      </w:r>
+      <w:proofErr w:type="spellEnd"/>
+      <w:r>
+        <w:rPr>
+          <w:rFonts w:ascii="Candara" w:eastAsia="Now Heavy" w:hAnsi="Candara" w:cs="Now Heavy"/>
+          <w:color w:val="19274F"/>
+          <w:sz w:val="28"/>
+          <w:szCs w:val="28"/>
+        </w:rPr>
+        <w:t xml:space="preserve"> </w:t>
+      </w:r>
+      <w:proofErr w:type="spellStart"/>
+      <w:r>
+        <w:rPr>
+          <w:rFonts w:ascii="Candara" w:eastAsia="Now Heavy" w:hAnsi="Candara" w:cs="Now Heavy"/>
+          <w:color w:val="19274F"/>
+          <w:sz w:val="28"/>
+          <w:szCs w:val="28"/>
+        </w:rPr>
+        <w:t>module</w:t>
+      </w:r>
+      <w:proofErr w:type="spellEnd"/>
+      <w:r>
+        <w:rPr>
+          <w:rFonts w:ascii="Candara" w:eastAsia="Now Heavy" w:hAnsi="Candara" w:cs="Now Heavy"/>
+          <w:color w:val="19274F"/>
+          <w:sz w:val="28"/>
+          <w:szCs w:val="28"/>
+        </w:rPr>
+        <w:t xml:space="preserve"> baris 1 pada kotak berwarna hijau dengan </w:t>
+      </w:r>
+      <w:proofErr w:type="spellStart"/>
+      <w:r>
+        <w:rPr>
+          <w:rFonts w:ascii="Candara" w:eastAsia="Now Heavy" w:hAnsi="Candara" w:cs="Now Heavy"/>
+          <w:color w:val="19274F"/>
+          <w:sz w:val="28"/>
+          <w:szCs w:val="28"/>
+        </w:rPr>
+        <w:t>mengklik</w:t>
+      </w:r>
+      <w:proofErr w:type="spellEnd"/>
+      <w:r>
+        <w:rPr>
+          <w:rFonts w:ascii="Candara" w:eastAsia="Now Heavy" w:hAnsi="Candara" w:cs="Now Heavy"/>
+          <w:color w:val="19274F"/>
+          <w:sz w:val="28"/>
+          <w:szCs w:val="28"/>
+        </w:rPr>
+        <w:t xml:space="preserve"> dua kali secara cepat, kemudian dapat dilihat  pada kotak berwarna biru semua komponen sudah dilakukan penetapan </w:t>
+      </w:r>
+      <w:proofErr w:type="spellStart"/>
+      <w:r>
+        <w:rPr>
+          <w:rFonts w:ascii="Candara" w:eastAsia="Now Heavy" w:hAnsi="Candara" w:cs="Now Heavy"/>
+          <w:color w:val="19274F"/>
+          <w:sz w:val="28"/>
+          <w:szCs w:val="28"/>
+        </w:rPr>
+        <w:t>footprint</w:t>
+      </w:r>
+      <w:proofErr w:type="spellEnd"/>
+      <w:r>
+        <w:rPr>
+          <w:rFonts w:ascii="Candara" w:eastAsia="Now Heavy" w:hAnsi="Candara" w:cs="Now Heavy"/>
+          <w:color w:val="19274F"/>
+          <w:sz w:val="28"/>
+          <w:szCs w:val="28"/>
+        </w:rPr>
+        <w:t>.</w:t>
       </w:r>
     </w:p>
     <w:p>
@@ -8552,6 +13981,7 @@
       <w:r>
         <w:rPr>
           <w:rFonts w:ascii="Candara" w:eastAsia="Now Heavy" w:hAnsi="Candara" w:cs="Now Heavy"/>
+          <w:noProof/>
           <w:color w:val="19274F"/>
           <w:sz w:val="28"/>
           <w:szCs w:val="28"/>
@@ -8613,7 +14043,147 @@
           <w:sz w:val="28"/>
           <w:szCs w:val="28"/>
         </w:rPr>
-        <w:t xml:space="preserve">Setelah rangkaian sudah berhasil di susun dan sudah mendefinisikan footprint lakukan pengecekan ERC (Electrical Rules Checker) dengan mengklik Pemeriksa Aturan Kelistrikan yang ditunjukkan pada kotak berwarna biru, kemudian nantinya akan muncul pop up pemeriksa aturan kelistrikan seperti yang ditunjukkan pada kotak berwarna merah, kemudian untuk melakukan pengecekan jalankan ERC yang ditunjukkan pada kotak berwarna ungu, setelah itu perhatikan kesalahan dan peringatan seperti yang ditunjukkan pada kotak berwarna hitam apabila terdapat kesalahan dan peringatan maka nantinya akan terdapat angka seberapa banyak kesalahan dan peringatan yang ada, dan apabila mencentang kesalahan dan peringatan nantinya akan muncul list kesalahan dan peringatan yang ada pada kotak berwarna kuning, kemudian apabila pengecekan ERC sudah selesai klik tutup. </w:t>
+        <w:t xml:space="preserve">Setelah rangkaian sudah berhasil di susun dan sudah mendefinisikan </w:t>
+      </w:r>
+      <w:proofErr w:type="spellStart"/>
+      <w:r>
+        <w:rPr>
+          <w:rFonts w:ascii="Candara" w:eastAsia="Now Heavy" w:hAnsi="Candara" w:cs="Now Heavy"/>
+          <w:color w:val="19274F"/>
+          <w:sz w:val="28"/>
+          <w:szCs w:val="28"/>
+        </w:rPr>
+        <w:t>footprint</w:t>
+      </w:r>
+      <w:proofErr w:type="spellEnd"/>
+      <w:r>
+        <w:rPr>
+          <w:rFonts w:ascii="Candara" w:eastAsia="Now Heavy" w:hAnsi="Candara" w:cs="Now Heavy"/>
+          <w:color w:val="19274F"/>
+          <w:sz w:val="28"/>
+          <w:szCs w:val="28"/>
+        </w:rPr>
+        <w:t xml:space="preserve"> lakukan pengecekan ERC (</w:t>
+      </w:r>
+      <w:proofErr w:type="spellStart"/>
+      <w:r>
+        <w:rPr>
+          <w:rFonts w:ascii="Candara" w:eastAsia="Now Heavy" w:hAnsi="Candara" w:cs="Now Heavy"/>
+          <w:color w:val="19274F"/>
+          <w:sz w:val="28"/>
+          <w:szCs w:val="28"/>
+        </w:rPr>
+        <w:t>Electrical</w:t>
+      </w:r>
+      <w:proofErr w:type="spellEnd"/>
+      <w:r>
+        <w:rPr>
+          <w:rFonts w:ascii="Candara" w:eastAsia="Now Heavy" w:hAnsi="Candara" w:cs="Now Heavy"/>
+          <w:color w:val="19274F"/>
+          <w:sz w:val="28"/>
+          <w:szCs w:val="28"/>
+        </w:rPr>
+        <w:t xml:space="preserve"> </w:t>
+      </w:r>
+      <w:proofErr w:type="spellStart"/>
+      <w:r>
+        <w:rPr>
+          <w:rFonts w:ascii="Candara" w:eastAsia="Now Heavy" w:hAnsi="Candara" w:cs="Now Heavy"/>
+          <w:color w:val="19274F"/>
+          <w:sz w:val="28"/>
+          <w:szCs w:val="28"/>
+        </w:rPr>
+        <w:t>Rules</w:t>
+      </w:r>
+      <w:proofErr w:type="spellEnd"/>
+      <w:r>
+        <w:rPr>
+          <w:rFonts w:ascii="Candara" w:eastAsia="Now Heavy" w:hAnsi="Candara" w:cs="Now Heavy"/>
+          <w:color w:val="19274F"/>
+          <w:sz w:val="28"/>
+          <w:szCs w:val="28"/>
+        </w:rPr>
+        <w:t xml:space="preserve"> </w:t>
+      </w:r>
+      <w:proofErr w:type="spellStart"/>
+      <w:r>
+        <w:rPr>
+          <w:rFonts w:ascii="Candara" w:eastAsia="Now Heavy" w:hAnsi="Candara" w:cs="Now Heavy"/>
+          <w:color w:val="19274F"/>
+          <w:sz w:val="28"/>
+          <w:szCs w:val="28"/>
+        </w:rPr>
+        <w:t>Checker</w:t>
+      </w:r>
+      <w:proofErr w:type="spellEnd"/>
+      <w:r>
+        <w:rPr>
+          <w:rFonts w:ascii="Candara" w:eastAsia="Now Heavy" w:hAnsi="Candara" w:cs="Now Heavy"/>
+          <w:color w:val="19274F"/>
+          <w:sz w:val="28"/>
+          <w:szCs w:val="28"/>
+        </w:rPr>
+        <w:t xml:space="preserve">) dengan </w:t>
+      </w:r>
+      <w:proofErr w:type="spellStart"/>
+      <w:r>
+        <w:rPr>
+          <w:rFonts w:ascii="Candara" w:eastAsia="Now Heavy" w:hAnsi="Candara" w:cs="Now Heavy"/>
+          <w:color w:val="19274F"/>
+          <w:sz w:val="28"/>
+          <w:szCs w:val="28"/>
+        </w:rPr>
+        <w:t>mengklik</w:t>
+      </w:r>
+      <w:proofErr w:type="spellEnd"/>
+      <w:r>
+        <w:rPr>
+          <w:rFonts w:ascii="Candara" w:eastAsia="Now Heavy" w:hAnsi="Candara" w:cs="Now Heavy"/>
+          <w:color w:val="19274F"/>
+          <w:sz w:val="28"/>
+          <w:szCs w:val="28"/>
+        </w:rPr>
+        <w:t xml:space="preserve"> Pemeriksa Aturan Kelistrikan yang ditunjukkan pada kotak berwarna biru, kemudian nantinya akan muncul pop </w:t>
+      </w:r>
+      <w:proofErr w:type="spellStart"/>
+      <w:r>
+        <w:rPr>
+          <w:rFonts w:ascii="Candara" w:eastAsia="Now Heavy" w:hAnsi="Candara" w:cs="Now Heavy"/>
+          <w:color w:val="19274F"/>
+          <w:sz w:val="28"/>
+          <w:szCs w:val="28"/>
+        </w:rPr>
+        <w:t>up</w:t>
+      </w:r>
+      <w:proofErr w:type="spellEnd"/>
+      <w:r>
+        <w:rPr>
+          <w:rFonts w:ascii="Candara" w:eastAsia="Now Heavy" w:hAnsi="Candara" w:cs="Now Heavy"/>
+          <w:color w:val="19274F"/>
+          <w:sz w:val="28"/>
+          <w:szCs w:val="28"/>
+        </w:rPr>
+        <w:t xml:space="preserve"> pemeriksa aturan kelistrikan seperti yang ditunjukkan pada kotak berwarna merah, kemudian untuk melakukan pengecekan jalankan ERC yang ditunjukkan pada kotak berwarna ungu, setelah itu perhatikan kesalahan dan peringatan seperti yang ditunjukkan pada kotak berwarna hitam apabila terdapat kesalahan dan peringatan maka nantinya akan terdapat angka seberapa banyak kesalahan dan peringatan yang ada, dan apabila mencentang kesalahan dan peringatan nantinya akan muncul </w:t>
+      </w:r>
+      <w:proofErr w:type="spellStart"/>
+      <w:r>
+        <w:rPr>
+          <w:rFonts w:ascii="Candara" w:eastAsia="Now Heavy" w:hAnsi="Candara" w:cs="Now Heavy"/>
+          <w:color w:val="19274F"/>
+          <w:sz w:val="28"/>
+          <w:szCs w:val="28"/>
+        </w:rPr>
+        <w:t>list</w:t>
+      </w:r>
+      <w:proofErr w:type="spellEnd"/>
+      <w:r>
+        <w:rPr>
+          <w:rFonts w:ascii="Candara" w:eastAsia="Now Heavy" w:hAnsi="Candara" w:cs="Now Heavy"/>
+          <w:color w:val="19274F"/>
+          <w:sz w:val="28"/>
+          <w:szCs w:val="28"/>
+        </w:rPr>
+        <w:t xml:space="preserve"> kesalahan dan peringatan yang ada pada kotak berwarna kuning, kemudian apabila pengecekan ERC sudah selesai klik tutup. </w:t>
       </w:r>
     </w:p>
     <w:sectPr>
@@ -9921,6 +15491,7 @@
   <w:style w:type="character" w:default="1" w:styleId="FontParagrafDefault">
     <w:name w:val="Default Paragraph Font"/>
     <w:uiPriority w:val="1"/>
+    <w:semiHidden/>
     <w:unhideWhenUsed/>
   </w:style>
   <w:style w:type="table" w:default="1" w:styleId="TabelNormal">
